--- a/downloads/workbook/ai-5-week-29.docx
+++ b/downloads/workbook/ai-5-week-29.docx
@@ -992,6 +992,178 @@
         <w:t>Project connection: For your Image-pattern Network Investigation, save the input, procedure, observed result and limitation of this check. Label this worked example as practice; use a different, previously unreviewed case when checking independent understanding.</w:t>
       </w:r>
     </w:p>
+    <w:p>
+      <w:pPr>
+        <w:pStyle w:val="Heading1"/>
+      </w:pPr>
+      <w:r>
+        <w:t>13. Project portfolio milestone</w:t>
+      </w:r>
+    </w:p>
+    <w:p>
+      <w:r>
+        <w:t>Project: Image-pattern Network Investigation</w:t>
+      </w:r>
+    </w:p>
+    <w:p>
+      <w:r>
+        <w:t>Current milestone: Prepare the demonstration. Gather reproducible instructions, evidence, access checks and remaining limitations.</w:t>
+      </w:r>
+    </w:p>
+    <w:p>
+      <w:r>
+        <w:t>For your Image-pattern Network Investigation, save the input, procedure, observed result and limitation of this check. Label this worked example as practice; use a different, previously unreviewed case when checking independent understanding.</w:t>
+      </w:r>
+    </w:p>
+    <w:tbl>
+      <w:tblPr>
+        <w:tblStyle w:val="LightShading-Accent1"/>
+        <w:tblW w:type="auto" w:w="0"/>
+        <w:tblLook w:firstColumn="1" w:firstRow="1" w:lastColumn="0" w:lastRow="0" w:noHBand="0" w:noVBand="1" w:val="04A0"/>
+      </w:tblPr>
+      <w:tblGrid>
+        <w:gridCol w:w="5112"/>
+        <w:gridCol w:w="5112"/>
+      </w:tblGrid>
+      <w:tr>
+        <w:trPr>
+          <w:tblHeader/>
+        </w:trPr>
+        <w:tc>
+          <w:tcPr>
+            <w:tcW w:type="dxa" w:w="5112"/>
+          </w:tcPr>
+          <w:p>
+            <w:r>
+              <w:t>Evidence to keep</w:t>
+            </w:r>
+          </w:p>
+        </w:tc>
+        <w:tc>
+          <w:tcPr>
+            <w:tcW w:type="dxa" w:w="5112"/>
+          </w:tcPr>
+          <w:p>
+            <w:r>
+              <w:t>My record</w:t>
+            </w:r>
+          </w:p>
+        </w:tc>
+      </w:tr>
+      <w:tr>
+        <w:tc>
+          <w:tcPr>
+            <w:tcW w:type="dxa" w:w="5112"/>
+          </w:tcPr>
+          <w:p>
+            <w:r>
+              <w:t>This week’s input and deciding step</w:t>
+            </w:r>
+          </w:p>
+        </w:tc>
+        <w:tc>
+          <w:tcPr>
+            <w:tcW w:type="dxa" w:w="5112"/>
+          </w:tcPr>
+          <w:p>
+            <w:r/>
+          </w:p>
+        </w:tc>
+      </w:tr>
+      <w:tr>
+        <w:tc>
+          <w:tcPr>
+            <w:tcW w:type="dxa" w:w="5112"/>
+          </w:tcPr>
+          <w:p>
+            <w:r>
+              <w:t>Prediction and actual result (or labelled paper trace)</w:t>
+            </w:r>
+          </w:p>
+        </w:tc>
+        <w:tc>
+          <w:tcPr>
+            <w:tcW w:type="dxa" w:w="5112"/>
+          </w:tcPr>
+          <w:p>
+            <w:r/>
+          </w:p>
+        </w:tc>
+      </w:tr>
+      <w:tr>
+        <w:tc>
+          <w:tcPr>
+            <w:tcW w:type="dxa" w:w="5112"/>
+          </w:tcPr>
+          <w:p>
+            <w:r>
+              <w:t>One change since the previous checkpoint and why</w:t>
+            </w:r>
+          </w:p>
+        </w:tc>
+        <w:tc>
+          <w:tcPr>
+            <w:tcW w:type="dxa" w:w="5112"/>
+          </w:tcPr>
+          <w:p>
+            <w:r/>
+          </w:p>
+        </w:tc>
+      </w:tr>
+      <w:tr>
+        <w:tc>
+          <w:tcPr>
+            <w:tcW w:type="dxa" w:w="5112"/>
+          </w:tcPr>
+          <w:p>
+            <w:r>
+              <w:t>One error or limit and the next test</w:t>
+            </w:r>
+          </w:p>
+        </w:tc>
+        <w:tc>
+          <w:tcPr>
+            <w:tcW w:type="dxa" w:w="5112"/>
+          </w:tcPr>
+          <w:p>
+            <w:r/>
+          </w:p>
+        </w:tc>
+      </w:tr>
+    </w:tbl>
+    <w:p>
+      <w:pPr>
+        <w:pStyle w:val="Heading3"/>
+      </w:pPr>
+      <w:r>
+        <w:t>Explain what this week adds to your project. Reuse last week’s record rather than starting again.</w:t>
+      </w:r>
+    </w:p>
+    <w:p>
+      <w:r>
+        <w:t>________________________________________________________________</w:t>
+      </w:r>
+    </w:p>
+    <w:p>
+      <w:r>
+        <w:t>________________________________________________________________</w:t>
+      </w:r>
+    </w:p>
+    <w:p>
+      <w:r>
+        <w:t>________________________________________________________________</w:t>
+      </w:r>
+    </w:p>
+    <w:p>
+      <w:r>
+        <w:t>________________________________________________________________</w:t>
+      </w:r>
+    </w:p>
+    <w:p>
+      <w:r>
+        <w:t>________________________________________________________________</w:t>
+      </w:r>
+    </w:p>
     <w:sectPr>
       <w:pgSz w:w="12240" w:h="15840"/>
       <w:pgMar w:top="936" w:right="1008" w:bottom="936" w:left="1008" w:header="720" w:footer="720" w:gutter="0"/>

--- a/downloads/workbook/ai-5-week-29.docx
+++ b/downloads/workbook/ai-5-week-29.docx
@@ -1164,6 +1164,248 @@
         <w:t>________________________________________________________________</w:t>
       </w:r>
     </w:p>
+    <w:p>
+      <w:pPr>
+        <w:pStyle w:val="Heading1"/>
+      </w:pPr>
+      <w:r>
+        <w:t>14. Supported practice and learning evidence</w:t>
+      </w:r>
+    </w:p>
+    <w:p>
+      <w:r>
+        <w:t>Use this supported practice once, in the browser or on paper. Keep the reserved independent assessment for a separate first attempt before teacher feedback.</w:t>
+      </w:r>
+    </w:p>
+    <w:p>
+      <w:r>
+        <w:t>Keep positive-class probability separate from confidence in the chosen label.</w:t>
+      </w:r>
+    </w:p>
+    <w:p>
+      <w:pPr>
+        <w:pStyle w:val="Heading3"/>
+      </w:pPr>
+      <w:r>
+        <w:t>Practice 1: explain the deciding evidence</w:t>
+      </w:r>
+    </w:p>
+    <w:p>
+      <w:r>
+        <w:t>Which labelled step matches this detail? Accept confidence&gt;=0.8: A and C; accuracy 1/2 and coverage 2/3.</w:t>
+      </w:r>
+    </w:p>
+    <w:p>
+      <w:r>
+        <w:t>1. Selected-label confidence</w:t>
+      </w:r>
+    </w:p>
+    <w:p>
+      <w:r>
+        <w:t>2. Selective review</w:t>
+      </w:r>
+    </w:p>
+    <w:p>
+      <w:r>
+        <w:t>3. Predictions</w:t>
+      </w:r>
+    </w:p>
+    <w:p>
+      <w:pPr>
+        <w:pStyle w:val="Heading3"/>
+      </w:pPr>
+      <w:r>
+        <w:t>My selected conclusion, deciding fact and explanation</w:t>
+      </w:r>
+    </w:p>
+    <w:p>
+      <w:r>
+        <w:t>________________________________________________________________</w:t>
+      </w:r>
+    </w:p>
+    <w:p>
+      <w:r>
+        <w:t>________________________________________________________________</w:t>
+      </w:r>
+    </w:p>
+    <w:p>
+      <w:r>
+        <w:t>________________________________________________________________</w:t>
+      </w:r>
+    </w:p>
+    <w:p>
+      <w:r>
+        <w:t>________________________________________________________________</w:t>
+      </w:r>
+    </w:p>
+    <w:p>
+      <w:r>
+        <w:t>________________________________________________________________</w:t>
+      </w:r>
+    </w:p>
+    <w:p>
+      <w:r>
+        <w:t>Hint if needed: Read the steps in the pictorial case. Match the supplied detail to the stage that performs or records it.</w:t>
+      </w:r>
+    </w:p>
+    <w:p>
+      <w:r>
+        <w:t>After your attempt, compare with the supported explanation: Selective review Accept confidence&gt;=0.8: A and C; accuracy 1/2 and coverage 2/3. Positive-class probability and confidence in the chosen label differ when the predicted class is zero. For C, a class-one probability of 0.2 gives class-zero confidence 0.8 under this toy rule. Selective accuracy counts only accepted cases; coverage counts how many were accepted. A stricter cutoff can retain a confidently wrong case and lower accuracy on this supplied set.</w:t>
+      </w:r>
+    </w:p>
+    <w:p>
+      <w:pPr>
+        <w:pStyle w:val="Heading3"/>
+      </w:pPr>
+      <w:r>
+        <w:t>Practice 2: explain the deciding evidence</w:t>
+      </w:r>
+    </w:p>
+    <w:p>
+      <w:r>
+        <w:t>Changed-case practice: Raise the acceptance cutoff to 0.85. Which conclusion is supported by the supplied facts?</w:t>
+      </w:r>
+    </w:p>
+    <w:p>
+      <w:r>
+        <w:t>1. This one example guarantees correct results for every future input.</w:t>
+      </w:r>
+    </w:p>
+    <w:p>
+      <w:r>
+        <w:t>2. We can decide the result without examining the changed input or the procedure.</w:t>
+      </w:r>
+    </w:p>
+    <w:p>
+      <w:r>
+        <w:t>3. Only A is accepted: accuracy 0/1, coverage 1/3.</w:t>
+      </w:r>
+    </w:p>
+    <w:p>
+      <w:pPr>
+        <w:pStyle w:val="Heading3"/>
+      </w:pPr>
+      <w:r>
+        <w:t>My selected conclusion, deciding fact and explanation</w:t>
+      </w:r>
+    </w:p>
+    <w:p>
+      <w:r>
+        <w:t>________________________________________________________________</w:t>
+      </w:r>
+    </w:p>
+    <w:p>
+      <w:r>
+        <w:t>________________________________________________________________</w:t>
+      </w:r>
+    </w:p>
+    <w:p>
+      <w:r>
+        <w:t>________________________________________________________________</w:t>
+      </w:r>
+    </w:p>
+    <w:p>
+      <w:r>
+        <w:t>________________________________________________________________</w:t>
+      </w:r>
+    </w:p>
+    <w:p>
+      <w:r>
+        <w:t>________________________________________________________________</w:t>
+      </w:r>
+    </w:p>
+    <w:p>
+      <w:r>
+        <w:t>Hint if needed: Use the changed condition and the deciding step in the pictorial trace. The answer must say what follows from those facts.</w:t>
+      </w:r>
+    </w:p>
+    <w:p>
+      <w:r>
+        <w:t>After your attempt, compare with the supported explanation: Only A is accepted: accuracy 0/1, coverage 1/3. The most confident supplied case is wrong; a stricter cutoff is not guaranteed to improve this set’s accuracy.</w:t>
+      </w:r>
+    </w:p>
+    <w:p>
+      <w:pPr>
+        <w:pStyle w:val="Heading3"/>
+      </w:pPr>
+      <w:r>
+        <w:t>Repair a missing building block</w:t>
+      </w:r>
+    </w:p>
+    <w:p>
+      <w:r>
+        <w:t>Review Transfer learning (ai-5/28). Goal: Trace a reused feature extractor and a newly fitted output head. Short practice: Which part was trained for the new task? Point to the relevant step in the picture, then write the changed result and the rule or evidence that supports it.. Return to this week and explain what you changed.</w:t>
+      </w:r>
+    </w:p>
+    <w:p>
+      <w:r>
+        <w:t>Review Embeddings and neighbourhoods (ai-5/26). Goal: Look up a vector using a token ID and preserve sequence shape. Short practice: What would justify claiming nearby vectors mean related topics? Point to the relevant step in the picture, then write the changed result and the rule or evidence that supports it.. Return to this week and explain what you changed.</w:t>
+      </w:r>
+    </w:p>
+    <w:p>
+      <w:r>
+        <w:t>Review Training a small image model (ai-5/23). Goal: Trace a complete image model with fixed features and one trained weight. Short practice: Does lower training loss alone establish that four updates generalise better? Point to the relevant step in the picture, then write the changed result and the rule or evidence that supports it.. Return to this week and explain what you changed.</w:t>
+      </w:r>
+    </w:p>
+    <w:p>
+      <w:pPr>
+        <w:pStyle w:val="Heading3"/>
+      </w:pPr>
+      <w:r>
+        <w:t>Predict, run and debug</w:t>
+      </w:r>
+    </w:p>
+    <w:p>
+      <w:r>
+        <w:t>The browser lab lets you edit the supported Python examples already included in this lesson. Predict first, run, inspect the actual output or error, change one input, then run again. Keep code, predictions, actual results and a reasoned revision together. On paper, label your result as a trace rather than an execution.</w:t>
+      </w:r>
+    </w:p>
+    <w:p>
+      <w:pPr>
+        <w:pStyle w:val="Heading3"/>
+      </w:pPr>
+      <w:r>
+        <w:t>Keep your completed work</w:t>
+      </w:r>
+    </w:p>
+    <w:p>
+      <w:r>
+        <w:t>Use Download completed work in the hosted lesson to export your answers, reflections, practice feedback and code-run evidence. Open the HTML copy to read or print it. Drafts stay in this browser when storage is available; clear drafts on a shared device.</w:t>
+      </w:r>
+    </w:p>
+    <w:p>
+      <w:pPr>
+        <w:pStyle w:val="Heading3"/>
+      </w:pPr>
+      <w:r>
+        <w:t>What I repaired, the evidence I kept and the next test</w:t>
+      </w:r>
+    </w:p>
+    <w:p>
+      <w:r>
+        <w:t>________________________________________________________________</w:t>
+      </w:r>
+    </w:p>
+    <w:p>
+      <w:r>
+        <w:t>________________________________________________________________</w:t>
+      </w:r>
+    </w:p>
+    <w:p>
+      <w:r>
+        <w:t>________________________________________________________________</w:t>
+      </w:r>
+    </w:p>
+    <w:p>
+      <w:r>
+        <w:t>________________________________________________________________</w:t>
+      </w:r>
+    </w:p>
+    <w:p>
+      <w:r>
+        <w:t>________________________________________________________________</w:t>
+      </w:r>
+    </w:p>
     <w:sectPr>
       <w:pgSz w:w="12240" w:h="15840"/>
       <w:pgMar w:top="936" w:right="1008" w:bottom="936" w:left="1008" w:header="720" w:footer="720" w:gutter="0"/>

--- a/downloads/workbook/ai-5-week-29.docx
+++ b/downloads/workbook/ai-5-week-29.docx
@@ -30,33 +30,45 @@
     </w:p>
     <w:p>
       <w:r>
-        <w:t>Try the recall before opening notes. Then use a different colour or a labelled second line to correct your explanation.</w:t>
+        <w:t>Record your starting explanation for Uncertainty and failure analysis before opening notes. Show any later correction separately.</w:t>
       </w:r>
     </w:p>
     <w:p>
       <w:pPr>
-        <w:pStyle w:val="Heading3"/>
-      </w:pPr>
-      <w:r>
-        <w:t>Transfer learning</w:t>
+        <w:spacing w:line="336" w:lineRule="auto" w:after="180"/>
+      </w:pPr>
+      <w:r>
+        <w:rPr>
+          <w:b w:val="0"/>
+        </w:rPr>
+        <w:t>Try the recall before opening notes. Then use a different colour or a labelled second line to correct your explanation.</w:t>
       </w:r>
     </w:p>
     <w:p>
-      <w:r>
-        <w:t>Without opening the old lesson, explain one key idea from Transfer learning. Give an example and a mistake that the idea helps you avoid.</w:t>
+      <w:pPr>
+        <w:pStyle w:val="Heading3"/>
+      </w:pPr>
+      <w:r>
+        <w:t>Transfer learning</w:t>
       </w:r>
     </w:p>
     <w:p>
       <w:pPr>
-        <w:pStyle w:val="Heading3"/>
-      </w:pPr>
-      <w:r>
-        <w:t>My remembered idea, example and correction</w:t>
+        <w:spacing w:line="336" w:lineRule="auto" w:after="180"/>
+      </w:pPr>
+      <w:r>
+        <w:rPr>
+          <w:b w:val="0"/>
+        </w:rPr>
+        <w:t>Without opening the old lesson, explain one key idea from Transfer learning. Give an example and a mistake that the idea helps you avoid.</w:t>
       </w:r>
     </w:p>
     <w:p>
-      <w:r>
-        <w:t>________________________________________________________________</w:t>
+      <w:pPr>
+        <w:pStyle w:val="Heading3"/>
+      </w:pPr>
+      <w:r>
+        <w:t>My remembered idea, example and correction</w:t>
       </w:r>
     </w:p>
     <w:p>
@@ -70,29 +82,35 @@
       </w:r>
     </w:p>
     <w:p>
-      <w:pPr>
-        <w:pStyle w:val="Heading3"/>
-      </w:pPr>
-      <w:r>
-        <w:t>Embeddings and neighbourhoods</w:t>
+      <w:r>
+        <w:t>________________________________________________________________</w:t>
       </w:r>
     </w:p>
     <w:p>
-      <w:r>
-        <w:t>Without opening the old lesson, explain one key idea from Embeddings and neighbourhoods. Give an example and a mistake that the idea helps you avoid.</w:t>
+      <w:pPr>
+        <w:pStyle w:val="Heading3"/>
+      </w:pPr>
+      <w:r>
+        <w:t>Embeddings and neighbourhoods</w:t>
       </w:r>
     </w:p>
     <w:p>
       <w:pPr>
-        <w:pStyle w:val="Heading3"/>
-      </w:pPr>
-      <w:r>
-        <w:t>My remembered idea, example and correction</w:t>
+        <w:spacing w:line="336" w:lineRule="auto" w:after="180"/>
+      </w:pPr>
+      <w:r>
+        <w:rPr>
+          <w:b w:val="0"/>
+        </w:rPr>
+        <w:t>Without opening the old lesson, explain one key idea from Embeddings and neighbourhoods. Give an example and a mistake that the idea helps you avoid.</w:t>
       </w:r>
     </w:p>
     <w:p>
-      <w:r>
-        <w:t>________________________________________________________________</w:t>
+      <w:pPr>
+        <w:pStyle w:val="Heading3"/>
+      </w:pPr>
+      <w:r>
+        <w:t>My remembered idea, example and correction</w:t>
       </w:r>
     </w:p>
     <w:p>
@@ -106,29 +124,47 @@
       </w:r>
     </w:p>
     <w:p>
-      <w:pPr>
-        <w:pStyle w:val="Heading3"/>
-      </w:pPr>
-      <w:r>
-        <w:t>Training a small image model</w:t>
+      <w:r>
+        <w:t>________________________________________________________________</w:t>
       </w:r>
     </w:p>
     <w:p>
-      <w:r>
-        <w:t>Without opening the old lesson, explain one key idea from Training a small image model. Give an example and a mistake that the idea helps you avoid.</w:t>
+      <w:pPr>
+        <w:pStyle w:val="Heading3"/>
+      </w:pPr>
+      <w:r>
+        <w:t>Training a small image model</w:t>
       </w:r>
     </w:p>
     <w:p>
       <w:pPr>
-        <w:pStyle w:val="Heading3"/>
-      </w:pPr>
-      <w:r>
-        <w:t>My remembered idea, example and correction</w:t>
+        <w:spacing w:line="336" w:lineRule="auto" w:after="180"/>
+      </w:pPr>
+      <w:r>
+        <w:rPr>
+          <w:b w:val="0"/>
+        </w:rPr>
+        <w:t xml:space="preserve">Without opening the old lesson, explain one key idea from </w:t>
+      </w:r>
+      <w:r>
+        <w:rPr>
+          <w:b/>
+        </w:rPr>
+        <w:t>Training</w:t>
+      </w:r>
+      <w:r>
+        <w:rPr>
+          <w:b w:val="0"/>
+        </w:rPr>
+        <w:t xml:space="preserve"> a small image model. Give an example and a mistake that the idea helps you avoid.</w:t>
       </w:r>
     </w:p>
     <w:p>
-      <w:r>
-        <w:t>________________________________________________________________</w:t>
+      <w:pPr>
+        <w:pStyle w:val="Heading3"/>
+      </w:pPr>
+      <w:r>
+        <w:t>My remembered idea, example and correction</w:t>
       </w:r>
     </w:p>
     <w:p>
@@ -142,15 +178,31 @@
       </w:r>
     </w:p>
     <w:p>
-      <w:pPr>
-        <w:pStyle w:val="Heading1"/>
-      </w:pPr>
-      <w:r>
-        <w:t>02. Practise with fading help</w:t>
+      <w:r>
+        <w:t>________________________________________________________________</w:t>
       </w:r>
     </w:p>
     <w:p>
-      <w:r>
+      <w:pPr>
+        <w:pStyle w:val="Heading1"/>
+      </w:pPr>
+      <w:r>
+        <w:t>02. Practise with fading help</w:t>
+      </w:r>
+    </w:p>
+    <w:p>
+      <w:r>
+        <w:t>Complete the supported Uncertainty and failure analysis trace and record the first step you can explain without help.</w:t>
+      </w:r>
+    </w:p>
+    <w:p>
+      <w:pPr>
+        <w:spacing w:line="336" w:lineRule="auto" w:after="180"/>
+      </w:pPr>
+      <w:r>
+        <w:rPr>
+          <w:b w:val="0"/>
+        </w:rPr>
         <w:t>Use W2: Count both types of error for Uncertainty and failure analysis. Record the answer once; the lesson and workbook refer to the same attempt.</w:t>
       </w:r>
     </w:p>
@@ -279,25 +331,37 @@
     </w:p>
     <w:p>
       <w:r>
-        <w:t>Use the worked case for Uncertainty and failure analysis. Proposed explanation: “A low p1 always means low confidence”. Decide whether this explanation is supported. Point to the step or supplied fact that decides; explain your repair if needed.</w:t>
+        <w:t>Check the proposed Uncertainty and failure analysis explanation against the supplied facts before discussing it.</w:t>
       </w:r>
     </w:p>
     <w:p>
       <w:pPr>
-        <w:pStyle w:val="Heading3"/>
-      </w:pPr>
-      <w:r>
-        <w:t>My explanation before partner discussion</w:t>
+        <w:spacing w:line="336" w:lineRule="auto" w:after="180"/>
+      </w:pPr>
+      <w:r>
+        <w:rPr>
+          <w:b w:val="0"/>
+        </w:rPr>
+        <w:t>Use the worked case for Uncertainty and failure analysis. Proposed explanation: “A low p1 always means low confidence”. Decide whether this explanation is supported.</w:t>
       </w:r>
     </w:p>
     <w:p>
-      <w:r>
-        <w:t>________________________________________________________________</w:t>
+      <w:pPr>
+        <w:spacing w:line="336" w:lineRule="auto" w:after="180"/>
+      </w:pPr>
+      <w:r>
+        <w:rPr>
+          <w:b w:val="0"/>
+        </w:rPr>
+        <w:t>Point to the step or supplied fact that decides; explain your repair if needed.</w:t>
       </w:r>
     </w:p>
     <w:p>
-      <w:r>
-        <w:t>________________________________________________________________</w:t>
+      <w:pPr>
+        <w:pStyle w:val="Heading3"/>
+      </w:pPr>
+      <w:r>
+        <w:t>My explanation before partner discussion</w:t>
       </w:r>
     </w:p>
     <w:p>
@@ -311,52 +375,88 @@
       </w:r>
     </w:p>
     <w:p>
-      <w:pPr>
-        <w:pStyle w:val="Heading1"/>
-      </w:pPr>
-      <w:r>
-        <w:t>04. Independent transfer case</w:t>
+      <w:r>
+        <w:t>________________________________________________________________</w:t>
       </w:r>
     </w:p>
     <w:p>
-      <w:pPr>
-        <w:pStyle w:val="Heading3"/>
-      </w:pPr>
-      <w:r>
-        <w:t>Independent case: Analyse new outputs independently</w:t>
+      <w:r>
+        <w:t>________________________________________________________________</w:t>
       </w:r>
     </w:p>
     <w:p>
-      <w:r>
-        <w:t>Four new cases have (p1, reference label): K (0.85, 0), L (0.70, 1), M (0.30, 0), N (0.05, 0). Give predictions and confidences, overall accuracy, and accepted cases at cutoff 0.80. Calculate coverage and accepted-case accuracy. Does this policy improve accuracy on the accepted subset here?</w:t>
+      <w:pPr>
+        <w:pStyle w:val="Heading1"/>
+      </w:pPr>
+      <w:r>
+        <w:t>04. Independent transfer case</w:t>
       </w:r>
     </w:p>
     <w:p>
-      <w:pPr>
-        <w:pStyle w:val="Heading3"/>
-      </w:pPr>
-      <w:r>
-        <w:t>My independent explanation, trace and limits</w:t>
+      <w:r>
+        <w:t>Write one first attempt at the reserved independent case before feedback. Repeated copies of that case refer to the same recorded attempt.</w:t>
       </w:r>
     </w:p>
     <w:p>
-      <w:r>
-        <w:t>________________________________________________________________</w:t>
+      <w:pPr>
+        <w:pStyle w:val="Heading3"/>
+      </w:pPr>
+      <w:r>
+        <w:t>Independent case: Analyse new outputs independently</w:t>
       </w:r>
     </w:p>
     <w:p>
-      <w:r>
-        <w:t>________________________________________________________________</w:t>
+      <w:pPr>
+        <w:spacing w:line="336" w:lineRule="auto" w:after="180"/>
+      </w:pPr>
+      <w:r>
+        <w:rPr>
+          <w:b w:val="0"/>
+        </w:rPr>
+        <w:t xml:space="preserve">Four new cases have (p1, reference label): K (0.85, 0), L (0.70, 1), M (0.30, 0), N (0.05, 0). Give </w:t>
+      </w:r>
+      <w:r>
+        <w:rPr>
+          <w:b/>
+        </w:rPr>
+        <w:t>prediction</w:t>
+      </w:r>
+      <w:r>
+        <w:rPr>
+          <w:b w:val="0"/>
+        </w:rPr>
+        <w:t>s and confidences, overall accuracy, and accepted cases at cutoff 0.80.</w:t>
       </w:r>
     </w:p>
     <w:p>
-      <w:r>
-        <w:t>________________________________________________________________</w:t>
+      <w:pPr>
+        <w:spacing w:line="336" w:lineRule="auto" w:after="180"/>
+      </w:pPr>
+      <w:r>
+        <w:rPr>
+          <w:b w:val="0"/>
+        </w:rPr>
+        <w:t xml:space="preserve">Calculate </w:t>
+      </w:r>
+      <w:r>
+        <w:rPr>
+          <w:b/>
+        </w:rPr>
+        <w:t>coverage</w:t>
+      </w:r>
+      <w:r>
+        <w:rPr>
+          <w:b w:val="0"/>
+        </w:rPr>
+        <w:t xml:space="preserve"> and accepted-case accuracy. Does this policy improve accuracy on the accepted subset here?</w:t>
       </w:r>
     </w:p>
     <w:p>
-      <w:r>
-        <w:t>________________________________________________________________</w:t>
+      <w:pPr>
+        <w:pStyle w:val="Heading3"/>
+      </w:pPr>
+      <w:r>
+        <w:t>My independent explanation, trace and limits</w:t>
       </w:r>
     </w:p>
     <w:p>
@@ -376,53 +476,65 @@
     </w:p>
     <w:p>
       <w:r>
-        <w:t>Attempt this case before feedback. Record any help. Earlier examples below are further practice; a case already practised with feedback cannot establish fresh transfer.</w:t>
+        <w:t>________________________________________________________________</w:t>
       </w:r>
     </w:p>
     <w:p>
-      <w:pPr>
-        <w:pStyle w:val="Heading1"/>
-      </w:pPr>
-      <w:r>
-        <w:t>05. W1 Separate confidence from correctness</w:t>
+      <w:r>
+        <w:t>________________________________________________________________</w:t>
       </w:r>
     </w:p>
     <w:p>
       <w:r>
-        <w:t>For B, E and F, give the predicted class, selected-class confidence and correctness. Explain why p1 = 0.10 does not mean F has low confidence in its predicted class.</w:t>
+        <w:t>________________________________________________________________</w:t>
       </w:r>
     </w:p>
     <w:p>
-      <w:pPr>
-        <w:pStyle w:val="Heading3"/>
-      </w:pPr>
-      <w:r>
-        <w:t>My reasoning and evidence</w:t>
+      <w:r>
+        <w:t>________________________________________________________________</w:t>
       </w:r>
     </w:p>
     <w:p>
-      <w:r>
-        <w:t>________________________________________________________________</w:t>
+      <w:pPr>
+        <w:spacing w:line="336" w:lineRule="auto" w:after="180"/>
+      </w:pPr>
+      <w:r>
+        <w:rPr>
+          <w:b w:val="0"/>
+        </w:rPr>
+        <w:t>Attempt this case before feedback. Record any help. Earlier examples below are further practice; a case already practised with feedback cannot establish fresh transfer.</w:t>
       </w:r>
     </w:p>
     <w:p>
-      <w:r>
-        <w:t>________________________________________________________________</w:t>
+      <w:pPr>
+        <w:pStyle w:val="Heading1"/>
+      </w:pPr>
+      <w:r>
+        <w:t>05. W1 Separate confidence from correctness</w:t>
       </w:r>
     </w:p>
     <w:p>
       <w:r>
-        <w:t>________________________________________________________________</w:t>
+        <w:t>Separate confidence from correctness. Apply the supplied Uncertainty and failure analysis facts and keep your reasoning.</w:t>
       </w:r>
     </w:p>
     <w:p>
-      <w:r>
-        <w:t>________________________________________________________________</w:t>
+      <w:pPr>
+        <w:spacing w:line="336" w:lineRule="auto" w:after="180"/>
+      </w:pPr>
+      <w:r>
+        <w:rPr>
+          <w:b w:val="0"/>
+        </w:rPr>
+        <w:t>For B, E and F, give the predicted class, selected-class confidence and correctness. Explain why p1 = 0.10 does not mean F has low confidence in its predicted class.</w:t>
       </w:r>
     </w:p>
     <w:p>
-      <w:r>
-        <w:t>________________________________________________________________</w:t>
+      <w:pPr>
+        <w:pStyle w:val="Heading3"/>
+      </w:pPr>
+      <w:r>
+        <w:t>My reasoning and evidence</w:t>
       </w:r>
     </w:p>
     <w:p>
@@ -431,24 +543,18 @@
       </w:r>
     </w:p>
     <w:p>
-      <w:pPr>
-        <w:pStyle w:val="Heading1"/>
-      </w:pPr>
-      <w:r>
-        <w:t>06. W2 Count both types of error</w:t>
+      <w:r>
+        <w:t>________________________________________________________________</w:t>
       </w:r>
     </w:p>
     <w:p>
       <w:r>
-        <w:t>For all six cases, list false positives and false negatives, count true positives and true negatives, and calculate overall accuracy. Why might a single accuracy hide useful information?</w:t>
+        <w:t>________________________________________________________________</w:t>
       </w:r>
     </w:p>
     <w:p>
-      <w:pPr>
-        <w:pStyle w:val="Heading3"/>
-      </w:pPr>
-      <w:r>
-        <w:t>My reasoning and evidence</w:t>
+      <w:r>
+        <w:t>________________________________________________________________</w:t>
       </w:r>
     </w:p>
     <w:p>
@@ -462,44 +568,51 @@
       </w:r>
     </w:p>
     <w:p>
-      <w:r>
-        <w:t>________________________________________________________________</w:t>
+      <w:pPr>
+        <w:pStyle w:val="Heading1"/>
+      </w:pPr>
+      <w:r>
+        <w:t>06. W2 Count both types of error</w:t>
       </w:r>
     </w:p>
     <w:p>
       <w:r>
-        <w:t>________________________________________________________________</w:t>
+        <w:t>Count both types of error. Apply the supplied Uncertainty and failure analysis facts and keep your reasoning.</w:t>
       </w:r>
     </w:p>
     <w:p>
-      <w:r>
-        <w:t>________________________________________________________________</w:t>
+      <w:pPr>
+        <w:spacing w:line="336" w:lineRule="auto" w:after="180"/>
+        <w:shd w:fill="F5F1FB"/>
+      </w:pPr>
+      <w:r>
+        <w:rPr>
+          <w:b w:val="0"/>
+        </w:rPr>
+        <w:t>For all six cases, list false positives and false negatives, count true positives and true negatives, and calculate overall accuracy. Why might a single accuracy hide useful information?</w:t>
       </w:r>
     </w:p>
     <w:p>
-      <w:r>
-        <w:t>________________________________________________________________</w:t>
+      <w:pPr>
+        <w:pStyle w:val="Heading3"/>
+      </w:pPr>
+      <w:r>
+        <w:t>My reasoning and evidence</w:t>
       </w:r>
     </w:p>
     <w:p>
-      <w:pPr>
-        <w:pStyle w:val="Heading1"/>
-      </w:pPr>
-      <w:r>
-        <w:t>07. W3 Audit the review policy</w:t>
+      <w:r>
+        <w:t>________________________________________________________________</w:t>
       </w:r>
     </w:p>
     <w:p>
       <w:r>
-        <w:t>At cutoff 0.80, list accepted and deferred cases, coverage and accepted-case accuracy. Can you calculate final accuracy after human review from the supplied data? What does the report function return for accepted-case accuracy at cutoff 0.99?</w:t>
+        <w:t>________________________________________________________________</w:t>
       </w:r>
     </w:p>
     <w:p>
-      <w:pPr>
-        <w:pStyle w:val="Heading3"/>
-      </w:pPr>
-      <w:r>
-        <w:t>My reasoning and evidence</w:t>
+      <w:r>
+        <w:t>________________________________________________________________</w:t>
       </w:r>
     </w:p>
     <w:p>
@@ -518,39 +631,65 @@
       </w:r>
     </w:p>
     <w:p>
-      <w:r>
-        <w:t>________________________________________________________________</w:t>
+      <w:pPr>
+        <w:pStyle w:val="Heading1"/>
+      </w:pPr>
+      <w:r>
+        <w:t>07. W3 Audit the review policy</w:t>
       </w:r>
     </w:p>
     <w:p>
       <w:r>
-        <w:t>________________________________________________________________</w:t>
+        <w:t>Audit the review policy. Apply the supplied Uncertainty and failure analysis facts and keep your reasoning.</w:t>
       </w:r>
     </w:p>
     <w:p>
-      <w:r>
-        <w:t>________________________________________________________________</w:t>
+      <w:pPr>
+        <w:spacing w:line="336" w:lineRule="auto" w:after="180"/>
+        <w:shd w:fill="F5F1FB"/>
+      </w:pPr>
+      <w:r>
+        <w:rPr>
+          <w:b w:val="0"/>
+        </w:rPr>
+        <w:t xml:space="preserve">At cutoff 0.80, list accepted and deferred cases, </w:t>
+      </w:r>
+      <w:r>
+        <w:rPr>
+          <w:b/>
+        </w:rPr>
+        <w:t>coverage</w:t>
+      </w:r>
+      <w:r>
+        <w:rPr>
+          <w:b w:val="0"/>
+        </w:rPr>
+        <w:t xml:space="preserve"> and accepted-case accuracy. Can you calculate final accuracy after human review from the supplied data?</w:t>
       </w:r>
     </w:p>
     <w:p>
       <w:pPr>
-        <w:pStyle w:val="Heading1"/>
-      </w:pPr>
-      <w:r>
-        <w:t>08. W4 Analyse new outputs independently</w:t>
+        <w:spacing w:line="336" w:lineRule="auto" w:after="180"/>
+        <w:shd w:fill="F5F1FB"/>
+      </w:pPr>
+      <w:r>
+        <w:rPr>
+          <w:b w:val="0"/>
+        </w:rPr>
+        <w:t>What does the report function return for accepted-case accuracy at cutoff 0.99?</w:t>
       </w:r>
     </w:p>
     <w:p>
-      <w:r>
-        <w:t>Four new cases have (p1, reference label): K (0.85, 0), L (0.70, 1), M (0.30, 0), N (0.05, 0). Give predictions and confidences, overall accuracy, and accepted cases at cutoff 0.80. Calculate coverage and accepted-case accuracy. Does this policy improve accuracy on the accepted subset here?</w:t>
+      <w:pPr>
+        <w:pStyle w:val="Heading3"/>
+      </w:pPr>
+      <w:r>
+        <w:t>My reasoning and evidence</w:t>
       </w:r>
     </w:p>
     <w:p>
-      <w:pPr>
-        <w:pStyle w:val="Heading3"/>
-      </w:pPr>
-      <w:r>
-        <w:t>My reasoning and evidence</w:t>
+      <w:r>
+        <w:t>________________________________________________________________</w:t>
       </w:r>
     </w:p>
     <w:p>
@@ -579,39 +718,75 @@
       </w:r>
     </w:p>
     <w:p>
-      <w:r>
-        <w:t>________________________________________________________________</w:t>
+      <w:pPr>
+        <w:pStyle w:val="Heading1"/>
+      </w:pPr>
+      <w:r>
+        <w:t>08. W4 Analyse new outputs independently</w:t>
       </w:r>
     </w:p>
     <w:p>
       <w:r>
-        <w:t>________________________________________________________________</w:t>
+        <w:t>Attempt before feedback. If this repeats the selected independent case, reuse that first attempt; otherwise keep a separate record. Analyse new outputs independently. Apply the supplied Uncertainty and failure analysis facts and keep your reasoning.</w:t>
       </w:r>
     </w:p>
     <w:p>
-      <w:r>
-        <w:t>________________________________________________________________</w:t>
+      <w:pPr>
+        <w:spacing w:line="336" w:lineRule="auto" w:after="180"/>
+      </w:pPr>
+      <w:r>
+        <w:rPr>
+          <w:b w:val="0"/>
+        </w:rPr>
+        <w:t xml:space="preserve">Four new cases have (p1, reference label): K (0.85, 0), L (0.70, 1), M (0.30, 0), N (0.05, 0). Give </w:t>
+      </w:r>
+      <w:r>
+        <w:rPr>
+          <w:b/>
+        </w:rPr>
+        <w:t>prediction</w:t>
+      </w:r>
+      <w:r>
+        <w:rPr>
+          <w:b w:val="0"/>
+        </w:rPr>
+        <w:t>s and confidences, overall accuracy, and accepted cases at cutoff 0.80.</w:t>
       </w:r>
     </w:p>
     <w:p>
       <w:pPr>
-        <w:pStyle w:val="Heading1"/>
-      </w:pPr>
-      <w:r>
-        <w:t>09. W5 Design a failure investigation</w:t>
+        <w:spacing w:line="336" w:lineRule="auto" w:after="180"/>
+      </w:pPr>
+      <w:r>
+        <w:rPr>
+          <w:b w:val="0"/>
+        </w:rPr>
+        <w:t xml:space="preserve">Calculate </w:t>
+      </w:r>
+      <w:r>
+        <w:rPr>
+          <w:b/>
+        </w:rPr>
+        <w:t>coverage</w:t>
+      </w:r>
+      <w:r>
+        <w:rPr>
+          <w:b w:val="0"/>
+        </w:rPr>
+        <w:t xml:space="preserve"> and accepted-case accuracy. Does this policy improve accuracy on the accepted subset here?</w:t>
       </w:r>
     </w:p>
     <w:p>
-      <w:r>
-        <w:t>All three blurred cases are wrong. A team claims blur caused the errors and plans to put clear images in training and their blurred copies in final evaluation. Identify the unsupported claim and the split problem; propose a better investigation.</w:t>
+      <w:pPr>
+        <w:pStyle w:val="Heading3"/>
+      </w:pPr>
+      <w:r>
+        <w:t>My reasoning and evidence</w:t>
       </w:r>
     </w:p>
     <w:p>
-      <w:pPr>
-        <w:pStyle w:val="Heading3"/>
-      </w:pPr>
-      <w:r>
-        <w:t>My reasoning and evidence</w:t>
+      <w:r>
+        <w:t>________________________________________________________________</w:t>
       </w:r>
     </w:p>
     <w:p>
@@ -645,39 +820,63 @@
       </w:r>
     </w:p>
     <w:p>
-      <w:pPr>
-        <w:pStyle w:val="Heading1"/>
-      </w:pPr>
-      <w:r>
-        <w:t>10. Project checkpoint and reflection</w:t>
+      <w:r>
+        <w:t>________________________________________________________________</w:t>
       </w:r>
     </w:p>
     <w:p>
-      <w:r>
-        <w:t>Add a labelled uncertainty and failure analysis evidence sheet to Image-pattern Network Investigation. Show how you can distinguish a predicted class, confidence score and observed correctness. Use the supplied fictional case and keep its inputs, intermediate steps, calculation or prediction, and limitation. Connect this record to last week’s record; a matching answer without a trace is insufficient.</w:t>
+      <w:pPr>
+        <w:pStyle w:val="Heading1"/>
+      </w:pPr>
+      <w:r>
+        <w:t>09. W5 Design a failure investigation</w:t>
       </w:r>
     </w:p>
     <w:p>
-      <w:pPr>
-        <w:pStyle w:val="Heading3"/>
-      </w:pPr>
-      <w:r>
-        <w:t>My project change, supporting evidence and remaining limit</w:t>
+      <w:r>
+        <w:t>Design a failure investigation. Apply the supplied Uncertainty and failure analysis facts and keep your reasoning.</w:t>
       </w:r>
     </w:p>
     <w:p>
-      <w:r>
-        <w:t>________________________________________________________________</w:t>
+      <w:pPr>
+        <w:spacing w:line="336" w:lineRule="auto" w:after="180"/>
+      </w:pPr>
+      <w:r>
+        <w:rPr>
+          <w:b w:val="0"/>
+        </w:rPr>
+        <w:t xml:space="preserve">All three blurred cases are wrong. A team claims blur caused the errors and plans to put clear images in </w:t>
+      </w:r>
+      <w:r>
+        <w:rPr>
+          <w:b/>
+        </w:rPr>
+        <w:t>training</w:t>
+      </w:r>
+      <w:r>
+        <w:rPr>
+          <w:b w:val="0"/>
+        </w:rPr>
+        <w:t xml:space="preserve"> and their blurred copies in final evaluation.</w:t>
       </w:r>
     </w:p>
     <w:p>
-      <w:r>
-        <w:t>________________________________________________________________</w:t>
+      <w:pPr>
+        <w:spacing w:line="336" w:lineRule="auto" w:after="180"/>
+      </w:pPr>
+      <w:r>
+        <w:rPr>
+          <w:b w:val="0"/>
+        </w:rPr>
+        <w:t>Identify the unsupported claim and the split problem; propose a better investigation.</w:t>
       </w:r>
     </w:p>
     <w:p>
-      <w:r>
-        <w:t>________________________________________________________________</w:t>
+      <w:pPr>
+        <w:pStyle w:val="Heading3"/>
+      </w:pPr>
+      <w:r>
+        <w:t>My reasoning and evidence</w:t>
       </w:r>
     </w:p>
     <w:p>
@@ -696,11 +895,152 @@
       </w:r>
     </w:p>
     <w:p>
+      <w:r>
+        <w:t>________________________________________________________________</w:t>
+      </w:r>
+    </w:p>
+    <w:p>
+      <w:r>
+        <w:t>________________________________________________________________</w:t>
+      </w:r>
+    </w:p>
+    <w:p>
+      <w:r>
+        <w:t>________________________________________________________________</w:t>
+      </w:r>
+    </w:p>
+    <w:p>
       <w:pPr>
         <w:pStyle w:val="Heading1"/>
       </w:pPr>
       <w:r>
+        <w:t>10. Project checkpoint and reflection</w:t>
+      </w:r>
+    </w:p>
+    <w:p>
+      <w:r>
+        <w:t>Connect Uncertainty and failure analysis to Image-pattern Network Investigation, identify a limit and choose the next useful test.</w:t>
+      </w:r>
+    </w:p>
+    <w:p>
+      <w:pPr>
+        <w:spacing w:line="336" w:lineRule="auto" w:after="180"/>
+      </w:pPr>
+      <w:r>
+        <w:rPr>
+          <w:b w:val="0"/>
+        </w:rPr>
+        <w:t xml:space="preserve">Add a labelled uncertainty and failure analysis </w:t>
+      </w:r>
+      <w:r>
+        <w:rPr>
+          <w:b/>
+        </w:rPr>
+        <w:t>evidence</w:t>
+      </w:r>
+      <w:r>
+        <w:rPr>
+          <w:b w:val="0"/>
+        </w:rPr>
+        <w:t xml:space="preserve"> sheet to Image-pattern Network Investigation. Show how you can distinguish a predicted class, </w:t>
+      </w:r>
+      <w:r>
+        <w:rPr>
+          <w:b/>
+        </w:rPr>
+        <w:t>confidence score</w:t>
+      </w:r>
+      <w:r>
+        <w:rPr>
+          <w:b w:val="0"/>
+        </w:rPr>
+        <w:t xml:space="preserve"> and observed correctness.</w:t>
+      </w:r>
+    </w:p>
+    <w:p>
+      <w:pPr>
+        <w:spacing w:line="336" w:lineRule="auto" w:after="180"/>
+      </w:pPr>
+      <w:r>
+        <w:rPr>
+          <w:b w:val="0"/>
+        </w:rPr>
+        <w:t xml:space="preserve">Use the supplied fictional case and keep its </w:t>
+      </w:r>
+      <w:r>
+        <w:rPr>
+          <w:b/>
+        </w:rPr>
+        <w:t>input</w:t>
+      </w:r>
+      <w:r>
+        <w:rPr>
+          <w:b w:val="0"/>
+        </w:rPr>
+        <w:t xml:space="preserve">s, intermediate steps, calculation or </w:t>
+      </w:r>
+      <w:r>
+        <w:rPr>
+          <w:b/>
+        </w:rPr>
+        <w:t>prediction</w:t>
+      </w:r>
+      <w:r>
+        <w:rPr>
+          <w:b w:val="0"/>
+        </w:rPr>
+        <w:t>, and limitation. Connect this record to last week’s record; a matching answer without a trace is insufficient.</w:t>
+      </w:r>
+    </w:p>
+    <w:p>
+      <w:pPr>
+        <w:pStyle w:val="Heading3"/>
+      </w:pPr>
+      <w:r>
+        <w:t>My project change, supporting evidence and remaining limit</w:t>
+      </w:r>
+    </w:p>
+    <w:p>
+      <w:r>
+        <w:t>________________________________________________________________</w:t>
+      </w:r>
+    </w:p>
+    <w:p>
+      <w:r>
+        <w:t>________________________________________________________________</w:t>
+      </w:r>
+    </w:p>
+    <w:p>
+      <w:r>
+        <w:t>________________________________________________________________</w:t>
+      </w:r>
+    </w:p>
+    <w:p>
+      <w:r>
+        <w:t>________________________________________________________________</w:t>
+      </w:r>
+    </w:p>
+    <w:p>
+      <w:r>
+        <w:t>________________________________________________________________</w:t>
+      </w:r>
+    </w:p>
+    <w:p>
+      <w:r>
+        <w:t>________________________________________________________________</w:t>
+      </w:r>
+    </w:p>
+    <w:p>
+      <w:pPr>
+        <w:pStyle w:val="Heading1"/>
+      </w:pPr>
+      <w:r>
         <w:t>11. Feedback, return check and learning record</w:t>
+      </w:r>
+    </w:p>
+    <w:p>
+      <w:r>
+        <w:t>Record the first repaired step and a different case to revisit after a delay.</w:t>
       </w:r>
     </w:p>
     <w:tbl>
@@ -840,7 +1180,13 @@
       </w:tr>
     </w:tbl>
     <w:p>
-      <w:r>
+      <w:pPr>
+        <w:spacing w:line="336" w:lineRule="auto" w:after="180"/>
+      </w:pPr>
+      <w:r>
+        <w:rPr>
+          <w:b w:val="0"/>
+        </w:rPr>
         <w:t>Revisit this idea with your teacher after a delay. Familiarity is different from explaining and using it on a changed case.</w:t>
       </w:r>
     </w:p>
@@ -854,17 +1200,52 @@
     </w:p>
     <w:p>
       <w:r>
-        <w:t>Keep positive-class probability separate from confidence in the chosen label.</w:t>
+        <w:t>Keep positive-class probability separate from confidence in the chosen label. Explain the labelled step before checking the changed condition.</w:t>
       </w:r>
     </w:p>
     <w:p>
-      <w:r>
-        <w:t>Supplied p(class 1): A: 0.9 reference 0; B: 0.6 reference 1; C: 0.2 reference 0. Predict class 1 at p&gt;=0.5; confidence=max(p, 1-p).</w:t>
+      <w:pPr>
+        <w:spacing w:line="336" w:lineRule="auto" w:after="180"/>
+      </w:pPr>
+      <w:r>
+        <w:rPr>
+          <w:b w:val="0"/>
+        </w:rPr>
+        <w:t>Keep positive-class probability separate from confidence in the chosen label.</w:t>
       </w:r>
     </w:p>
     <w:p>
-      <w:r>
-        <w:t>All inputs and outcomes in this worked example are invented classroom data; no real model run is claimed.</w:t>
+      <w:pPr>
+        <w:spacing w:line="336" w:lineRule="auto" w:after="180"/>
+      </w:pPr>
+      <w:r>
+        <w:rPr>
+          <w:b w:val="0"/>
+        </w:rPr>
+        <w:t>Supplied p(class 1): A: 0.9 reference 0; B: 0.6 reference 1; C: 0.2 reference 0. Predict class 1 at p&gt;=0.5; confidence=max(p, 1-p).</w:t>
+      </w:r>
+    </w:p>
+    <w:p>
+      <w:pPr>
+        <w:spacing w:line="336" w:lineRule="auto" w:after="180"/>
+      </w:pPr>
+      <w:r>
+        <w:rPr>
+          <w:b w:val="0"/>
+        </w:rPr>
+        <w:t xml:space="preserve">All </w:t>
+      </w:r>
+      <w:r>
+        <w:rPr>
+          <w:b/>
+        </w:rPr>
+        <w:t>input</w:t>
+      </w:r>
+      <w:r>
+        <w:rPr>
+          <w:b w:val="0"/>
+        </w:rPr>
+        <w:t>s and outcomes in this worked example are invented classroom data; no real model run is claimed.</w:t>
       </w:r>
     </w:p>
     <w:p>
@@ -940,8 +1321,26 @@
       </w:r>
     </w:p>
     <w:p>
-      <w:r>
-        <w:t>What is C’s positive-class probability and chosen-label confidence? Point to the relevant step in the picture, then write the changed result and the rule or evidence that supports it.</w:t>
+      <w:pPr>
+        <w:spacing w:line="336" w:lineRule="auto" w:after="180"/>
+      </w:pPr>
+      <w:r>
+        <w:rPr>
+          <w:b w:val="0"/>
+        </w:rPr>
+        <w:t xml:space="preserve">What is C’s positive-class probability and chosen-label confidence? Point to the relevant step in the picture, then write the changed result and the rule or </w:t>
+      </w:r>
+      <w:r>
+        <w:rPr>
+          <w:b/>
+        </w:rPr>
+        <w:t>evidence</w:t>
+      </w:r>
+      <w:r>
+        <w:rPr>
+          <w:b w:val="0"/>
+        </w:rPr>
+        <w:t xml:space="preserve"> that supports it.</w:t>
       </w:r>
     </w:p>
     <w:p>
@@ -983,36 +1382,150 @@
       </w:r>
     </w:p>
     <w:p>
-      <w:r>
-        <w:t>Support used: alone / hint / worked example. This record is practice evidence.</w:t>
+      <w:pPr>
+        <w:pStyle w:val="Heading3"/>
+      </w:pPr>
+      <w:r>
+        <w:t>Record the help used</w:t>
       </w:r>
     </w:p>
     <w:p>
-      <w:r>
-        <w:t>Project connection: For your Image-pattern Network Investigation, save the input, procedure, observed result and limitation of this check. Label this worked example as practice; use a different, previously unreviewed case when checking independent understanding.</w:t>
+      <w:pPr>
+        <w:spacing w:line="336" w:lineRule="auto" w:after="180"/>
+        <w:shd w:fill="F1F6F8"/>
+      </w:pPr>
+      <w:r>
+        <w:rPr>
+          <w:b w:val="0"/>
+        </w:rPr>
+        <w:t xml:space="preserve">Support used: alone / hint / worked example. This record is practice </w:t>
+      </w:r>
+      <w:r>
+        <w:rPr>
+          <w:b/>
+        </w:rPr>
+        <w:t>evidence</w:t>
+      </w:r>
+      <w:r>
+        <w:rPr>
+          <w:b w:val="0"/>
+        </w:rPr>
+        <w:t>.</w:t>
       </w:r>
     </w:p>
     <w:p>
       <w:pPr>
-        <w:pStyle w:val="Heading1"/>
-      </w:pPr>
-      <w:r>
-        <w:t>13. Project portfolio milestone</w:t>
+        <w:spacing w:line="336" w:lineRule="auto" w:after="180"/>
+      </w:pPr>
+      <w:r>
+        <w:rPr>
+          <w:b w:val="0"/>
+        </w:rPr>
+        <w:t xml:space="preserve">Project connection: For your Image-pattern Network Investigation, save the </w:t>
+      </w:r>
+      <w:r>
+        <w:rPr>
+          <w:b/>
+        </w:rPr>
+        <w:t>input</w:t>
+      </w:r>
+      <w:r>
+        <w:rPr>
+          <w:b w:val="0"/>
+        </w:rPr>
+        <w:t>, procedure, observed result and limitation of this check.</w:t>
       </w:r>
     </w:p>
     <w:p>
-      <w:r>
-        <w:t>Project: Image-pattern Network Investigation</w:t>
+      <w:pPr>
+        <w:spacing w:line="336" w:lineRule="auto" w:after="180"/>
+      </w:pPr>
+      <w:r>
+        <w:rPr>
+          <w:b w:val="0"/>
+        </w:rPr>
+        <w:t>Label this worked example as practice; use a different, previously unreviewed case when checking independent understanding.</w:t>
       </w:r>
     </w:p>
     <w:p>
-      <w:r>
-        <w:t>Current milestone: Prepare the demonstration. Gather reproducible instructions, evidence, access checks and remaining limitations.</w:t>
+      <w:pPr>
+        <w:pStyle w:val="Heading1"/>
+      </w:pPr>
+      <w:r>
+        <w:t>13. Project portfolio milestone</w:t>
       </w:r>
     </w:p>
     <w:p>
       <w:r>
-        <w:t>For your Image-pattern Network Investigation, save the input, procedure, observed result and limitation of this check. Label this worked example as practice; use a different, previously unreviewed case when checking independent understanding.</w:t>
+        <w:t>Keep this week’s input, deciding step, result and limit together in the Image-pattern Network Investigation record.</w:t>
+      </w:r>
+    </w:p>
+    <w:p>
+      <w:pPr>
+        <w:spacing w:line="336" w:lineRule="auto" w:after="180"/>
+      </w:pPr>
+      <w:r>
+        <w:rPr>
+          <w:b w:val="0"/>
+        </w:rPr>
+        <w:t>Project: Image-pattern Network Investigation</w:t>
+      </w:r>
+    </w:p>
+    <w:p>
+      <w:pPr>
+        <w:spacing w:line="336" w:lineRule="auto" w:after="180"/>
+      </w:pPr>
+      <w:r>
+        <w:rPr>
+          <w:b w:val="0"/>
+        </w:rPr>
+        <w:t xml:space="preserve">Current milestone: Prepare the demonstration. Gather reproducible instructions, </w:t>
+      </w:r>
+      <w:r>
+        <w:rPr>
+          <w:b/>
+        </w:rPr>
+        <w:t>evidence</w:t>
+      </w:r>
+      <w:r>
+        <w:rPr>
+          <w:b w:val="0"/>
+        </w:rPr>
+        <w:t>, access checks and remaining limitations.</w:t>
+      </w:r>
+    </w:p>
+    <w:p>
+      <w:pPr>
+        <w:spacing w:line="336" w:lineRule="auto" w:after="180"/>
+      </w:pPr>
+      <w:r>
+        <w:rPr>
+          <w:b w:val="0"/>
+        </w:rPr>
+        <w:t xml:space="preserve">For your Image-pattern Network Investigation, save the </w:t>
+      </w:r>
+      <w:r>
+        <w:rPr>
+          <w:b/>
+        </w:rPr>
+        <w:t>input</w:t>
+      </w:r>
+      <w:r>
+        <w:rPr>
+          <w:b w:val="0"/>
+        </w:rPr>
+        <w:t>, procedure, observed result and limitation of this check.</w:t>
+      </w:r>
+    </w:p>
+    <w:p>
+      <w:pPr>
+        <w:spacing w:line="336" w:lineRule="auto" w:after="180"/>
+      </w:pPr>
+      <w:r>
+        <w:rPr>
+          <w:b w:val="0"/>
+        </w:rPr>
+        <w:t>Label this worked example as practice; use a different, previously unreviewed case when checking independent understanding.</w:t>
       </w:r>
     </w:p>
     <w:tbl>
@@ -1174,53 +1687,116 @@
     </w:p>
     <w:p>
       <w:r>
-        <w:t>Use this supported practice once, in the browser or on paper. Keep the reserved independent assessment for a separate first attempt before teacher feedback.</w:t>
+        <w:t>Try the supported questions before comparing with hints and feedback. Record what you repaired and the evidence you retained.</w:t>
       </w:r>
     </w:p>
     <w:p>
-      <w:r>
-        <w:t>Keep positive-class probability separate from confidence in the chosen label.</w:t>
+      <w:pPr>
+        <w:spacing w:line="336" w:lineRule="auto" w:after="180"/>
+      </w:pPr>
+      <w:r>
+        <w:rPr>
+          <w:b w:val="0"/>
+        </w:rPr>
+        <w:t>Use this supported practice once, in the browser or on paper. Keep the reserved independent assessment for a separate first attempt before teacher feedback.</w:t>
       </w:r>
     </w:p>
     <w:p>
       <w:pPr>
-        <w:pStyle w:val="Heading3"/>
-      </w:pPr>
-      <w:r>
-        <w:t>Practice 1: explain the deciding evidence</w:t>
+        <w:spacing w:line="336" w:lineRule="auto" w:after="180"/>
+      </w:pPr>
+      <w:r>
+        <w:rPr>
+          <w:b w:val="0"/>
+        </w:rPr>
+        <w:t>Keep positive-class probability separate from confidence in the chosen label.</w:t>
       </w:r>
     </w:p>
     <w:p>
-      <w:r>
-        <w:t>Which labelled step matches this detail? Accept confidence&gt;=0.8: A and C; accuracy 1/2 and coverage 2/3.</w:t>
+      <w:pPr>
+        <w:pStyle w:val="Heading3"/>
+      </w:pPr>
+      <w:r>
+        <w:t>Practice 1: explain the deciding evidence</w:t>
       </w:r>
     </w:p>
     <w:p>
-      <w:r>
-        <w:t>1. Selected-label confidence</w:t>
+      <w:pPr>
+        <w:spacing w:line="336" w:lineRule="auto" w:after="180"/>
+      </w:pPr>
+      <w:r>
+        <w:rPr>
+          <w:b w:val="0"/>
+        </w:rPr>
+        <w:t xml:space="preserve">Which labelled step matches this detail? Accept confidence&gt;=0.8: A and C; accuracy 1/2 and </w:t>
+      </w:r>
+      <w:r>
+        <w:rPr>
+          <w:b/>
+        </w:rPr>
+        <w:t>coverage</w:t>
+      </w:r>
+      <w:r>
+        <w:rPr>
+          <w:b w:val="0"/>
+        </w:rPr>
+        <w:t xml:space="preserve"> 2/3.</w:t>
       </w:r>
     </w:p>
     <w:p>
-      <w:r>
-        <w:t>2. Selective review</w:t>
+      <w:pPr>
+        <w:spacing w:line="336" w:lineRule="auto" w:after="180"/>
+        <w:shd w:fill="F4F9FC"/>
+      </w:pPr>
+      <w:r>
+        <w:rPr>
+          <w:b w:val="0"/>
+        </w:rPr>
+        <w:t>1. Selected-label confidence</w:t>
       </w:r>
     </w:p>
     <w:p>
-      <w:r>
-        <w:t>3. Predictions</w:t>
+      <w:pPr>
+        <w:spacing w:line="336" w:lineRule="auto" w:after="180"/>
+        <w:shd w:fill="F4F9FC"/>
+      </w:pPr>
+      <w:r>
+        <w:rPr>
+          <w:b w:val="0"/>
+        </w:rPr>
+        <w:t>2. Selective review</w:t>
       </w:r>
     </w:p>
     <w:p>
       <w:pPr>
-        <w:pStyle w:val="Heading3"/>
-      </w:pPr>
-      <w:r>
-        <w:t>My selected conclusion, deciding fact and explanation</w:t>
+        <w:spacing w:line="336" w:lineRule="auto" w:after="180"/>
+        <w:shd w:fill="F4F9FC"/>
+      </w:pPr>
+      <w:r>
+        <w:rPr>
+          <w:b w:val="0"/>
+        </w:rPr>
+        <w:t xml:space="preserve">3. </w:t>
+      </w:r>
+      <w:r>
+        <w:rPr>
+          <w:b/>
+        </w:rPr>
+        <w:t>Prediction</w:t>
+      </w:r>
+      <w:r>
+        <w:rPr>
+          <w:b w:val="0"/>
+        </w:rPr>
+        <w:t>s</w:t>
       </w:r>
     </w:p>
     <w:p>
-      <w:r>
-        <w:t>________________________________________________________________</w:t>
+      <w:pPr>
+        <w:pStyle w:val="Heading3"/>
+      </w:pPr>
+      <w:r>
+        <w:t>My selected conclusion, deciding fact and explanation</w:t>
       </w:r>
     </w:p>
     <w:p>
@@ -1245,40 +1821,95 @@
     </w:p>
     <w:p>
       <w:r>
-        <w:t>Hint if needed: Read the steps in the pictorial case. Match the supplied detail to the stage that performs or records it.</w:t>
+        <w:t>________________________________________________________________</w:t>
       </w:r>
     </w:p>
     <w:p>
-      <w:r>
-        <w:t>After your attempt, compare with the supported explanation: Selective review Accept confidence&gt;=0.8: A and C; accuracy 1/2 and coverage 2/3. Positive-class probability and confidence in the chosen label differ when the predicted class is zero. For C, a class-one probability of 0.2 gives class-zero confidence 0.8 under this toy rule. Selective accuracy counts only accepted cases; coverage counts how many were accepted. A stricter cutoff can retain a confidently wrong case and lower accuracy on this supplied set.</w:t>
+      <w:pPr>
+        <w:pStyle w:val="Heading3"/>
+      </w:pPr>
+      <w:r>
+        <w:t>Hint · try first</w:t>
       </w:r>
     </w:p>
     <w:p>
       <w:pPr>
-        <w:pStyle w:val="Heading3"/>
-      </w:pPr>
-      <w:r>
-        <w:t>Practice 2: explain the deciding evidence</w:t>
+        <w:spacing w:line="336" w:lineRule="auto" w:after="180"/>
+        <w:shd w:fill="F1F6F8"/>
+      </w:pPr>
+      <w:r>
+        <w:rPr>
+          <w:b w:val="0"/>
+        </w:rPr>
+        <w:t>Hint if needed: Read the steps in the pictorial case. Match the supplied detail to the stage that performs or records it.</w:t>
       </w:r>
     </w:p>
     <w:p>
-      <w:r>
-        <w:t>Changed-case practice: Raise the acceptance cutoff to 0.85. Which conclusion is supported by the supplied facts?</w:t>
+      <w:pPr>
+        <w:pStyle w:val="Heading3"/>
+      </w:pPr>
+      <w:r>
+        <w:t>Feedback · compare after trying</w:t>
       </w:r>
     </w:p>
     <w:p>
-      <w:r>
-        <w:t>1. This one example guarantees correct results for every future input.</w:t>
+      <w:pPr>
+        <w:spacing w:line="336" w:lineRule="auto" w:after="180"/>
+        <w:shd w:fill="F1F6FC"/>
+      </w:pPr>
+      <w:r>
+        <w:rPr>
+          <w:b w:val="0"/>
+        </w:rPr>
+        <w:t xml:space="preserve">After your attempt, compare with the supported explanation: Selective review Accept confidence&gt;=0.8: A and C; accuracy 1/2 and </w:t>
+      </w:r>
+      <w:r>
+        <w:rPr>
+          <w:b/>
+        </w:rPr>
+        <w:t>coverage</w:t>
+      </w:r>
+      <w:r>
+        <w:rPr>
+          <w:b w:val="0"/>
+        </w:rPr>
+        <w:t xml:space="preserve"> 2/3.</w:t>
       </w:r>
     </w:p>
     <w:p>
-      <w:r>
-        <w:t>2. We can decide the result without examining the changed input or the procedure.</w:t>
+      <w:pPr>
+        <w:spacing w:line="336" w:lineRule="auto" w:after="180"/>
+        <w:shd w:fill="F1F6FC"/>
+      </w:pPr>
+      <w:r>
+        <w:rPr>
+          <w:b w:val="0"/>
+        </w:rPr>
+        <w:t>Positive-class probability and confidence in the chosen label differ when the predicted class is zero. For C, a class-one probability of 0.2 gives class-zero confidence 0.8 under this toy rule.</w:t>
       </w:r>
     </w:p>
     <w:p>
-      <w:r>
-        <w:t>3. Only A is accepted: accuracy 0/1, coverage 1/3.</w:t>
+      <w:pPr>
+        <w:spacing w:line="336" w:lineRule="auto" w:after="180"/>
+        <w:shd w:fill="F1F6FC"/>
+      </w:pPr>
+      <w:r>
+        <w:rPr>
+          <w:b w:val="0"/>
+        </w:rPr>
+        <w:t xml:space="preserve">Selective accuracy counts only accepted cases; </w:t>
+      </w:r>
+      <w:r>
+        <w:rPr>
+          <w:b/>
+        </w:rPr>
+        <w:t>coverage</w:t>
+      </w:r>
+      <w:r>
+        <w:rPr>
+          <w:b w:val="0"/>
+        </w:rPr>
+        <w:t xml:space="preserve"> counts how many were accepted. A stricter cutoff can retain a confidently wrong case and lower accuracy on this supplied set.</w:t>
       </w:r>
     </w:p>
     <w:p>
@@ -1286,65 +1917,132 @@
         <w:pStyle w:val="Heading3"/>
       </w:pPr>
       <w:r>
-        <w:t>My selected conclusion, deciding fact and explanation</w:t>
+        <w:t>Practice 2: explain the deciding evidence</w:t>
       </w:r>
     </w:p>
     <w:p>
-      <w:r>
-        <w:t>________________________________________________________________</w:t>
+      <w:pPr>
+        <w:pStyle w:val="Heading3"/>
+      </w:pPr>
+      <w:r>
+        <w:t>Changed case · predict first</w:t>
       </w:r>
     </w:p>
     <w:p>
-      <w:r>
-        <w:t>________________________________________________________________</w:t>
+      <w:pPr>
+        <w:spacing w:line="336" w:lineRule="auto" w:after="180"/>
+        <w:shd w:fill="F5F1FB"/>
+      </w:pPr>
+      <w:r>
+        <w:rPr>
+          <w:b w:val="0"/>
+        </w:rPr>
+        <w:t>Changed-case practice: Raise the acceptance cutoff to 0.85. Which conclusion is supported by the supplied facts?</w:t>
       </w:r>
     </w:p>
     <w:p>
-      <w:r>
-        <w:t>________________________________________________________________</w:t>
+      <w:pPr>
+        <w:spacing w:line="336" w:lineRule="auto" w:after="180"/>
+        <w:shd w:fill="F4F9FC"/>
+      </w:pPr>
+      <w:r>
+        <w:rPr>
+          <w:b w:val="0"/>
+        </w:rPr>
+        <w:t xml:space="preserve">1. This one example guarantees correct results for every future </w:t>
+      </w:r>
+      <w:r>
+        <w:rPr>
+          <w:b/>
+        </w:rPr>
+        <w:t>input</w:t>
+      </w:r>
+      <w:r>
+        <w:rPr>
+          <w:b w:val="0"/>
+        </w:rPr>
+        <w:t>.</w:t>
       </w:r>
     </w:p>
     <w:p>
-      <w:r>
-        <w:t>________________________________________________________________</w:t>
+      <w:pPr>
+        <w:spacing w:line="336" w:lineRule="auto" w:after="180"/>
+        <w:shd w:fill="F4F9FC"/>
+      </w:pPr>
+      <w:r>
+        <w:rPr>
+          <w:b w:val="0"/>
+        </w:rPr>
+        <w:t xml:space="preserve">2. We can decide the result without examining the changed </w:t>
+      </w:r>
+      <w:r>
+        <w:rPr>
+          <w:b/>
+        </w:rPr>
+        <w:t>input</w:t>
+      </w:r>
+      <w:r>
+        <w:rPr>
+          <w:b w:val="0"/>
+        </w:rPr>
+        <w:t xml:space="preserve"> or the procedure.</w:t>
       </w:r>
     </w:p>
     <w:p>
-      <w:r>
-        <w:t>________________________________________________________________</w:t>
+      <w:pPr>
+        <w:spacing w:line="336" w:lineRule="auto" w:after="180"/>
+        <w:shd w:fill="F4F9FC"/>
+      </w:pPr>
+      <w:r>
+        <w:rPr>
+          <w:b w:val="0"/>
+        </w:rPr>
+        <w:t xml:space="preserve">3. Only A is accepted: accuracy 0/1, </w:t>
+      </w:r>
+      <w:r>
+        <w:rPr>
+          <w:b/>
+        </w:rPr>
+        <w:t>coverage</w:t>
+      </w:r>
+      <w:r>
+        <w:rPr>
+          <w:b w:val="0"/>
+        </w:rPr>
+        <w:t xml:space="preserve"> 1/3.</w:t>
       </w:r>
     </w:p>
     <w:p>
-      <w:r>
-        <w:t>Hint if needed: Use the changed condition and the deciding step in the pictorial trace. The answer must say what follows from those facts.</w:t>
+      <w:pPr>
+        <w:pStyle w:val="Heading3"/>
+      </w:pPr>
+      <w:r>
+        <w:t>My selected conclusion, deciding fact and explanation</w:t>
       </w:r>
     </w:p>
     <w:p>
       <w:r>
-        <w:t>After your attempt, compare with the supported explanation: Only A is accepted: accuracy 0/1, coverage 1/3. The most confident supplied case is wrong; a stricter cutoff is not guaranteed to improve this set’s accuracy.</w:t>
+        <w:t>________________________________________________________________</w:t>
       </w:r>
     </w:p>
     <w:p>
-      <w:pPr>
-        <w:pStyle w:val="Heading3"/>
-      </w:pPr>
-      <w:r>
-        <w:t>Repair a missing building block</w:t>
+      <w:r>
+        <w:t>________________________________________________________________</w:t>
       </w:r>
     </w:p>
     <w:p>
       <w:r>
-        <w:t>Review Transfer learning (ai-5/28). Goal: Trace a reused feature extractor and a newly fitted output head. Short practice: Which part was trained for the new task? Point to the relevant step in the picture, then write the changed result and the rule or evidence that supports it.. Return to this week and explain what you changed.</w:t>
+        <w:t>________________________________________________________________</w:t>
       </w:r>
     </w:p>
     <w:p>
       <w:r>
-        <w:t>Review Embeddings and neighbourhoods (ai-5/26). Goal: Look up a vector using a token ID and preserve sequence shape. Short practice: What would justify claiming nearby vectors mean related topics? Point to the relevant step in the picture, then write the changed result and the rule or evidence that supports it.. Return to this week and explain what you changed.</w:t>
+        <w:t>________________________________________________________________</w:t>
       </w:r>
     </w:p>
     <w:p>
       <w:r>
-        <w:t>Review Training a small image model (ai-5/23). Goal: Trace a complete image model with fixed features and one trained weight. Short practice: Does lower training loss alone establish that four updates generalise better? Point to the relevant step in the picture, then write the changed result and the rule or evidence that supports it.. Return to this week and explain what you changed.</w:t>
+        <w:t>________________________________________________________________</w:t>
       </w:r>
     </w:p>
     <w:p>
@@ -1352,12 +2050,19 @@
         <w:pStyle w:val="Heading3"/>
       </w:pPr>
       <w:r>
-        <w:t>Predict, run and debug</w:t>
+        <w:t>Hint · try first</w:t>
       </w:r>
     </w:p>
     <w:p>
-      <w:r>
-        <w:t>The browser lab lets you edit the supported Python examples already included in this lesson. Predict first, run, inspect the actual output or error, change one input, then run again. Keep code, predictions, actual results and a reasoned revision together. On paper, label your result as a trace rather than an execution.</w:t>
+      <w:pPr>
+        <w:spacing w:line="336" w:lineRule="auto" w:after="180"/>
+        <w:shd w:fill="F1F6F8"/>
+      </w:pPr>
+      <w:r>
+        <w:rPr>
+          <w:b w:val="0"/>
+        </w:rPr>
+        <w:t>Hint if needed: Use the changed condition and the deciding step in the pictorial trace. The answer must say what follows from those facts.</w:t>
       </w:r>
     </w:p>
     <w:p>
@@ -1365,12 +2070,31 @@
         <w:pStyle w:val="Heading3"/>
       </w:pPr>
       <w:r>
-        <w:t>Keep your completed work</w:t>
+        <w:t>Feedback · compare after trying</w:t>
       </w:r>
     </w:p>
     <w:p>
-      <w:r>
-        <w:t>Use Download completed work in the hosted lesson to export your answers, reflections, practice feedback and code-run evidence. Open the HTML copy to read or print it. Drafts stay in this browser when storage is available; clear drafts on a shared device.</w:t>
+      <w:pPr>
+        <w:spacing w:line="336" w:lineRule="auto" w:after="180"/>
+        <w:shd w:fill="F1F6FC"/>
+      </w:pPr>
+      <w:r>
+        <w:rPr>
+          <w:b w:val="0"/>
+        </w:rPr>
+        <w:t xml:space="preserve">After your attempt, compare with the supported explanation: Only A is accepted: accuracy 0/1, </w:t>
+      </w:r>
+      <w:r>
+        <w:rPr>
+          <w:b/>
+        </w:rPr>
+        <w:t>coverage</w:t>
+      </w:r>
+      <w:r>
+        <w:rPr>
+          <w:b w:val="0"/>
+        </w:rPr>
+        <w:t xml:space="preserve"> 1/3. The most confident supplied case is wrong; a stricter cutoff is not guaranteed to improve this set’s accuracy.</w:t>
       </w:r>
     </w:p>
     <w:p>
@@ -1378,12 +2102,1111 @@
         <w:pStyle w:val="Heading3"/>
       </w:pPr>
       <w:r>
-        <w:t>What I repaired, the evidence I kept and the next test</w:t>
+        <w:t>Repair a missing building block</w:t>
       </w:r>
     </w:p>
     <w:p>
+      <w:pPr>
+        <w:spacing w:line="336" w:lineRule="auto" w:after="180"/>
+      </w:pPr>
+      <w:r>
+        <w:rPr>
+          <w:b w:val="0"/>
+        </w:rPr>
+        <w:t xml:space="preserve">Review Transfer learning (ai-5/28). Goal: Trace a reused feature extractor and a newly fitted </w:t>
+      </w:r>
+      <w:r>
+        <w:rPr>
+          <w:b/>
+        </w:rPr>
+        <w:t>output</w:t>
+      </w:r>
+      <w:r>
+        <w:rPr>
+          <w:b w:val="0"/>
+        </w:rPr>
+        <w:t xml:space="preserve"> head. Short practice: Which part was trained for the new task?</w:t>
+      </w:r>
+    </w:p>
+    <w:p>
+      <w:pPr>
+        <w:spacing w:line="336" w:lineRule="auto" w:after="180"/>
+      </w:pPr>
+      <w:r>
+        <w:rPr>
+          <w:b w:val="0"/>
+        </w:rPr>
+        <w:t xml:space="preserve">Point to the relevant step in the picture, then write the changed result and the rule or </w:t>
+      </w:r>
+      <w:r>
+        <w:rPr>
+          <w:b/>
+        </w:rPr>
+        <w:t>evidence</w:t>
+      </w:r>
+      <w:r>
+        <w:rPr>
+          <w:b w:val="0"/>
+        </w:rPr>
+        <w:t xml:space="preserve"> that supports it.. Return to this week and explain what you changed.</w:t>
+      </w:r>
+    </w:p>
+    <w:p>
+      <w:pPr>
+        <w:spacing w:line="336" w:lineRule="auto" w:after="180"/>
+      </w:pPr>
+      <w:r>
+        <w:rPr>
+          <w:b w:val="0"/>
+        </w:rPr>
+        <w:t>Review Embeddings and neighbourhoods (ai-5/26). Goal: Look up a vector using a token ID and preserve sequence shape. Short practice: What would justify claiming nearby vectors mean related topics?</w:t>
+      </w:r>
+    </w:p>
+    <w:p>
+      <w:pPr>
+        <w:spacing w:line="336" w:lineRule="auto" w:after="180"/>
+      </w:pPr>
+      <w:r>
+        <w:rPr>
+          <w:b w:val="0"/>
+        </w:rPr>
+        <w:t xml:space="preserve">Point to the relevant step in the picture, then write the changed result and the rule or </w:t>
+      </w:r>
+      <w:r>
+        <w:rPr>
+          <w:b/>
+        </w:rPr>
+        <w:t>evidence</w:t>
+      </w:r>
+      <w:r>
+        <w:rPr>
+          <w:b w:val="0"/>
+        </w:rPr>
+        <w:t xml:space="preserve"> that supports it.. Return to this week and explain what you changed.</w:t>
+      </w:r>
+    </w:p>
+    <w:p>
+      <w:pPr>
+        <w:spacing w:line="336" w:lineRule="auto" w:after="180"/>
+      </w:pPr>
+      <w:r>
+        <w:rPr>
+          <w:b w:val="0"/>
+        </w:rPr>
+        <w:t xml:space="preserve">Review </w:t>
+      </w:r>
+      <w:r>
+        <w:rPr>
+          <w:b/>
+        </w:rPr>
+        <w:t>Training</w:t>
+      </w:r>
+      <w:r>
+        <w:rPr>
+          <w:b w:val="0"/>
+        </w:rPr>
+        <w:t xml:space="preserve"> a small image model (ai-5/23). Goal: Trace a complete image model with fixed features and one trained weight. Short practice: Does lower </w:t>
+      </w:r>
+      <w:r>
+        <w:rPr>
+          <w:b/>
+        </w:rPr>
+        <w:t>training</w:t>
+      </w:r>
+      <w:r>
+        <w:rPr>
+          <w:b w:val="0"/>
+        </w:rPr>
+        <w:t xml:space="preserve"> loss alone establish that four updates generalise better?</w:t>
+      </w:r>
+    </w:p>
+    <w:p>
+      <w:pPr>
+        <w:spacing w:line="336" w:lineRule="auto" w:after="180"/>
+      </w:pPr>
+      <w:r>
+        <w:rPr>
+          <w:b w:val="0"/>
+        </w:rPr>
+        <w:t xml:space="preserve">Point to the relevant step in the picture, then write the changed result and the rule or </w:t>
+      </w:r>
+      <w:r>
+        <w:rPr>
+          <w:b/>
+        </w:rPr>
+        <w:t>evidence</w:t>
+      </w:r>
+      <w:r>
+        <w:rPr>
+          <w:b w:val="0"/>
+        </w:rPr>
+        <w:t xml:space="preserve"> that supports it.. Return to this week and explain what you changed.</w:t>
+      </w:r>
+    </w:p>
+    <w:p>
+      <w:pPr>
+        <w:pStyle w:val="Heading3"/>
+      </w:pPr>
+      <w:r>
+        <w:t>Predict, run and debug</w:t>
+      </w:r>
+    </w:p>
+    <w:p>
+      <w:pPr>
+        <w:spacing w:line="336" w:lineRule="auto" w:after="180"/>
+      </w:pPr>
+      <w:r>
+        <w:rPr>
+          <w:b w:val="0"/>
+        </w:rPr>
+        <w:t xml:space="preserve">The browser lab lets you edit the supported Python examples already included in this lesson. Predict first, run, inspect the actual </w:t>
+      </w:r>
+      <w:r>
+        <w:rPr>
+          <w:b/>
+        </w:rPr>
+        <w:t>output</w:t>
+      </w:r>
+      <w:r>
+        <w:rPr>
+          <w:b w:val="0"/>
+        </w:rPr>
+        <w:t xml:space="preserve"> or error, change one </w:t>
+      </w:r>
+      <w:r>
+        <w:rPr>
+          <w:b/>
+        </w:rPr>
+        <w:t>input</w:t>
+      </w:r>
+      <w:r>
+        <w:rPr>
+          <w:b w:val="0"/>
+        </w:rPr>
+        <w:t>, then run again.</w:t>
+      </w:r>
+    </w:p>
+    <w:p>
+      <w:pPr>
+        <w:spacing w:line="336" w:lineRule="auto" w:after="180"/>
+      </w:pPr>
+      <w:r>
+        <w:rPr>
+          <w:b w:val="0"/>
+        </w:rPr>
+        <w:t xml:space="preserve">Keep code, </w:t>
+      </w:r>
+      <w:r>
+        <w:rPr>
+          <w:b/>
+        </w:rPr>
+        <w:t>prediction</w:t>
+      </w:r>
+      <w:r>
+        <w:rPr>
+          <w:b w:val="0"/>
+        </w:rPr>
+        <w:t>s, actual results and a reasoned revision together. On paper, label your result as a trace rather than an execution.</w:t>
+      </w:r>
+    </w:p>
+    <w:p>
+      <w:pPr>
+        <w:pStyle w:val="Heading3"/>
+      </w:pPr>
+      <w:r>
+        <w:t>Keep your completed work</w:t>
+      </w:r>
+    </w:p>
+    <w:p>
+      <w:pPr>
+        <w:spacing w:line="336" w:lineRule="auto" w:after="180"/>
+      </w:pPr>
+      <w:r>
+        <w:rPr>
+          <w:b w:val="0"/>
+        </w:rPr>
+        <w:t xml:space="preserve">Use Download completed work in the hosted lesson to export your answers, reflections, practice feedback and code-run </w:t>
+      </w:r>
+      <w:r>
+        <w:rPr>
+          <w:b/>
+        </w:rPr>
+        <w:t>evidence</w:t>
+      </w:r>
+      <w:r>
+        <w:rPr>
+          <w:b w:val="0"/>
+        </w:rPr>
+        <w:t>. Open the HTML copy to read or print it.</w:t>
+      </w:r>
+    </w:p>
+    <w:p>
+      <w:pPr>
+        <w:spacing w:line="336" w:lineRule="auto" w:after="180"/>
+      </w:pPr>
+      <w:r>
+        <w:rPr>
+          <w:b w:val="0"/>
+        </w:rPr>
+        <w:t>Drafts stay in this browser when storage is available; clear drafts on a shared device.</w:t>
+      </w:r>
+    </w:p>
+    <w:p>
+      <w:pPr>
+        <w:pStyle w:val="Heading3"/>
+      </w:pPr>
+      <w:r>
+        <w:t>What I repaired, the evidence I kept and the next test</w:t>
+      </w:r>
+    </w:p>
+    <w:p>
       <w:r>
         <w:t>________________________________________________________________</w:t>
+      </w:r>
+    </w:p>
+    <w:p>
+      <w:r>
+        <w:t>________________________________________________________________</w:t>
+      </w:r>
+    </w:p>
+    <w:p>
+      <w:r>
+        <w:t>________________________________________________________________</w:t>
+      </w:r>
+    </w:p>
+    <w:p>
+      <w:r>
+        <w:t>________________________________________________________________</w:t>
+      </w:r>
+    </w:p>
+    <w:p>
+      <w:r>
+        <w:t>________________________________________________________________</w:t>
+      </w:r>
+    </w:p>
+    <w:p>
+      <w:pPr>
+        <w:pStyle w:val="Heading1"/>
+      </w:pPr>
+      <w:r>
+        <w:t>15. Visual concept journey</w:t>
+      </w:r>
+    </w:p>
+    <w:p>
+      <w:r>
+        <w:t>Explain each Uncertainty and failure analysis picture from its labels, then record a relevant limit.</w:t>
+      </w:r>
+    </w:p>
+    <w:p>
+      <w:pPr>
+        <w:pStyle w:val="Heading3"/>
+      </w:pPr>
+      <w:r>
+        <w:t>01. Uncertainty and failure analysis: the case</w:t>
+      </w:r>
+    </w:p>
+    <w:p>
+      <w:r>
+        <w:drawing>
+          <wp:inline xmlns:a="http://schemas.openxmlformats.org/drawingml/2006/main" xmlns:pic="http://schemas.openxmlformats.org/drawingml/2006/picture">
+            <wp:extent cx="5486400" cy="3142488"/>
+            <wp:docPr id="3" name="Picture 3" descr="Keep positive-class probability separate from confidence in the chosen label. Supplied facts: Supplied p(class 1): A: 0.9 reference 0; B: 0.6 reference 1; C: 0.2 reference 0. Predict class 1 at p&gt;=0.5; confidence=max(p, 1-p). All inputs and outcomes in this worked example are invented classroom data; no real model run is claimed."/>
+            <wp:cNvGraphicFramePr>
+              <a:graphicFrameLocks noChangeAspect="1"/>
+            </wp:cNvGraphicFramePr>
+            <a:graphic>
+              <a:graphicData uri="http://schemas.openxmlformats.org/drawingml/2006/picture">
+                <pic:pic>
+                  <pic:nvPicPr>
+                    <pic:cNvPr id="0" name="academy-story-ai-5-29-01.png"/>
+                    <pic:cNvPicPr/>
+                  </pic:nvPicPr>
+                  <pic:blipFill>
+                    <a:blip r:embed="rId11"/>
+                    <a:stretch>
+                      <a:fillRect/>
+                    </a:stretch>
+                  </pic:blipFill>
+                  <pic:spPr>
+                    <a:xfrm>
+                      <a:off x="0" y="0"/>
+                      <a:ext cx="5486400" cy="3142488"/>
+                    </a:xfrm>
+                    <a:prstGeom prst="rect"/>
+                  </pic:spPr>
+                </pic:pic>
+              </a:graphicData>
+            </a:graphic>
+          </wp:inline>
+        </w:drawing>
+      </w:r>
+    </w:p>
+    <w:p>
+      <w:pPr>
+        <w:spacing w:line="336" w:lineRule="auto" w:after="180"/>
+      </w:pPr>
+      <w:r>
+        <w:rPr>
+          <w:b w:val="0"/>
+        </w:rPr>
+        <w:t>Keep positive-class probability separate from confidence in the chosen label. Supplied facts: Supplied p(class 1): A: 0.9 reference 0; B: 0.6 reference 1; C: 0.2 reference 0. Predict class 1 at p&gt;=0.5; confidence=max(p, 1-p).</w:t>
+      </w:r>
+    </w:p>
+    <w:p>
+      <w:pPr>
+        <w:spacing w:line="336" w:lineRule="auto" w:after="180"/>
+      </w:pPr>
+      <w:r>
+        <w:rPr>
+          <w:b w:val="0"/>
+        </w:rPr>
+        <w:t xml:space="preserve">All </w:t>
+      </w:r>
+      <w:r>
+        <w:rPr>
+          <w:b/>
+        </w:rPr>
+        <w:t>input</w:t>
+      </w:r>
+      <w:r>
+        <w:rPr>
+          <w:b w:val="0"/>
+        </w:rPr>
+        <w:t>s and outcomes in this worked example are invented classroom data; no real model run is claimed.</w:t>
+      </w:r>
+    </w:p>
+    <w:p>
+      <w:pPr>
+        <w:spacing w:line="336" w:lineRule="auto" w:after="180"/>
+        <w:shd w:fill="F5F1FB"/>
+      </w:pPr>
+      <w:r>
+        <w:rPr>
+          <w:b w:val="0"/>
+        </w:rPr>
+        <w:t>Point to the given fact that matters most. Explain why it matters.</w:t>
+      </w:r>
+    </w:p>
+    <w:p>
+      <w:pPr>
+        <w:pStyle w:val="Heading3"/>
+      </w:pPr>
+      <w:r>
+        <w:t>My picture explanation, deciding evidence and one limit</w:t>
+      </w:r>
+    </w:p>
+    <w:p>
+      <w:r>
+        <w:t>________________________________________________________________</w:t>
+      </w:r>
+    </w:p>
+    <w:p>
+      <w:r>
+        <w:t>________________________________________________________________</w:t>
+      </w:r>
+    </w:p>
+    <w:p>
+      <w:r>
+        <w:t>________________________________________________________________</w:t>
+      </w:r>
+    </w:p>
+    <w:p>
+      <w:r>
+        <w:t>________________________________________________________________</w:t>
+      </w:r>
+    </w:p>
+    <w:p>
+      <w:pPr>
+        <w:pStyle w:val="Heading3"/>
+      </w:pPr>
+      <w:r>
+        <w:t>02. Follow the deciding steps</w:t>
+      </w:r>
+    </w:p>
+    <w:p>
+      <w:r>
+        <w:drawing>
+          <wp:inline xmlns:a="http://schemas.openxmlformats.org/drawingml/2006/main" xmlns:pic="http://schemas.openxmlformats.org/drawingml/2006/picture">
+            <wp:extent cx="5486400" cy="3182112"/>
+            <wp:docPr id="4" name="Picture 4" descr="Predictions: A predicts 1 wrong; B predicts 1 correct; C predicts 0 correct. → Selected-label confidence: Confidences are 0.9, 0.6, 0.8. C’s confidence is 0.8 despite p(class 1)=0.2. → Selective review: Accept confidence&gt;=0.8: A and C; accuracy 1/2 and coverage 2/3."/>
+            <wp:cNvGraphicFramePr>
+              <a:graphicFrameLocks noChangeAspect="1"/>
+            </wp:cNvGraphicFramePr>
+            <a:graphic>
+              <a:graphicData uri="http://schemas.openxmlformats.org/drawingml/2006/picture">
+                <pic:pic>
+                  <pic:nvPicPr>
+                    <pic:cNvPr id="0" name="academy-story-ai-5-29-02.png"/>
+                    <pic:cNvPicPr/>
+                  </pic:nvPicPr>
+                  <pic:blipFill>
+                    <a:blip r:embed="rId12"/>
+                    <a:stretch>
+                      <a:fillRect/>
+                    </a:stretch>
+                  </pic:blipFill>
+                  <pic:spPr>
+                    <a:xfrm>
+                      <a:off x="0" y="0"/>
+                      <a:ext cx="5486400" cy="3182112"/>
+                    </a:xfrm>
+                    <a:prstGeom prst="rect"/>
+                  </pic:spPr>
+                </pic:pic>
+              </a:graphicData>
+            </a:graphic>
+          </wp:inline>
+        </w:drawing>
+      </w:r>
+    </w:p>
+    <w:p>
+      <w:pPr>
+        <w:spacing w:line="336" w:lineRule="auto" w:after="180"/>
+      </w:pPr>
+      <w:r>
+        <w:rPr>
+          <w:b/>
+        </w:rPr>
+        <w:t>Prediction</w:t>
+      </w:r>
+      <w:r>
+        <w:rPr>
+          <w:b w:val="0"/>
+        </w:rPr>
+        <w:t>s: A predicts 1 wrong; B predicts 1 correct; C predicts 0 correct. → Selected-label confidence: Confidences are 0.9, 0.6, 0.8.</w:t>
+      </w:r>
+    </w:p>
+    <w:p>
+      <w:pPr>
+        <w:spacing w:line="336" w:lineRule="auto" w:after="180"/>
+      </w:pPr>
+      <w:r>
+        <w:rPr>
+          <w:b w:val="0"/>
+        </w:rPr>
+        <w:t xml:space="preserve">C’s confidence is 0.8 despite p(class 1)=0.2. → Selective review: Accept confidence&gt;=0.8: A and C; accuracy 1/2 and </w:t>
+      </w:r>
+      <w:r>
+        <w:rPr>
+          <w:b/>
+        </w:rPr>
+        <w:t>coverage</w:t>
+      </w:r>
+      <w:r>
+        <w:rPr>
+          <w:b w:val="0"/>
+        </w:rPr>
+        <w:t xml:space="preserve"> 2/3.</w:t>
+      </w:r>
+    </w:p>
+    <w:p>
+      <w:pPr>
+        <w:spacing w:line="336" w:lineRule="auto" w:after="180"/>
+        <w:shd w:fill="F5F1FB"/>
+      </w:pPr>
+      <w:r>
+        <w:rPr>
+          <w:b w:val="0"/>
+        </w:rPr>
+        <w:t xml:space="preserve">Point to each numbered stage and explain which recorded </w:t>
+      </w:r>
+      <w:r>
+        <w:rPr>
+          <w:b/>
+        </w:rPr>
+        <w:t>input</w:t>
+      </w:r>
+      <w:r>
+        <w:rPr>
+          <w:b w:val="0"/>
+        </w:rPr>
+        <w:t xml:space="preserve"> it uses.</w:t>
+      </w:r>
+    </w:p>
+    <w:p>
+      <w:pPr>
+        <w:pStyle w:val="Heading3"/>
+      </w:pPr>
+      <w:r>
+        <w:t>My picture explanation, deciding evidence and one limit</w:t>
+      </w:r>
+    </w:p>
+    <w:p>
+      <w:r>
+        <w:t>________________________________________________________________</w:t>
+      </w:r>
+    </w:p>
+    <w:p>
+      <w:r>
+        <w:t>________________________________________________________________</w:t>
+      </w:r>
+    </w:p>
+    <w:p>
+      <w:r>
+        <w:t>________________________________________________________________</w:t>
+      </w:r>
+    </w:p>
+    <w:p>
+      <w:r>
+        <w:t>________________________________________________________________</w:t>
+      </w:r>
+    </w:p>
+    <w:p>
+      <w:pPr>
+        <w:pStyle w:val="Heading3"/>
+      </w:pPr>
+      <w:r>
+        <w:t>03. Positive probability is not always chosen-label confidence</w:t>
+      </w:r>
+    </w:p>
+    <w:p>
+      <w:r>
+        <w:drawing>
+          <wp:inline xmlns:a="http://schemas.openxmlformats.org/drawingml/2006/main" xmlns:pic="http://schemas.openxmlformats.org/drawingml/2006/picture">
+            <wp:extent cx="5486400" cy="3617976"/>
+            <wp:docPr id="5" name="Picture 5" descr="Positive probability is not always chosen-label confidence. A: p(class 1) = 0.9, prediction = 1, confidence = 0.9, reference = 0. B: p(class 1) = 0.6, prediction = 1, confidence = 0.6, reference = 1. C: p(class 1) = 0.2, prediction = 0, confidence = 0.8, reference = 0."/>
+            <wp:cNvGraphicFramePr>
+              <a:graphicFrameLocks noChangeAspect="1"/>
+            </wp:cNvGraphicFramePr>
+            <a:graphic>
+              <a:graphicData uri="http://schemas.openxmlformats.org/drawingml/2006/picture">
+                <pic:pic>
+                  <pic:nvPicPr>
+                    <pic:cNvPr id="0" name="academy-story-ai-5-29-03.png"/>
+                    <pic:cNvPicPr/>
+                  </pic:nvPicPr>
+                  <pic:blipFill>
+                    <a:blip r:embed="rId13"/>
+                    <a:stretch>
+                      <a:fillRect/>
+                    </a:stretch>
+                  </pic:blipFill>
+                  <pic:spPr>
+                    <a:xfrm>
+                      <a:off x="0" y="0"/>
+                      <a:ext cx="5486400" cy="3617976"/>
+                    </a:xfrm>
+                    <a:prstGeom prst="rect"/>
+                  </pic:spPr>
+                </pic:pic>
+              </a:graphicData>
+            </a:graphic>
+          </wp:inline>
+        </w:drawing>
+      </w:r>
+    </w:p>
+    <w:p>
+      <w:pPr>
+        <w:spacing w:line="336" w:lineRule="auto" w:after="180"/>
+      </w:pPr>
+      <w:r>
+        <w:rPr>
+          <w:b w:val="0"/>
+        </w:rPr>
+        <w:t xml:space="preserve">Positive probability is not always chosen-label confidence. A: p(class 1) = 0.9, </w:t>
+      </w:r>
+      <w:r>
+        <w:rPr>
+          <w:b/>
+        </w:rPr>
+        <w:t>prediction</w:t>
+      </w:r>
+      <w:r>
+        <w:rPr>
+          <w:b w:val="0"/>
+        </w:rPr>
+        <w:t xml:space="preserve"> = 1, confidence = 0.9, reference = 0. B: p(class 1) = 0.6, </w:t>
+      </w:r>
+      <w:r>
+        <w:rPr>
+          <w:b/>
+        </w:rPr>
+        <w:t>prediction</w:t>
+      </w:r>
+      <w:r>
+        <w:rPr>
+          <w:b w:val="0"/>
+        </w:rPr>
+        <w:t xml:space="preserve"> = 1, confidence = 0.6, reference = 1.</w:t>
+      </w:r>
+    </w:p>
+    <w:p>
+      <w:pPr>
+        <w:spacing w:line="336" w:lineRule="auto" w:after="180"/>
+      </w:pPr>
+      <w:r>
+        <w:rPr>
+          <w:b w:val="0"/>
+        </w:rPr>
+        <w:t xml:space="preserve">C: p(class 1) = 0.2, </w:t>
+      </w:r>
+      <w:r>
+        <w:rPr>
+          <w:b/>
+        </w:rPr>
+        <w:t>prediction</w:t>
+      </w:r>
+      <w:r>
+        <w:rPr>
+          <w:b w:val="0"/>
+        </w:rPr>
+        <w:t xml:space="preserve"> = 0, confidence = 0.8, reference = 0.</w:t>
+      </w:r>
+    </w:p>
+    <w:p>
+      <w:pPr>
+        <w:spacing w:line="336" w:lineRule="auto" w:after="180"/>
+        <w:shd w:fill="F5F1FB"/>
+      </w:pPr>
+      <w:r>
+        <w:rPr>
+          <w:b w:val="0"/>
+        </w:rPr>
+        <w:t>Read the labels and values. Explain the relationship the model shows.</w:t>
+      </w:r>
+    </w:p>
+    <w:p>
+      <w:pPr>
+        <w:pStyle w:val="Heading3"/>
+      </w:pPr>
+      <w:r>
+        <w:t>My picture explanation, deciding evidence and one limit</w:t>
+      </w:r>
+    </w:p>
+    <w:p>
+      <w:r>
+        <w:t>________________________________________________________________</w:t>
+      </w:r>
+    </w:p>
+    <w:p>
+      <w:r>
+        <w:t>________________________________________________________________</w:t>
+      </w:r>
+    </w:p>
+    <w:p>
+      <w:r>
+        <w:t>________________________________________________________________</w:t>
+      </w:r>
+    </w:p>
+    <w:p>
+      <w:r>
+        <w:t>________________________________________________________________</w:t>
+      </w:r>
+    </w:p>
+    <w:p>
+      <w:pPr>
+        <w:pStyle w:val="Heading3"/>
+      </w:pPr>
+      <w:r>
+        <w:t>04. Change one thing. Trace what follows.</w:t>
+      </w:r>
+    </w:p>
+    <w:p>
+      <w:r>
+        <w:drawing>
+          <wp:inline xmlns:a="http://schemas.openxmlformats.org/drawingml/2006/main" xmlns:pic="http://schemas.openxmlformats.org/drawingml/2006/picture">
+            <wp:extent cx="5486400" cy="3179064"/>
+            <wp:docPr id="6" name="Picture 6" descr="Original case: Accept confidence&gt;=0.8: A and C; accuracy 1/2 and coverage 2/3. Changed condition: Raise the acceptance cutoff to 0.85. Expected result: Only A is accepted: accuracy 0/1, coverage 1/3. Reason: The most confident supplied case is wrong; a stricter cutoff is not guaranteed to improve this set’s accuracy."/>
+            <wp:cNvGraphicFramePr>
+              <a:graphicFrameLocks noChangeAspect="1"/>
+            </wp:cNvGraphicFramePr>
+            <a:graphic>
+              <a:graphicData uri="http://schemas.openxmlformats.org/drawingml/2006/picture">
+                <pic:pic>
+                  <pic:nvPicPr>
+                    <pic:cNvPr id="0" name="academy-story-ai-5-29-04.png"/>
+                    <pic:cNvPicPr/>
+                  </pic:nvPicPr>
+                  <pic:blipFill>
+                    <a:blip r:embed="rId14"/>
+                    <a:stretch>
+                      <a:fillRect/>
+                    </a:stretch>
+                  </pic:blipFill>
+                  <pic:spPr>
+                    <a:xfrm>
+                      <a:off x="0" y="0"/>
+                      <a:ext cx="5486400" cy="3179064"/>
+                    </a:xfrm>
+                    <a:prstGeom prst="rect"/>
+                  </pic:spPr>
+                </pic:pic>
+              </a:graphicData>
+            </a:graphic>
+          </wp:inline>
+        </w:drawing>
+      </w:r>
+    </w:p>
+    <w:p>
+      <w:pPr>
+        <w:spacing w:line="336" w:lineRule="auto" w:after="180"/>
+      </w:pPr>
+      <w:r>
+        <w:rPr>
+          <w:b w:val="0"/>
+        </w:rPr>
+        <w:t xml:space="preserve">Original case: Accept confidence&gt;=0.8: A and C; accuracy 1/2 and </w:t>
+      </w:r>
+      <w:r>
+        <w:rPr>
+          <w:b/>
+        </w:rPr>
+        <w:t>coverage</w:t>
+      </w:r>
+      <w:r>
+        <w:rPr>
+          <w:b w:val="0"/>
+        </w:rPr>
+        <w:t xml:space="preserve"> 2/3. Changed condition: Raise the acceptance cutoff to 0.85. Expected result: Only A is accepted: accuracy 0/1, </w:t>
+      </w:r>
+      <w:r>
+        <w:rPr>
+          <w:b/>
+        </w:rPr>
+        <w:t>coverage</w:t>
+      </w:r>
+      <w:r>
+        <w:rPr>
+          <w:b w:val="0"/>
+        </w:rPr>
+        <w:t xml:space="preserve"> 1/3.</w:t>
+      </w:r>
+    </w:p>
+    <w:p>
+      <w:pPr>
+        <w:spacing w:line="336" w:lineRule="auto" w:after="180"/>
+      </w:pPr>
+      <w:r>
+        <w:rPr>
+          <w:b w:val="0"/>
+        </w:rPr>
+        <w:t>Reason: The most confident supplied case is wrong; a stricter cutoff is not guaranteed to improve this set’s accuracy.</w:t>
+      </w:r>
+    </w:p>
+    <w:p>
+      <w:pPr>
+        <w:spacing w:line="336" w:lineRule="auto" w:after="180"/>
+        <w:shd w:fill="F5F1FB"/>
+      </w:pPr>
+      <w:r>
+        <w:rPr>
+          <w:b w:val="0"/>
+        </w:rPr>
+        <w:t>Predict before checking the worked changed-case result. Name what changed and what the supplied facts allow you to conclude.</w:t>
+      </w:r>
+    </w:p>
+    <w:p>
+      <w:pPr>
+        <w:pStyle w:val="Heading3"/>
+      </w:pPr>
+      <w:r>
+        <w:t>My picture explanation, deciding evidence and one limit</w:t>
+      </w:r>
+    </w:p>
+    <w:p>
+      <w:r>
+        <w:t>________________________________________________________________</w:t>
+      </w:r>
+    </w:p>
+    <w:p>
+      <w:r>
+        <w:t>________________________________________________________________</w:t>
+      </w:r>
+    </w:p>
+    <w:p>
+      <w:r>
+        <w:t>________________________________________________________________</w:t>
+      </w:r>
+    </w:p>
+    <w:p>
+      <w:r>
+        <w:t>________________________________________________________________</w:t>
+      </w:r>
+    </w:p>
+    <w:p>
+      <w:pPr>
+        <w:pStyle w:val="Heading3"/>
+      </w:pPr>
+      <w:r>
+        <w:t>05. Connect the explanation to its limit</w:t>
+      </w:r>
+    </w:p>
+    <w:p>
+      <w:r>
+        <w:drawing>
+          <wp:inline xmlns:a="http://schemas.openxmlformats.org/drawingml/2006/main" xmlns:pic="http://schemas.openxmlformats.org/drawingml/2006/picture">
+            <wp:extent cx="5486400" cy="2834640"/>
+            <wp:docPr id="7" name="Picture 7" descr="Positive-class probability and confidence in the chosen label differ when the predicted class is zero. For C, a class-one probability of 0.2 gives class-zero confidence 0.8 under this toy rule. Selective accuracy counts only accepted cases; coverage counts how many were accepted. A stricter cutoff can retain a confidently wrong case and lower accuracy on this supplied set. Limit: Supplied scores are not proven calibrated. Review policies need representative held-out evidence and clear handling of rejected cases."/>
+            <wp:cNvGraphicFramePr>
+              <a:graphicFrameLocks noChangeAspect="1"/>
+            </wp:cNvGraphicFramePr>
+            <a:graphic>
+              <a:graphicData uri="http://schemas.openxmlformats.org/drawingml/2006/picture">
+                <pic:pic>
+                  <pic:nvPicPr>
+                    <pic:cNvPr id="0" name="academy-story-ai-5-29-05.png"/>
+                    <pic:cNvPicPr/>
+                  </pic:nvPicPr>
+                  <pic:blipFill>
+                    <a:blip r:embed="rId15"/>
+                    <a:stretch>
+                      <a:fillRect/>
+                    </a:stretch>
+                  </pic:blipFill>
+                  <pic:spPr>
+                    <a:xfrm>
+                      <a:off x="0" y="0"/>
+                      <a:ext cx="5486400" cy="2834640"/>
+                    </a:xfrm>
+                    <a:prstGeom prst="rect"/>
+                  </pic:spPr>
+                </pic:pic>
+              </a:graphicData>
+            </a:graphic>
+          </wp:inline>
+        </w:drawing>
+      </w:r>
+    </w:p>
+    <w:p>
+      <w:pPr>
+        <w:spacing w:line="336" w:lineRule="auto" w:after="180"/>
+      </w:pPr>
+      <w:r>
+        <w:rPr>
+          <w:b w:val="0"/>
+        </w:rPr>
+        <w:t>Positive-class probability and confidence in the chosen label differ when the predicted class is zero. For C, a class-one probability of 0.2 gives class-zero confidence 0.8 under this toy rule.</w:t>
+      </w:r>
+    </w:p>
+    <w:p>
+      <w:pPr>
+        <w:spacing w:line="336" w:lineRule="auto" w:after="180"/>
+      </w:pPr>
+      <w:r>
+        <w:rPr>
+          <w:b w:val="0"/>
+        </w:rPr>
+        <w:t xml:space="preserve">Selective accuracy counts only accepted cases; </w:t>
+      </w:r>
+      <w:r>
+        <w:rPr>
+          <w:b/>
+        </w:rPr>
+        <w:t>coverage</w:t>
+      </w:r>
+      <w:r>
+        <w:rPr>
+          <w:b w:val="0"/>
+        </w:rPr>
+        <w:t xml:space="preserve"> counts how many were accepted. A stricter cutoff can retain a confidently wrong case and lower accuracy on this supplied set.</w:t>
+      </w:r>
+    </w:p>
+    <w:p>
+      <w:pPr>
+        <w:spacing w:line="336" w:lineRule="auto" w:after="180"/>
+      </w:pPr>
+      <w:r>
+        <w:rPr>
+          <w:b w:val="0"/>
+        </w:rPr>
+        <w:t xml:space="preserve">Limit: Supplied scores are not proven calibrated. Review policies need representative held-out </w:t>
+      </w:r>
+      <w:r>
+        <w:rPr>
+          <w:b/>
+        </w:rPr>
+        <w:t>evidence</w:t>
+      </w:r>
+      <w:r>
+        <w:rPr>
+          <w:b w:val="0"/>
+        </w:rPr>
+        <w:t xml:space="preserve"> and clear handling of rejected cases.</w:t>
+      </w:r>
+    </w:p>
+    <w:p>
+      <w:pPr>
+        <w:spacing w:line="336" w:lineRule="auto" w:after="180"/>
+        <w:shd w:fill="F5F1FB"/>
+      </w:pPr>
+      <w:r>
+        <w:rPr>
+          <w:b w:val="0"/>
+        </w:rPr>
+        <w:t>Explain the case, then point to a limit on the claim.</w:t>
+      </w:r>
+    </w:p>
+    <w:p>
+      <w:pPr>
+        <w:pStyle w:val="Heading3"/>
+      </w:pPr>
+      <w:r>
+        <w:t>My picture explanation, deciding evidence and one limit</w:t>
+      </w:r>
+    </w:p>
+    <w:p>
+      <w:r>
+        <w:t>________________________________________________________________</w:t>
+      </w:r>
+    </w:p>
+    <w:p>
+      <w:r>
+        <w:t>________________________________________________________________</w:t>
+      </w:r>
+    </w:p>
+    <w:p>
+      <w:r>
+        <w:t>________________________________________________________________</w:t>
+      </w:r>
+    </w:p>
+    <w:p>
+      <w:r>
+        <w:t>________________________________________________________________</w:t>
+      </w:r>
+    </w:p>
+    <w:p>
+      <w:pPr>
+        <w:pStyle w:val="Heading3"/>
+      </w:pPr>
+      <w:r>
+        <w:t>06. Make the idea visible in your project</w:t>
+      </w:r>
+    </w:p>
+    <w:p>
+      <w:r>
+        <w:drawing>
+          <wp:inline xmlns:a="http://schemas.openxmlformats.org/drawingml/2006/main" xmlns:pic="http://schemas.openxmlformats.org/drawingml/2006/picture">
+            <wp:extent cx="5486400" cy="3681984"/>
+            <wp:docPr id="8" name="Picture 8" descr="For your Image-pattern Network Investigation, save the input, procedure, observed result and limitation of this check. Label this worked example as practice; use a different, previously unreviewed case when checking independent understanding. Draw your input, deciding step, result and limit. Supported question: What is C’s positive-class probability and chosen-label confidence? Point to the relevant step in the picture, then write the changed result and the rule or evidence that supports it."/>
+            <wp:cNvGraphicFramePr>
+              <a:graphicFrameLocks noChangeAspect="1"/>
+            </wp:cNvGraphicFramePr>
+            <a:graphic>
+              <a:graphicData uri="http://schemas.openxmlformats.org/drawingml/2006/picture">
+                <pic:pic>
+                  <pic:nvPicPr>
+                    <pic:cNvPr id="0" name="academy-story-ai-5-29-06.png"/>
+                    <pic:cNvPicPr/>
+                  </pic:nvPicPr>
+                  <pic:blipFill>
+                    <a:blip r:embed="rId16"/>
+                    <a:stretch>
+                      <a:fillRect/>
+                    </a:stretch>
+                  </pic:blipFill>
+                  <pic:spPr>
+                    <a:xfrm>
+                      <a:off x="0" y="0"/>
+                      <a:ext cx="5486400" cy="3681984"/>
+                    </a:xfrm>
+                    <a:prstGeom prst="rect"/>
+                  </pic:spPr>
+                </pic:pic>
+              </a:graphicData>
+            </a:graphic>
+          </wp:inline>
+        </w:drawing>
+      </w:r>
+    </w:p>
+    <w:p>
+      <w:pPr>
+        <w:spacing w:line="336" w:lineRule="auto" w:after="180"/>
+      </w:pPr>
+      <w:r>
+        <w:rPr>
+          <w:b w:val="0"/>
+        </w:rPr>
+        <w:t xml:space="preserve">For your Image-pattern Network Investigation, save the </w:t>
+      </w:r>
+      <w:r>
+        <w:rPr>
+          <w:b/>
+        </w:rPr>
+        <w:t>input</w:t>
+      </w:r>
+      <w:r>
+        <w:rPr>
+          <w:b w:val="0"/>
+        </w:rPr>
+        <w:t>, procedure, observed result and limitation of this check.</w:t>
+      </w:r>
+    </w:p>
+    <w:p>
+      <w:pPr>
+        <w:spacing w:line="336" w:lineRule="auto" w:after="180"/>
+      </w:pPr>
+      <w:r>
+        <w:rPr>
+          <w:b w:val="0"/>
+        </w:rPr>
+        <w:t xml:space="preserve">Label this worked example as practice; use a different, previously unreviewed case when checking independent understanding. Draw your </w:t>
+      </w:r>
+      <w:r>
+        <w:rPr>
+          <w:b/>
+        </w:rPr>
+        <w:t>input</w:t>
+      </w:r>
+      <w:r>
+        <w:rPr>
+          <w:b w:val="0"/>
+        </w:rPr>
+        <w:t>, deciding step, result and limit.</w:t>
+      </w:r>
+    </w:p>
+    <w:p>
+      <w:pPr>
+        <w:spacing w:line="336" w:lineRule="auto" w:after="180"/>
+      </w:pPr>
+      <w:r>
+        <w:rPr>
+          <w:b w:val="0"/>
+        </w:rPr>
+        <w:t xml:space="preserve">Supported question: What is C’s positive-class probability and chosen-label confidence? Point to the relevant step in the picture, then write the changed result and the rule or </w:t>
+      </w:r>
+      <w:r>
+        <w:rPr>
+          <w:b/>
+        </w:rPr>
+        <w:t>evidence</w:t>
+      </w:r>
+      <w:r>
+        <w:rPr>
+          <w:b w:val="0"/>
+        </w:rPr>
+        <w:t xml:space="preserve"> that supports it.</w:t>
+      </w:r>
+    </w:p>
+    <w:p>
+      <w:pPr>
+        <w:spacing w:line="336" w:lineRule="auto" w:after="180"/>
+        <w:shd w:fill="F5F1FB"/>
+      </w:pPr>
+      <w:r>
+        <w:rPr>
+          <w:b w:val="0"/>
+        </w:rPr>
+        <w:t xml:space="preserve">Draw your project trace and justify the deciding step using </w:t>
+      </w:r>
+      <w:r>
+        <w:rPr>
+          <w:b/>
+        </w:rPr>
+        <w:t>evidence</w:t>
+      </w:r>
+      <w:r>
+        <w:rPr>
+          <w:b w:val="0"/>
+        </w:rPr>
+        <w:t>.</w:t>
+      </w:r>
+    </w:p>
+    <w:p>
+      <w:pPr>
+        <w:pStyle w:val="Heading3"/>
+      </w:pPr>
+      <w:r>
+        <w:t>My picture explanation, deciding evidence and one limit</w:t>
       </w:r>
     </w:p>
     <w:p>

--- a/downloads/workbook/ai-5-week-29.docx
+++ b/downloads/workbook/ai-5-week-29.docx
@@ -180,6 +180,367 @@
     <w:p>
       <w:r>
         <w:t>________________________________________________________________</w:t>
+      </w:r>
+    </w:p>
+    <w:p>
+      <w:pPr>
+        <w:pStyle w:val="Heading3"/>
+      </w:pPr>
+      <w:r>
+        <w:t>Lesson reference for workbook practice</w:t>
+      </w:r>
+    </w:p>
+    <w:p>
+      <w:pPr>
+        <w:spacing w:line="336" w:lineRule="auto" w:after="180"/>
+        <w:shd w:fill="F1F6F8"/>
+      </w:pPr>
+      <w:r>
+        <w:rPr>
+          <w:b w:val="0"/>
+        </w:rPr>
+        <w:t>Use this reference for the original W1–W3 and W5 exercises. The separately named independent case supplies its own changed facts; use those facts for that attempt before feedback.</w:t>
+      </w:r>
+    </w:p>
+    <w:p>
+      <w:pPr>
+        <w:spacing w:line="336" w:lineRule="auto" w:after="180"/>
+      </w:pPr>
+      <w:r>
+        <w:rPr>
+          <w:b w:val="0"/>
+        </w:rPr>
+        <w:t xml:space="preserve">A model can be confidently wrong. Use these supplied </w:t>
+      </w:r>
+      <w:r>
+        <w:rPr>
+          <w:b/>
+        </w:rPr>
+        <w:t>output</w:t>
+      </w:r>
+      <w:r>
+        <w:rPr>
+          <w:b w:val="0"/>
+        </w:rPr>
+        <w:t>s for a fictional image classifier: class 1 means a triangle is present; class 0 means it is absent.</w:t>
+      </w:r>
+    </w:p>
+    <w:p>
+      <w:pPr>
+        <w:spacing w:line="336" w:lineRule="auto" w:after="180"/>
+      </w:pPr>
+      <w:r>
+        <w:rPr>
+          <w:b w:val="0"/>
+        </w:rPr>
+        <w:t>The values p1 are probability estimates for class 1, invented for this exercise rather than produced by a trained model. Predict 1 when p1 &gt;= 0.5 and 0 otherwise. The selected-class confidence is max(p1, 1 - p1).</w:t>
+      </w:r>
+    </w:p>
+    <w:tbl>
+      <w:tblPr>
+        <w:tblStyle w:val="LightShading-Accent1"/>
+        <w:tblW w:type="auto" w:w="0"/>
+        <w:tblLook w:firstColumn="1" w:firstRow="1" w:lastColumn="0" w:lastRow="0" w:noHBand="0" w:noVBand="1" w:val="04A0"/>
+      </w:tblPr>
+      <w:tblGrid>
+        <w:gridCol w:w="3408"/>
+        <w:gridCol w:w="3408"/>
+        <w:gridCol w:w="3408"/>
+      </w:tblGrid>
+      <w:tr>
+        <w:trPr>
+          <w:tblHeader/>
+        </w:trPr>
+        <w:tc>
+          <w:tcPr>
+            <w:tcW w:type="dxa" w:w="3408"/>
+          </w:tcPr>
+          <w:p>
+            <w:r>
+              <w:t>Case and image</w:t>
+            </w:r>
+          </w:p>
+        </w:tc>
+        <w:tc>
+          <w:tcPr>
+            <w:tcW w:type="dxa" w:w="3408"/>
+          </w:tcPr>
+          <w:p>
+            <w:r>
+              <w:t>p1</w:t>
+            </w:r>
+          </w:p>
+        </w:tc>
+        <w:tc>
+          <w:tcPr>
+            <w:tcW w:type="dxa" w:w="3408"/>
+          </w:tcPr>
+          <w:p>
+            <w:r>
+              <w:t>Reference label</w:t>
+            </w:r>
+          </w:p>
+        </w:tc>
+      </w:tr>
+      <w:tr>
+        <w:tc>
+          <w:tcPr>
+            <w:tcW w:type="dxa" w:w="3408"/>
+          </w:tcPr>
+          <w:p>
+            <w:r>
+              <w:t>A clear</w:t>
+            </w:r>
+          </w:p>
+        </w:tc>
+        <w:tc>
+          <w:tcPr>
+            <w:tcW w:type="dxa" w:w="3408"/>
+          </w:tcPr>
+          <w:p>
+            <w:r>
+              <w:t>0.95</w:t>
+            </w:r>
+          </w:p>
+        </w:tc>
+        <w:tc>
+          <w:tcPr>
+            <w:tcW w:type="dxa" w:w="3408"/>
+          </w:tcPr>
+          <w:p>
+            <w:r>
+              <w:t>1</w:t>
+            </w:r>
+          </w:p>
+        </w:tc>
+      </w:tr>
+      <w:tr>
+        <w:tc>
+          <w:tcPr>
+            <w:tcW w:type="dxa" w:w="3408"/>
+          </w:tcPr>
+          <w:p>
+            <w:r>
+              <w:t>B blurred</w:t>
+            </w:r>
+          </w:p>
+        </w:tc>
+        <w:tc>
+          <w:tcPr>
+            <w:tcW w:type="dxa" w:w="3408"/>
+          </w:tcPr>
+          <w:p>
+            <w:r>
+              <w:t>0.90</w:t>
+            </w:r>
+          </w:p>
+        </w:tc>
+        <w:tc>
+          <w:tcPr>
+            <w:tcW w:type="dxa" w:w="3408"/>
+          </w:tcPr>
+          <w:p>
+            <w:r>
+              <w:t>0</w:t>
+            </w:r>
+          </w:p>
+        </w:tc>
+      </w:tr>
+      <w:tr>
+        <w:tc>
+          <w:tcPr>
+            <w:tcW w:type="dxa" w:w="3408"/>
+          </w:tcPr>
+          <w:p>
+            <w:r>
+              <w:t>C clear</w:t>
+            </w:r>
+          </w:p>
+        </w:tc>
+        <w:tc>
+          <w:tcPr>
+            <w:tcW w:type="dxa" w:w="3408"/>
+          </w:tcPr>
+          <w:p>
+            <w:r>
+              <w:t>0.80</w:t>
+            </w:r>
+          </w:p>
+        </w:tc>
+        <w:tc>
+          <w:tcPr>
+            <w:tcW w:type="dxa" w:w="3408"/>
+          </w:tcPr>
+          <w:p>
+            <w:r>
+              <w:t>1</w:t>
+            </w:r>
+          </w:p>
+        </w:tc>
+      </w:tr>
+      <w:tr>
+        <w:tc>
+          <w:tcPr>
+            <w:tcW w:type="dxa" w:w="3408"/>
+          </w:tcPr>
+          <w:p>
+            <w:r>
+              <w:t>D blurred</w:t>
+            </w:r>
+          </w:p>
+        </w:tc>
+        <w:tc>
+          <w:tcPr>
+            <w:tcW w:type="dxa" w:w="3408"/>
+          </w:tcPr>
+          <w:p>
+            <w:r>
+              <w:t>0.60</w:t>
+            </w:r>
+          </w:p>
+        </w:tc>
+        <w:tc>
+          <w:tcPr>
+            <w:tcW w:type="dxa" w:w="3408"/>
+          </w:tcPr>
+          <w:p>
+            <w:r>
+              <w:t>0</w:t>
+            </w:r>
+          </w:p>
+        </w:tc>
+      </w:tr>
+      <w:tr>
+        <w:tc>
+          <w:tcPr>
+            <w:tcW w:type="dxa" w:w="3408"/>
+          </w:tcPr>
+          <w:p>
+            <w:r>
+              <w:t>E clear</w:t>
+            </w:r>
+          </w:p>
+        </w:tc>
+        <w:tc>
+          <w:tcPr>
+            <w:tcW w:type="dxa" w:w="3408"/>
+          </w:tcPr>
+          <w:p>
+            <w:r>
+              <w:t>0.45</w:t>
+            </w:r>
+          </w:p>
+        </w:tc>
+        <w:tc>
+          <w:tcPr>
+            <w:tcW w:type="dxa" w:w="3408"/>
+          </w:tcPr>
+          <w:p>
+            <w:r>
+              <w:t>0</w:t>
+            </w:r>
+          </w:p>
+        </w:tc>
+      </w:tr>
+      <w:tr>
+        <w:tc>
+          <w:tcPr>
+            <w:tcW w:type="dxa" w:w="3408"/>
+          </w:tcPr>
+          <w:p>
+            <w:r>
+              <w:t>F blurred</w:t>
+            </w:r>
+          </w:p>
+        </w:tc>
+        <w:tc>
+          <w:tcPr>
+            <w:tcW w:type="dxa" w:w="3408"/>
+          </w:tcPr>
+          <w:p>
+            <w:r>
+              <w:t>0.10</w:t>
+            </w:r>
+          </w:p>
+        </w:tc>
+        <w:tc>
+          <w:tcPr>
+            <w:tcW w:type="dxa" w:w="3408"/>
+          </w:tcPr>
+          <w:p>
+            <w:r>
+              <w:t>1</w:t>
+            </w:r>
+          </w:p>
+        </w:tc>
+      </w:tr>
+    </w:tbl>
+    <w:p>
+      <w:pPr>
+        <w:spacing w:line="336" w:lineRule="auto" w:after="180"/>
+      </w:pPr>
+      <w:r>
+        <w:rPr>
+          <w:b w:val="0"/>
+        </w:rPr>
+        <w:t>A predicts 1 with confidence 0.95 and is correct. F predicts 0 with confidence 0.90 and is wrong: p1 = 0.10 is not low confidence in the selected class.</w:t>
+      </w:r>
+    </w:p>
+    <w:p>
+      <w:pPr>
+        <w:spacing w:line="336" w:lineRule="auto" w:after="180"/>
+      </w:pPr>
+      <w:r>
+        <w:rPr>
+          <w:b w:val="0"/>
+        </w:rPr>
+        <w:t>Reference labels are supplied for this exercise; real investigations must check their quality too.</w:t>
+      </w:r>
+    </w:p>
+    <w:p>
+      <w:pPr>
+        <w:spacing w:line="336" w:lineRule="auto" w:after="180"/>
+      </w:pPr>
+      <w:r>
+        <w:rPr>
+          <w:b w:val="0"/>
+        </w:rPr>
+        <w:t xml:space="preserve">A score alone cannot establish reliability. </w:t>
+      </w:r>
+      <w:r>
+        <w:rPr>
+          <w:b/>
+        </w:rPr>
+        <w:t>Calibration</w:t>
+      </w:r>
+      <w:r>
+        <w:rPr>
+          <w:b w:val="0"/>
+        </w:rPr>
+        <w:t xml:space="preserve"> asks whether, across many comparable cases, </w:t>
+      </w:r>
+      <w:r>
+        <w:rPr>
+          <w:b/>
+        </w:rPr>
+        <w:t>prediction</w:t>
+      </w:r>
+      <w:r>
+        <w:rPr>
+          <w:b w:val="0"/>
+        </w:rPr>
+        <w:t>s assigned a probability such as 0.90 are correct about 90 percent of the time.</w:t>
+      </w:r>
+    </w:p>
+    <w:p>
+      <w:pPr>
+        <w:spacing w:line="336" w:lineRule="auto" w:after="180"/>
+      </w:pPr>
+      <w:r>
+        <w:rPr>
+          <w:b w:val="0"/>
+        </w:rPr>
+        <w:t>One correct or incorrect case cannot answer that question.</w:t>
       </w:r>
     </w:p>
     <w:p>

--- a/downloads/workbook/ai-5-week-29.docx
+++ b/downloads/workbook/ai-5-week-29.docx
@@ -25,22 +25,45 @@
         <w:pStyle w:val="Heading1"/>
       </w:pPr>
       <w:r>
-        <w:t>01. Recall and choose your starting point</w:t>
-      </w:r>
-    </w:p>
-    <w:p>
-      <w:r>
-        <w:t>Record your starting explanation for Uncertainty and failure analysis before opening notes. Show any later correction separately.</w:t>
-      </w:r>
-    </w:p>
-    <w:p>
-      <w:pPr>
-        <w:spacing w:line="336" w:lineRule="auto" w:after="180"/>
-      </w:pPr>
-      <w:r>
-        <w:rPr>
-          <w:b w:val="0"/>
-        </w:rPr>
+        <w:t>One complete confidence and review-policy record.</w:t>
+      </w:r>
+    </w:p>
+    <w:p>
+      <w:r>
+        <w:t>Keep inputs, predictions, counts, missing reviewer outcomes and next checks together.</w:t>
+      </w:r>
+    </w:p>
+    <w:p>
+      <w:r>
+        <w:t>Recall → W1–W3/W5 → independent score table → project report → delayed return.</w:t>
+      </w:r>
+    </w:p>
+    <w:p>
+      <w:pPr>
+        <w:pStyle w:val="Heading1"/>
+      </w:pPr>
+      <w:r>
+        <w:t>01. Recall · Retrieve before notes</w:t>
+      </w:r>
+    </w:p>
+    <w:p>
+      <w:r>
+        <w:t>Keep this task’s inputs,rule and response together.</w:t>
+      </w:r>
+    </w:p>
+    <w:p>
+      <w:pPr>
+        <w:pStyle w:val="Heading2"/>
+      </w:pPr>
+      <w:r>
+        <w:t>Complete task and evidence</w:t>
+      </w:r>
+    </w:p>
+    <w:p>
+      <w:pPr>
+        <w:pStyle w:val="ListBullet"/>
+      </w:pPr>
+      <w:r>
         <w:t>Try the recall before opening notes. Then use a different colour or a labelled second line to correct your explanation.</w:t>
       </w:r>
     </w:p>
@@ -54,12 +77,9 @@
     </w:p>
     <w:p>
       <w:pPr>
-        <w:spacing w:line="336" w:lineRule="auto" w:after="180"/>
-      </w:pPr>
-      <w:r>
-        <w:rPr>
-          <w:b w:val="0"/>
-        </w:rPr>
+        <w:pStyle w:val="ListBullet"/>
+      </w:pPr>
+      <w:r>
         <w:t>Without opening the old lesson, explain one key idea from Transfer learning. Give an example and a mistake that the idea helps you avoid.</w:t>
       </w:r>
     </w:p>
@@ -96,12 +116,9 @@
     </w:p>
     <w:p>
       <w:pPr>
-        <w:spacing w:line="336" w:lineRule="auto" w:after="180"/>
-      </w:pPr>
-      <w:r>
-        <w:rPr>
-          <w:b w:val="0"/>
-        </w:rPr>
+        <w:pStyle w:val="ListBullet"/>
+      </w:pPr>
+      <w:r>
         <w:t>Without opening the old lesson, explain one key idea from Embeddings and neighbourhoods. Give an example and a mistake that the idea helps you avoid.</w:t>
       </w:r>
     </w:p>
@@ -138,25 +155,10 @@
     </w:p>
     <w:p>
       <w:pPr>
-        <w:spacing w:line="336" w:lineRule="auto" w:after="180"/>
-      </w:pPr>
-      <w:r>
-        <w:rPr>
-          <w:b w:val="0"/>
-        </w:rPr>
-        <w:t xml:space="preserve">Without opening the old lesson, explain one key idea from </w:t>
-      </w:r>
-      <w:r>
-        <w:rPr>
-          <w:b/>
-        </w:rPr>
-        <w:t>Training</w:t>
-      </w:r>
-      <w:r>
-        <w:rPr>
-          <w:b w:val="0"/>
-        </w:rPr>
-        <w:t xml:space="preserve"> a small image model. Give an example and a mistake that the idea helps you avoid.</w:t>
+        <w:pStyle w:val="ListBullet"/>
+      </w:pPr>
+      <w:r>
+        <w:t>Without opening the old lesson, explain one key idea from Training a small image model. Give an example and a mistake that the idea helps you avoid.</w:t>
       </w:r>
     </w:p>
     <w:p>
@@ -192,48 +194,18 @@
     </w:p>
     <w:p>
       <w:pPr>
-        <w:spacing w:line="336" w:lineRule="auto" w:after="180"/>
-        <w:shd w:fill="F1F6F8"/>
-      </w:pPr>
-      <w:r>
-        <w:rPr>
-          <w:b w:val="0"/>
-        </w:rPr>
+        <w:pStyle w:val="ListBullet"/>
+      </w:pPr>
+      <w:r>
         <w:t>Use this reference for the original W1–W3 and W5 exercises. The separately named independent case supplies its own changed facts; use those facts for that attempt before feedback.</w:t>
       </w:r>
     </w:p>
     <w:p>
       <w:pPr>
-        <w:spacing w:line="336" w:lineRule="auto" w:after="180"/>
-      </w:pPr>
-      <w:r>
-        <w:rPr>
-          <w:b w:val="0"/>
-        </w:rPr>
-        <w:t xml:space="preserve">A model can be confidently wrong. Use these supplied </w:t>
-      </w:r>
-      <w:r>
-        <w:rPr>
-          <w:b/>
-        </w:rPr>
-        <w:t>output</w:t>
-      </w:r>
-      <w:r>
-        <w:rPr>
-          <w:b w:val="0"/>
-        </w:rPr>
-        <w:t>s for a fictional image classifier: class 1 means a triangle is present; class 0 means it is absent.</w:t>
-      </w:r>
-    </w:p>
-    <w:p>
-      <w:pPr>
-        <w:spacing w:line="336" w:lineRule="auto" w:after="180"/>
-      </w:pPr>
-      <w:r>
-        <w:rPr>
-          <w:b w:val="0"/>
-        </w:rPr>
-        <w:t>The values p1 are probability estimates for class 1, invented for this exercise rather than produced by a trained model. Predict 1 when p1 &gt;= 0.5 and 0 otherwise. The selected-class confidence is max(p1, 1 - p1).</w:t>
+        <w:pStyle w:val="ListBullet"/>
+      </w:pPr>
+      <w:r>
+        <w:t>A model can be confidently wrong. Use these supplied outputs for a fictional image classifier: class 1 means a triangle is present; class 0 means it is absent. The values p1 are probability estimates for class 1, invented for this exercise rather than produced by a trained model. Predict 1 when p1 &gt;= 0.5 and 0 otherwise. The selected-class confidence is max(p1, 1 - p1).</w:t>
       </w:r>
     </w:p>
     <w:tbl>
@@ -477,70 +449,18 @@
     </w:tbl>
     <w:p>
       <w:pPr>
-        <w:spacing w:line="336" w:lineRule="auto" w:after="180"/>
-      </w:pPr>
-      <w:r>
-        <w:rPr>
-          <w:b w:val="0"/>
-        </w:rPr>
-        <w:t>A predicts 1 with confidence 0.95 and is correct. F predicts 0 with confidence 0.90 and is wrong: p1 = 0.10 is not low confidence in the selected class.</w:t>
-      </w:r>
-    </w:p>
-    <w:p>
-      <w:pPr>
-        <w:spacing w:line="336" w:lineRule="auto" w:after="180"/>
-      </w:pPr>
-      <w:r>
-        <w:rPr>
-          <w:b w:val="0"/>
-        </w:rPr>
-        <w:t>Reference labels are supplied for this exercise; real investigations must check their quality too.</w:t>
-      </w:r>
-    </w:p>
-    <w:p>
-      <w:pPr>
-        <w:spacing w:line="336" w:lineRule="auto" w:after="180"/>
-      </w:pPr>
-      <w:r>
-        <w:rPr>
-          <w:b w:val="0"/>
-        </w:rPr>
-        <w:t xml:space="preserve">A score alone cannot establish reliability. </w:t>
-      </w:r>
-      <w:r>
-        <w:rPr>
-          <w:b/>
-        </w:rPr>
-        <w:t>Calibration</w:t>
-      </w:r>
-      <w:r>
-        <w:rPr>
-          <w:b w:val="0"/>
-        </w:rPr>
-        <w:t xml:space="preserve"> asks whether, across many comparable cases, </w:t>
-      </w:r>
-      <w:r>
-        <w:rPr>
-          <w:b/>
-        </w:rPr>
-        <w:t>prediction</w:t>
-      </w:r>
-      <w:r>
-        <w:rPr>
-          <w:b w:val="0"/>
-        </w:rPr>
-        <w:t>s assigned a probability such as 0.90 are correct about 90 percent of the time.</w:t>
-      </w:r>
-    </w:p>
-    <w:p>
-      <w:pPr>
-        <w:spacing w:line="336" w:lineRule="auto" w:after="180"/>
-      </w:pPr>
-      <w:r>
-        <w:rPr>
-          <w:b w:val="0"/>
-        </w:rPr>
-        <w:t>One correct or incorrect case cannot answer that question.</w:t>
+        <w:pStyle w:val="ListBullet"/>
+      </w:pPr>
+      <w:r>
+        <w:t>A predicts 1 with confidence 0.95 and is correct. F predicts 0 with confidence 0.90 and is wrong: p1 = 0.10 is not low confidence in the selected class. Reference labels are supplied for this exercise; real investigations must check their quality too.</w:t>
+      </w:r>
+    </w:p>
+    <w:p>
+      <w:pPr>
+        <w:pStyle w:val="ListBullet"/>
+      </w:pPr>
+      <w:r>
+        <w:t>A score alone cannot establish reliability. Calibration asks whether, across many comparable cases, predictions assigned a probability such as 0.90 are correct about 90 percent of the time. One correct or incorrect case cannot answer that question.</w:t>
       </w:r>
     </w:p>
     <w:p>
@@ -548,123 +468,44 @@
         <w:pStyle w:val="Heading1"/>
       </w:pPr>
       <w:r>
-        <w:t>02. Practise with fading help</w:t>
-      </w:r>
-    </w:p>
-    <w:p>
-      <w:r>
-        <w:t>Complete the supported Uncertainty and failure analysis trace and record the first step you can explain without help.</w:t>
-      </w:r>
-    </w:p>
-    <w:p>
-      <w:pPr>
-        <w:spacing w:line="336" w:lineRule="auto" w:after="180"/>
-      </w:pPr>
-      <w:r>
-        <w:rPr>
-          <w:b w:val="0"/>
-        </w:rPr>
-        <w:t>Use W2: Count both types of error for Uncertainty and failure analysis. Record the answer once; the lesson and workbook refer to the same attempt.</w:t>
-      </w:r>
-    </w:p>
-    <w:tbl>
-      <w:tblPr>
-        <w:tblStyle w:val="LightShading-Accent1"/>
-        <w:tblW w:type="auto" w:w="0"/>
-        <w:tblLook w:firstColumn="1" w:firstRow="1" w:lastColumn="0" w:lastRow="0" w:noHBand="0" w:noVBand="1" w:val="04A0"/>
-      </w:tblPr>
-      <w:tblGrid>
-        <w:gridCol w:w="2556"/>
-        <w:gridCol w:w="2556"/>
-        <w:gridCol w:w="2556"/>
-        <w:gridCol w:w="2556"/>
-      </w:tblGrid>
-      <w:tr>
-        <w:trPr>
-          <w:tblHeader/>
-        </w:trPr>
-        <w:tc>
-          <w:tcPr>
-            <w:tcW w:type="dxa" w:w="2556"/>
-          </w:tcPr>
-          <w:p>
-            <w:r>
-              <w:t>Given inputs</w:t>
-            </w:r>
-          </w:p>
-        </w:tc>
-        <w:tc>
-          <w:tcPr>
-            <w:tcW w:type="dxa" w:w="2556"/>
-          </w:tcPr>
-          <w:p>
-            <w:r>
-              <w:t>Procedure I chose</w:t>
-            </w:r>
-          </w:p>
-        </w:tc>
-        <w:tc>
-          <w:tcPr>
-            <w:tcW w:type="dxa" w:w="2556"/>
-          </w:tcPr>
-          <w:p>
-            <w:r>
-              <w:t>Middle steps</w:t>
-            </w:r>
-          </w:p>
-        </w:tc>
-        <w:tc>
-          <w:tcPr>
-            <w:tcW w:type="dxa" w:w="2556"/>
-          </w:tcPr>
-          <w:p>
-            <w:r>
-              <w:t>Result and check</w:t>
-            </w:r>
-          </w:p>
-        </w:tc>
-      </w:tr>
-      <w:tr>
-        <w:tc>
-          <w:tcPr>
-            <w:tcW w:type="dxa" w:w="2556"/>
-          </w:tcPr>
-          <w:p>
-            <w:r/>
-          </w:p>
-        </w:tc>
-        <w:tc>
-          <w:tcPr>
-            <w:tcW w:type="dxa" w:w="2556"/>
-          </w:tcPr>
-          <w:p>
-            <w:r/>
-          </w:p>
-        </w:tc>
-        <w:tc>
-          <w:tcPr>
-            <w:tcW w:type="dxa" w:w="2556"/>
-          </w:tcPr>
-          <w:p>
-            <w:r/>
-          </w:p>
-        </w:tc>
-        <w:tc>
-          <w:tcPr>
-            <w:tcW w:type="dxa" w:w="2556"/>
-          </w:tcPr>
-          <w:p>
-            <w:r/>
-          </w:p>
-        </w:tc>
-      </w:tr>
-    </w:tbl>
+        <w:t>05. W1 · Explain the current example</w:t>
+      </w:r>
+    </w:p>
+    <w:p>
+      <w:r>
+        <w:t>Keep this task’s inputs,rule and response together.</w:t>
+      </w:r>
+    </w:p>
+    <w:p>
+      <w:pPr>
+        <w:pStyle w:val="Heading2"/>
+      </w:pPr>
+      <w:r>
+        <w:t>Complete task and evidence</w:t>
+      </w:r>
+    </w:p>
+    <w:p>
+      <w:pPr>
+        <w:pStyle w:val="ListBullet"/>
+      </w:pPr>
+      <w:r>
+        <w:t>Main six cases (p1, reference): A (.95, 1), B (.90, 0), C (.80, 1), D (.60, 0), E (.45, 0), F (.10, 1). Predict 1 at p1 ≥ .50; selected confidence is max(p1, 1−p1). Predictions 1, 1, 1, 1, 0, 0; confidences .95, .90, .80, .60, .55, .90. Correct A/C/E: 3/6. TP 2, TN 1, FP B/D, FN F. Cutoff .80 accepts A/B/C/F; coverage 4/6, accepted accuracy 2/4; D/E deferred. Cutoff .95 accepts only A: coverage 1/6, accepted accuracy 1/1, five deferred. Cutoff .99 accepts none: coverage 0/6, accepted accuracy undefined. No reviewer outcomes supplied. Clear images 3/3 correct, blurred 0/3, a pattern without causal proof. Check labels and preprocessing; use new paired blur comparisons with related source versions kept in one split. Separate picture: A (.9, 0), B (.6, 1), C (.2, 0); confidence .9, .6, .8. Cutoff .8 accepts A/C, one correct of two, coverage 2/3. Cutoff .85 accepts wrong A, accuracy 0/1, coverage 1/3. Scores are supplied rather than measured model outputs; calibration and final system reliability are unknown.</w:t>
+      </w:r>
+    </w:p>
+    <w:p>
+      <w:pPr>
+        <w:pStyle w:val="ListBullet"/>
+      </w:pPr>
+      <w:r>
+        <w:t>For B, E and F, give the predicted class, selected-class confidence and correctness. Explain why p1 = 0.10 does not mean F has low confidence in its predicted class.</w:t>
+      </w:r>
+    </w:p>
     <w:p>
       <w:pPr>
         <w:pStyle w:val="Heading3"/>
       </w:pPr>
       <w:r>
-        <w:t>The step I completed without help, and the hint I needed</w:t>
+        <w:t>My reasoning and evidence</w:t>
       </w:r>
     </w:p>
     <w:p>
@@ -683,38 +524,55 @@
       </w:r>
     </w:p>
     <w:p>
+      <w:r>
+        <w:t>________________________________________________________________</w:t>
+      </w:r>
+    </w:p>
+    <w:p>
+      <w:r>
+        <w:t>________________________________________________________________</w:t>
+      </w:r>
+    </w:p>
+    <w:p>
+      <w:r>
+        <w:t>________________________________________________________________</w:t>
+      </w:r>
+    </w:p>
+    <w:p>
       <w:pPr>
         <w:pStyle w:val="Heading1"/>
       </w:pPr>
       <w:r>
-        <w:t>03. Individual reasoning check</w:t>
-      </w:r>
-    </w:p>
-    <w:p>
-      <w:r>
-        <w:t>Check the proposed Uncertainty and failure analysis explanation against the supplied facts before discussing it.</w:t>
-      </w:r>
-    </w:p>
-    <w:p>
-      <w:pPr>
-        <w:spacing w:line="336" w:lineRule="auto" w:after="180"/>
-      </w:pPr>
-      <w:r>
-        <w:rPr>
-          <w:b w:val="0"/>
-        </w:rPr>
-        <w:t>Use the worked case for Uncertainty and failure analysis. Proposed explanation: “A low p1 always means low confidence”. Decide whether this explanation is supported.</w:t>
-      </w:r>
-    </w:p>
-    <w:p>
-      <w:pPr>
-        <w:spacing w:line="336" w:lineRule="auto" w:after="180"/>
-      </w:pPr>
-      <w:r>
-        <w:rPr>
-          <w:b w:val="0"/>
-        </w:rPr>
-        <w:t>Point to the step or supplied fact that decides; explain your repair if needed.</w:t>
+        <w:t>06. W2 · Trace the calculation</w:t>
+      </w:r>
+    </w:p>
+    <w:p>
+      <w:r>
+        <w:t>Keep this task’s inputs,rule and response together.</w:t>
+      </w:r>
+    </w:p>
+    <w:p>
+      <w:pPr>
+        <w:pStyle w:val="Heading2"/>
+      </w:pPr>
+      <w:r>
+        <w:t>Complete task and evidence</w:t>
+      </w:r>
+    </w:p>
+    <w:p>
+      <w:pPr>
+        <w:pStyle w:val="ListBullet"/>
+      </w:pPr>
+      <w:r>
+        <w:t>Main six cases (p1, reference): A (.95, 1), B (.90, 0), C (.80, 1), D (.60, 0), E (.45, 0), F (.10, 1). Predict 1 at p1 ≥ .50; selected confidence is max(p1, 1−p1). Predictions 1, 1, 1, 1, 0, 0; confidences .95, .90, .80, .60, .55, .90. Correct A/C/E: 3/6. TP 2, TN 1, FP B/D, FN F. Cutoff .80 accepts A/B/C/F; coverage 4/6, accepted accuracy 2/4; D/E deferred. Cutoff .95 accepts only A: coverage 1/6, accepted accuracy 1/1, five deferred. Cutoff .99 accepts none: coverage 0/6, accepted accuracy undefined. No reviewer outcomes supplied. Clear images 3/3 correct, blurred 0/3, a pattern without causal proof. Check labels and preprocessing; use new paired blur comparisons with related source versions kept in one split. Separate picture: A (.9, 0), B (.6, 1), C (.2, 0); confidence .9, .6, .8. Cutoff .8 accepts A/C, one correct of two, coverage 2/3. Cutoff .85 accepts wrong A, accuracy 0/1, coverage 1/3. Scores are supplied rather than measured model outputs; calibration and final system reliability are unknown.</w:t>
+      </w:r>
+    </w:p>
+    <w:p>
+      <w:pPr>
+        <w:pStyle w:val="ListBullet"/>
+      </w:pPr>
+      <w:r>
+        <w:t>For all six cases, list false positives and false negatives, count true positives and true negatives, and calculate overall accuracy. Why might a single accuracy hide useful information?</w:t>
       </w:r>
     </w:p>
     <w:p>
@@ -722,7 +580,7 @@
         <w:pStyle w:val="Heading3"/>
       </w:pPr>
       <w:r>
-        <w:t>My explanation before partner discussion</w:t>
+        <w:t>My reasoning and evidence</w:t>
       </w:r>
     </w:p>
     <w:p>
@@ -746,16 +604,50 @@
       </w:r>
     </w:p>
     <w:p>
+      <w:r>
+        <w:t>________________________________________________________________</w:t>
+      </w:r>
+    </w:p>
+    <w:p>
+      <w:r>
+        <w:t>________________________________________________________________</w:t>
+      </w:r>
+    </w:p>
+    <w:p>
       <w:pPr>
         <w:pStyle w:val="Heading1"/>
       </w:pPr>
       <w:r>
-        <w:t>04. Independent transfer case</w:t>
-      </w:r>
-    </w:p>
-    <w:p>
-      <w:r>
-        <w:t>Write one first attempt at the reserved independent case before feedback. Repeated copies of that case refer to the same recorded attempt.</w:t>
+        <w:t>07. W3 · Repair a misconception</w:t>
+      </w:r>
+    </w:p>
+    <w:p>
+      <w:r>
+        <w:t>Keep this task’s inputs,rule and response together.</w:t>
+      </w:r>
+    </w:p>
+    <w:p>
+      <w:pPr>
+        <w:pStyle w:val="Heading2"/>
+      </w:pPr>
+      <w:r>
+        <w:t>Complete task and evidence</w:t>
+      </w:r>
+    </w:p>
+    <w:p>
+      <w:pPr>
+        <w:pStyle w:val="ListBullet"/>
+      </w:pPr>
+      <w:r>
+        <w:t>Main six cases (p1, reference): A (.95, 1), B (.90, 0), C (.80, 1), D (.60, 0), E (.45, 0), F (.10, 1). Predict 1 at p1 ≥ .50; selected confidence is max(p1, 1−p1). Predictions 1, 1, 1, 1, 0, 0; confidences .95, .90, .80, .60, .55, .90. Correct A/C/E: 3/6. TP 2, TN 1, FP B/D, FN F. Cutoff .80 accepts A/B/C/F; coverage 4/6, accepted accuracy 2/4; D/E deferred. Cutoff .95 accepts only A: coverage 1/6, accepted accuracy 1/1, five deferred. Cutoff .99 accepts none: coverage 0/6, accepted accuracy undefined. No reviewer outcomes supplied. Clear images 3/3 correct, blurred 0/3, a pattern without causal proof. Check labels and preprocessing; use new paired blur comparisons with related source versions kept in one split. Separate picture: A (.9, 0), B (.6, 1), C (.2, 0); confidence .9, .6, .8. Cutoff .8 accepts A/C, one correct of two, coverage 2/3. Cutoff .85 accepts wrong A, accuracy 0/1, coverage 1/3. Scores are supplied rather than measured model outputs; calibration and final system reliability are unknown.</w:t>
+      </w:r>
+    </w:p>
+    <w:p>
+      <w:pPr>
+        <w:pStyle w:val="ListBullet"/>
+      </w:pPr>
+      <w:r>
+        <w:t>At cutoff 0.80, list accepted and deferred cases, coverage and accepted-case accuracy. Can you calculate final accuracy after human review from the supplied data? What does the report function return for accepted-case accuracy at cutoff 0.99?</w:t>
       </w:r>
     </w:p>
     <w:p>
@@ -763,53 +655,149 @@
         <w:pStyle w:val="Heading3"/>
       </w:pPr>
       <w:r>
+        <w:t>My reasoning and evidence</w:t>
+      </w:r>
+    </w:p>
+    <w:p>
+      <w:r>
+        <w:t>________________________________________________________________</w:t>
+      </w:r>
+    </w:p>
+    <w:p>
+      <w:r>
+        <w:t>________________________________________________________________</w:t>
+      </w:r>
+    </w:p>
+    <w:p>
+      <w:r>
+        <w:t>________________________________________________________________</w:t>
+      </w:r>
+    </w:p>
+    <w:p>
+      <w:r>
+        <w:t>________________________________________________________________</w:t>
+      </w:r>
+    </w:p>
+    <w:p>
+      <w:r>
+        <w:t>________________________________________________________________</w:t>
+      </w:r>
+    </w:p>
+    <w:p>
+      <w:r>
+        <w:t>________________________________________________________________</w:t>
+      </w:r>
+    </w:p>
+    <w:p>
+      <w:pPr>
+        <w:pStyle w:val="Heading1"/>
+      </w:pPr>
+      <w:r>
+        <w:t>09. W5 · Explain the limitation</w:t>
+      </w:r>
+    </w:p>
+    <w:p>
+      <w:r>
+        <w:t>Keep this task’s inputs,rule and response together.</w:t>
+      </w:r>
+    </w:p>
+    <w:p>
+      <w:pPr>
+        <w:pStyle w:val="Heading2"/>
+      </w:pPr>
+      <w:r>
+        <w:t>Complete task and evidence</w:t>
+      </w:r>
+    </w:p>
+    <w:p>
+      <w:pPr>
+        <w:pStyle w:val="ListBullet"/>
+      </w:pPr>
+      <w:r>
+        <w:t>Main six cases (p1, reference): A (.95, 1), B (.90, 0), C (.80, 1), D (.60, 0), E (.45, 0), F (.10, 1). Predict 1 at p1 ≥ .50; selected confidence is max(p1, 1−p1). Predictions 1, 1, 1, 1, 0, 0; confidences .95, .90, .80, .60, .55, .90. Correct A/C/E: 3/6. TP 2, TN 1, FP B/D, FN F. Cutoff .80 accepts A/B/C/F; coverage 4/6, accepted accuracy 2/4; D/E deferred. Cutoff .95 accepts only A: coverage 1/6, accepted accuracy 1/1, five deferred. Cutoff .99 accepts none: coverage 0/6, accepted accuracy undefined. No reviewer outcomes supplied. Clear images 3/3 correct, blurred 0/3, a pattern without causal proof. Check labels and preprocessing; use new paired blur comparisons with related source versions kept in one split. Separate picture: A (.9, 0), B (.6, 1), C (.2, 0); confidence .9, .6, .8. Cutoff .8 accepts A/C, one correct of two, coverage 2/3. Cutoff .85 accepts wrong A, accuracy 0/1, coverage 1/3. Scores are supplied rather than measured model outputs; calibration and final system reliability are unknown.</w:t>
+      </w:r>
+    </w:p>
+    <w:p>
+      <w:pPr>
+        <w:pStyle w:val="ListBullet"/>
+      </w:pPr>
+      <w:r>
+        <w:t>All three blurred cases are wrong. A team claims blur caused the errors and plans to put clear images in training and their blurred copies in final evaluation. Identify the unsupported claim and the split problem; propose a better investigation.</w:t>
+      </w:r>
+    </w:p>
+    <w:p>
+      <w:pPr>
+        <w:pStyle w:val="Heading3"/>
+      </w:pPr>
+      <w:r>
+        <w:t>My reasoning and evidence</w:t>
+      </w:r>
+    </w:p>
+    <w:p>
+      <w:r>
+        <w:t>________________________________________________________________</w:t>
+      </w:r>
+    </w:p>
+    <w:p>
+      <w:r>
+        <w:t>________________________________________________________________</w:t>
+      </w:r>
+    </w:p>
+    <w:p>
+      <w:r>
+        <w:t>________________________________________________________________</w:t>
+      </w:r>
+    </w:p>
+    <w:p>
+      <w:r>
+        <w:t>________________________________________________________________</w:t>
+      </w:r>
+    </w:p>
+    <w:p>
+      <w:r>
+        <w:t>________________________________________________________________</w:t>
+      </w:r>
+    </w:p>
+    <w:p>
+      <w:r>
+        <w:t>________________________________________________________________</w:t>
+      </w:r>
+    </w:p>
+    <w:p>
+      <w:pPr>
+        <w:pStyle w:val="Heading1"/>
+      </w:pPr>
+      <w:r>
+        <w:t>04. Try alone · Selected transfer</w:t>
+      </w:r>
+    </w:p>
+    <w:p>
+      <w:r>
+        <w:t>Keep this task’s inputs,rule and response together.</w:t>
+      </w:r>
+    </w:p>
+    <w:p>
+      <w:pPr>
+        <w:pStyle w:val="Heading2"/>
+      </w:pPr>
+      <w:r>
+        <w:t>Complete task and evidence</w:t>
+      </w:r>
+    </w:p>
+    <w:p>
+      <w:pPr>
+        <w:pStyle w:val="Heading3"/>
+      </w:pPr>
+      <w:r>
         <w:t>Independent case: Analyse new outputs independently</w:t>
       </w:r>
     </w:p>
     <w:p>
       <w:pPr>
-        <w:spacing w:line="336" w:lineRule="auto" w:after="180"/>
-      </w:pPr>
-      <w:r>
-        <w:rPr>
-          <w:b w:val="0"/>
-        </w:rPr>
-        <w:t xml:space="preserve">Four new cases have (p1, reference label): K (0.85, 0), L (0.70, 1), M (0.30, 0), N (0.05, 0). Give </w:t>
-      </w:r>
-      <w:r>
-        <w:rPr>
-          <w:b/>
-        </w:rPr>
-        <w:t>prediction</w:t>
-      </w:r>
-      <w:r>
-        <w:rPr>
-          <w:b w:val="0"/>
-        </w:rPr>
-        <w:t>s and confidences, overall accuracy, and accepted cases at cutoff 0.80.</w:t>
-      </w:r>
-    </w:p>
-    <w:p>
-      <w:pPr>
-        <w:spacing w:line="336" w:lineRule="auto" w:after="180"/>
-      </w:pPr>
-      <w:r>
-        <w:rPr>
-          <w:b w:val="0"/>
-        </w:rPr>
-        <w:t xml:space="preserve">Calculate </w:t>
-      </w:r>
-      <w:r>
-        <w:rPr>
-          <w:b/>
-        </w:rPr>
-        <w:t>coverage</w:t>
-      </w:r>
-      <w:r>
-        <w:rPr>
-          <w:b w:val="0"/>
-        </w:rPr>
-        <w:t xml:space="preserve"> and accepted-case accuracy. Does this policy improve accuracy on the accepted subset here?</w:t>
+        <w:pStyle w:val="ListBullet"/>
+      </w:pPr>
+      <w:r>
+        <w:t>Four new cases have (p1, reference label): K (0.85, 0), L (0.70, 1), M (0.30, 0), N (0.05, 0). Give predictions and confidences, overall accuracy, and accepted cases at cutoff 0.80. Calculate coverage and accepted-case accuracy. Does this policy improve accuracy on the accepted subset here?</w:t>
       </w:r>
     </w:p>
     <w:p>
@@ -857,12 +845,9 @@
     </w:p>
     <w:p>
       <w:pPr>
-        <w:spacing w:line="336" w:lineRule="auto" w:after="180"/>
-      </w:pPr>
-      <w:r>
-        <w:rPr>
-          <w:b w:val="0"/>
-        </w:rPr>
+        <w:pStyle w:val="ListBullet"/>
+      </w:pPr>
+      <w:r>
         <w:t>Attempt this case before feedback. Record any help. Earlier examples below are further practice; a case already practised with feedback cannot establish fresh transfer.</w:t>
       </w:r>
     </w:p>
@@ -871,23 +856,28 @@
         <w:pStyle w:val="Heading1"/>
       </w:pPr>
       <w:r>
-        <w:t>05. W1 Separate confidence from correctness</w:t>
-      </w:r>
-    </w:p>
-    <w:p>
-      <w:r>
-        <w:t>Separate confidence from correctness. Apply the supplied Uncertainty and failure analysis facts and keep your reasoning.</w:t>
-      </w:r>
-    </w:p>
-    <w:p>
-      <w:pPr>
-        <w:spacing w:line="336" w:lineRule="auto" w:after="180"/>
-      </w:pPr>
-      <w:r>
-        <w:rPr>
-          <w:b w:val="0"/>
-        </w:rPr>
-        <w:t>For B, E and F, give the predicted class, selected-class confidence and correctness. Explain why p1 = 0.10 does not mean F has low confidence in its predicted class.</w:t>
+        <w:t>10. Project · Keep the mathematical evidence</w:t>
+      </w:r>
+    </w:p>
+    <w:p>
+      <w:r>
+        <w:t>Keep this task’s inputs,rule and response together.</w:t>
+      </w:r>
+    </w:p>
+    <w:p>
+      <w:pPr>
+        <w:pStyle w:val="Heading2"/>
+      </w:pPr>
+      <w:r>
+        <w:t>Complete task and evidence</w:t>
+      </w:r>
+    </w:p>
+    <w:p>
+      <w:pPr>
+        <w:pStyle w:val="ListBullet"/>
+      </w:pPr>
+      <w:r>
+        <w:t>Add a labelled uncertainty and failure analysis evidence sheet to Image-pattern Network Investigation. Show how you can distinguish a predicted class, confidence score and observed correctness. Use the supplied fictional case and keep its inputs, intermediate steps, calculation or prediction, and limitation. Connect this record to last week’s record; a matching answer without a trace is insufficient.</w:t>
       </w:r>
     </w:p>
     <w:p>
@@ -895,7 +885,7 @@
         <w:pStyle w:val="Heading3"/>
       </w:pPr>
       <w:r>
-        <w:t>My reasoning and evidence</w:t>
+        <w:t>My project change, supporting evidence and remaining limit</w:t>
       </w:r>
     </w:p>
     <w:p>
@@ -933,475 +923,20 @@
         <w:pStyle w:val="Heading1"/>
       </w:pPr>
       <w:r>
-        <w:t>06. W2 Count both types of error</w:t>
-      </w:r>
-    </w:p>
-    <w:p>
-      <w:r>
-        <w:t>Count both types of error. Apply the supplied Uncertainty and failure analysis facts and keep your reasoning.</w:t>
-      </w:r>
-    </w:p>
-    <w:p>
-      <w:pPr>
-        <w:spacing w:line="336" w:lineRule="auto" w:after="180"/>
-        <w:shd w:fill="F5F1FB"/>
-      </w:pPr>
-      <w:r>
-        <w:rPr>
-          <w:b w:val="0"/>
-        </w:rPr>
-        <w:t>For all six cases, list false positives and false negatives, count true positives and true negatives, and calculate overall accuracy. Why might a single accuracy hide useful information?</w:t>
-      </w:r>
-    </w:p>
-    <w:p>
-      <w:pPr>
-        <w:pStyle w:val="Heading3"/>
-      </w:pPr>
-      <w:r>
-        <w:t>My reasoning and evidence</w:t>
-      </w:r>
-    </w:p>
-    <w:p>
-      <w:r>
-        <w:t>________________________________________________________________</w:t>
-      </w:r>
-    </w:p>
-    <w:p>
-      <w:r>
-        <w:t>________________________________________________________________</w:t>
-      </w:r>
-    </w:p>
-    <w:p>
-      <w:r>
-        <w:t>________________________________________________________________</w:t>
-      </w:r>
-    </w:p>
-    <w:p>
-      <w:r>
-        <w:t>________________________________________________________________</w:t>
-      </w:r>
-    </w:p>
-    <w:p>
-      <w:r>
-        <w:t>________________________________________________________________</w:t>
-      </w:r>
-    </w:p>
-    <w:p>
-      <w:r>
-        <w:t>________________________________________________________________</w:t>
-      </w:r>
-    </w:p>
-    <w:p>
-      <w:pPr>
-        <w:pStyle w:val="Heading1"/>
-      </w:pPr>
-      <w:r>
-        <w:t>07. W3 Audit the review policy</w:t>
-      </w:r>
-    </w:p>
-    <w:p>
-      <w:r>
-        <w:t>Audit the review policy. Apply the supplied Uncertainty and failure analysis facts and keep your reasoning.</w:t>
-      </w:r>
-    </w:p>
-    <w:p>
-      <w:pPr>
-        <w:spacing w:line="336" w:lineRule="auto" w:after="180"/>
-        <w:shd w:fill="F5F1FB"/>
-      </w:pPr>
-      <w:r>
-        <w:rPr>
-          <w:b w:val="0"/>
-        </w:rPr>
-        <w:t xml:space="preserve">At cutoff 0.80, list accepted and deferred cases, </w:t>
-      </w:r>
-      <w:r>
-        <w:rPr>
-          <w:b/>
-        </w:rPr>
-        <w:t>coverage</w:t>
-      </w:r>
-      <w:r>
-        <w:rPr>
-          <w:b w:val="0"/>
-        </w:rPr>
-        <w:t xml:space="preserve"> and accepted-case accuracy. Can you calculate final accuracy after human review from the supplied data?</w:t>
-      </w:r>
-    </w:p>
-    <w:p>
-      <w:pPr>
-        <w:spacing w:line="336" w:lineRule="auto" w:after="180"/>
-        <w:shd w:fill="F5F1FB"/>
-      </w:pPr>
-      <w:r>
-        <w:rPr>
-          <w:b w:val="0"/>
-        </w:rPr>
-        <w:t>What does the report function return for accepted-case accuracy at cutoff 0.99?</w:t>
-      </w:r>
-    </w:p>
-    <w:p>
-      <w:pPr>
-        <w:pStyle w:val="Heading3"/>
-      </w:pPr>
-      <w:r>
-        <w:t>My reasoning and evidence</w:t>
-      </w:r>
-    </w:p>
-    <w:p>
-      <w:r>
-        <w:t>________________________________________________________________</w:t>
-      </w:r>
-    </w:p>
-    <w:p>
-      <w:r>
-        <w:t>________________________________________________________________</w:t>
-      </w:r>
-    </w:p>
-    <w:p>
-      <w:r>
-        <w:t>________________________________________________________________</w:t>
-      </w:r>
-    </w:p>
-    <w:p>
-      <w:r>
-        <w:t>________________________________________________________________</w:t>
-      </w:r>
-    </w:p>
-    <w:p>
-      <w:r>
-        <w:t>________________________________________________________________</w:t>
-      </w:r>
-    </w:p>
-    <w:p>
-      <w:r>
-        <w:t>________________________________________________________________</w:t>
-      </w:r>
-    </w:p>
-    <w:p>
-      <w:pPr>
-        <w:pStyle w:val="Heading1"/>
-      </w:pPr>
-      <w:r>
-        <w:t>08. W4 Analyse new outputs independently</w:t>
-      </w:r>
-    </w:p>
-    <w:p>
-      <w:r>
-        <w:t>Attempt before feedback. If this repeats the selected independent case, reuse that first attempt; otherwise keep a separate record. Analyse new outputs independently. Apply the supplied Uncertainty and failure analysis facts and keep your reasoning.</w:t>
-      </w:r>
-    </w:p>
-    <w:p>
-      <w:pPr>
-        <w:spacing w:line="336" w:lineRule="auto" w:after="180"/>
-      </w:pPr>
-      <w:r>
-        <w:rPr>
-          <w:b w:val="0"/>
-        </w:rPr>
-        <w:t xml:space="preserve">Four new cases have (p1, reference label): K (0.85, 0), L (0.70, 1), M (0.30, 0), N (0.05, 0). Give </w:t>
-      </w:r>
-      <w:r>
-        <w:rPr>
-          <w:b/>
-        </w:rPr>
-        <w:t>prediction</w:t>
-      </w:r>
-      <w:r>
-        <w:rPr>
-          <w:b w:val="0"/>
-        </w:rPr>
-        <w:t>s and confidences, overall accuracy, and accepted cases at cutoff 0.80.</w:t>
-      </w:r>
-    </w:p>
-    <w:p>
-      <w:pPr>
-        <w:spacing w:line="336" w:lineRule="auto" w:after="180"/>
-      </w:pPr>
-      <w:r>
-        <w:rPr>
-          <w:b w:val="0"/>
-        </w:rPr>
-        <w:t xml:space="preserve">Calculate </w:t>
-      </w:r>
-      <w:r>
-        <w:rPr>
-          <w:b/>
-        </w:rPr>
-        <w:t>coverage</w:t>
-      </w:r>
-      <w:r>
-        <w:rPr>
-          <w:b w:val="0"/>
-        </w:rPr>
-        <w:t xml:space="preserve"> and accepted-case accuracy. Does this policy improve accuracy on the accepted subset here?</w:t>
-      </w:r>
-    </w:p>
-    <w:p>
-      <w:pPr>
-        <w:pStyle w:val="Heading3"/>
-      </w:pPr>
-      <w:r>
-        <w:t>My reasoning and evidence</w:t>
-      </w:r>
-    </w:p>
-    <w:p>
-      <w:r>
-        <w:t>________________________________________________________________</w:t>
-      </w:r>
-    </w:p>
-    <w:p>
-      <w:r>
-        <w:t>________________________________________________________________</w:t>
-      </w:r>
-    </w:p>
-    <w:p>
-      <w:r>
-        <w:t>________________________________________________________________</w:t>
-      </w:r>
-    </w:p>
-    <w:p>
-      <w:r>
-        <w:t>________________________________________________________________</w:t>
-      </w:r>
-    </w:p>
-    <w:p>
-      <w:r>
-        <w:t>________________________________________________________________</w:t>
-      </w:r>
-    </w:p>
-    <w:p>
-      <w:r>
-        <w:t>________________________________________________________________</w:t>
-      </w:r>
-    </w:p>
-    <w:p>
-      <w:r>
-        <w:t>________________________________________________________________</w:t>
-      </w:r>
-    </w:p>
-    <w:p>
-      <w:r>
-        <w:t>________________________________________________________________</w:t>
-      </w:r>
-    </w:p>
-    <w:p>
-      <w:pPr>
-        <w:pStyle w:val="Heading1"/>
-      </w:pPr>
-      <w:r>
-        <w:t>09. W5 Design a failure investigation</w:t>
-      </w:r>
-    </w:p>
-    <w:p>
-      <w:r>
-        <w:t>Design a failure investigation. Apply the supplied Uncertainty and failure analysis facts and keep your reasoning.</w:t>
-      </w:r>
-    </w:p>
-    <w:p>
-      <w:pPr>
-        <w:spacing w:line="336" w:lineRule="auto" w:after="180"/>
-      </w:pPr>
-      <w:r>
-        <w:rPr>
-          <w:b w:val="0"/>
-        </w:rPr>
-        <w:t xml:space="preserve">All three blurred cases are wrong. A team claims blur caused the errors and plans to put clear images in </w:t>
-      </w:r>
-      <w:r>
-        <w:rPr>
-          <w:b/>
-        </w:rPr>
-        <w:t>training</w:t>
-      </w:r>
-      <w:r>
-        <w:rPr>
-          <w:b w:val="0"/>
-        </w:rPr>
-        <w:t xml:space="preserve"> and their blurred copies in final evaluation.</w:t>
-      </w:r>
-    </w:p>
-    <w:p>
-      <w:pPr>
-        <w:spacing w:line="336" w:lineRule="auto" w:after="180"/>
-      </w:pPr>
-      <w:r>
-        <w:rPr>
-          <w:b w:val="0"/>
-        </w:rPr>
-        <w:t>Identify the unsupported claim and the split problem; propose a better investigation.</w:t>
-      </w:r>
-    </w:p>
-    <w:p>
-      <w:pPr>
-        <w:pStyle w:val="Heading3"/>
-      </w:pPr>
-      <w:r>
-        <w:t>My reasoning and evidence</w:t>
-      </w:r>
-    </w:p>
-    <w:p>
-      <w:r>
-        <w:t>________________________________________________________________</w:t>
-      </w:r>
-    </w:p>
-    <w:p>
-      <w:r>
-        <w:t>________________________________________________________________</w:t>
-      </w:r>
-    </w:p>
-    <w:p>
-      <w:r>
-        <w:t>________________________________________________________________</w:t>
-      </w:r>
-    </w:p>
-    <w:p>
-      <w:r>
-        <w:t>________________________________________________________________</w:t>
-      </w:r>
-    </w:p>
-    <w:p>
-      <w:r>
-        <w:t>________________________________________________________________</w:t>
-      </w:r>
-    </w:p>
-    <w:p>
-      <w:r>
-        <w:t>________________________________________________________________</w:t>
-      </w:r>
-    </w:p>
-    <w:p>
-      <w:pPr>
-        <w:pStyle w:val="Heading1"/>
-      </w:pPr>
-      <w:r>
-        <w:t>10. Project checkpoint and reflection</w:t>
-      </w:r>
-    </w:p>
-    <w:p>
-      <w:r>
-        <w:t>Connect Uncertainty and failure analysis to Image-pattern Network Investigation, identify a limit and choose the next useful test.</w:t>
-      </w:r>
-    </w:p>
-    <w:p>
-      <w:pPr>
-        <w:spacing w:line="336" w:lineRule="auto" w:after="180"/>
-      </w:pPr>
-      <w:r>
-        <w:rPr>
-          <w:b w:val="0"/>
-        </w:rPr>
-        <w:t xml:space="preserve">Add a labelled uncertainty and failure analysis </w:t>
-      </w:r>
-      <w:r>
-        <w:rPr>
-          <w:b/>
-        </w:rPr>
-        <w:t>evidence</w:t>
-      </w:r>
-      <w:r>
-        <w:rPr>
-          <w:b w:val="0"/>
-        </w:rPr>
-        <w:t xml:space="preserve"> sheet to Image-pattern Network Investigation. Show how you can distinguish a predicted class, </w:t>
-      </w:r>
-      <w:r>
-        <w:rPr>
-          <w:b/>
-        </w:rPr>
-        <w:t>confidence score</w:t>
-      </w:r>
-      <w:r>
-        <w:rPr>
-          <w:b w:val="0"/>
-        </w:rPr>
-        <w:t xml:space="preserve"> and observed correctness.</w:t>
-      </w:r>
-    </w:p>
-    <w:p>
-      <w:pPr>
-        <w:spacing w:line="336" w:lineRule="auto" w:after="180"/>
-      </w:pPr>
-      <w:r>
-        <w:rPr>
-          <w:b w:val="0"/>
-        </w:rPr>
-        <w:t xml:space="preserve">Use the supplied fictional case and keep its </w:t>
-      </w:r>
-      <w:r>
-        <w:rPr>
-          <w:b/>
-        </w:rPr>
-        <w:t>input</w:t>
-      </w:r>
-      <w:r>
-        <w:rPr>
-          <w:b w:val="0"/>
-        </w:rPr>
-        <w:t xml:space="preserve">s, intermediate steps, calculation or </w:t>
-      </w:r>
-      <w:r>
-        <w:rPr>
-          <w:b/>
-        </w:rPr>
-        <w:t>prediction</w:t>
-      </w:r>
-      <w:r>
-        <w:rPr>
-          <w:b w:val="0"/>
-        </w:rPr>
-        <w:t>, and limitation. Connect this record to last week’s record; a matching answer without a trace is insufficient.</w:t>
-      </w:r>
-    </w:p>
-    <w:p>
-      <w:pPr>
-        <w:pStyle w:val="Heading3"/>
-      </w:pPr>
-      <w:r>
-        <w:t>My project change, supporting evidence and remaining limit</w:t>
-      </w:r>
-    </w:p>
-    <w:p>
-      <w:r>
-        <w:t>________________________________________________________________</w:t>
-      </w:r>
-    </w:p>
-    <w:p>
-      <w:r>
-        <w:t>________________________________________________________________</w:t>
-      </w:r>
-    </w:p>
-    <w:p>
-      <w:r>
-        <w:t>________________________________________________________________</w:t>
-      </w:r>
-    </w:p>
-    <w:p>
-      <w:r>
-        <w:t>________________________________________________________________</w:t>
-      </w:r>
-    </w:p>
-    <w:p>
-      <w:r>
-        <w:t>________________________________________________________________</w:t>
-      </w:r>
-    </w:p>
-    <w:p>
-      <w:r>
-        <w:t>________________________________________________________________</w:t>
-      </w:r>
-    </w:p>
-    <w:p>
-      <w:pPr>
-        <w:pStyle w:val="Heading1"/>
-      </w:pPr>
-      <w:r>
-        <w:t>11. Feedback, return check and learning record</w:t>
-      </w:r>
-    </w:p>
-    <w:p>
-      <w:r>
-        <w:t>Record the first repaired step and a different case to revisit after a delay.</w:t>
+        <w:t>11. Feedback · Repair and return</w:t>
+      </w:r>
+    </w:p>
+    <w:p>
+      <w:r>
+        <w:t>Keep this task’s inputs,rule and response together.</w:t>
+      </w:r>
+    </w:p>
+    <w:p>
+      <w:pPr>
+        <w:pStyle w:val="Heading2"/>
+      </w:pPr>
+      <w:r>
+        <w:t>Complete task and evidence</w:t>
       </w:r>
     </w:p>
     <w:tbl>
@@ -1542,12 +1077,9 @@
     </w:tbl>
     <w:p>
       <w:pPr>
-        <w:spacing w:line="336" w:lineRule="auto" w:after="180"/>
-      </w:pPr>
-      <w:r>
-        <w:rPr>
-          <w:b w:val="0"/>
-        </w:rPr>
+        <w:pStyle w:val="ListBullet"/>
+      </w:pPr>
+      <w:r>
         <w:t>Revisit this idea with your teacher after a delay. Familiarity is different from explaining and using it on a changed case.</w:t>
       </w:r>
     </w:p>
@@ -1556,57 +1088,330 @@
         <w:pStyle w:val="Heading1"/>
       </w:pPr>
       <w:r>
-        <w:t>12. Pictorial case practice: Uncertainty and failure analysis</w:t>
-      </w:r>
-    </w:p>
-    <w:p>
-      <w:r>
-        <w:t>Keep positive-class probability separate from confidence in the chosen label. Explain the labelled step before checking the changed condition.</w:t>
-      </w:r>
-    </w:p>
-    <w:p>
-      <w:pPr>
-        <w:spacing w:line="336" w:lineRule="auto" w:after="180"/>
-      </w:pPr>
-      <w:r>
-        <w:rPr>
-          <w:b w:val="0"/>
-        </w:rPr>
+        <w:t>Reference bank and extra practice</w:t>
+      </w:r>
+    </w:p>
+    <w:p>
+      <w:pPr>
+        <w:pStyle w:val="Heading1"/>
+      </w:pPr>
+      <w:r>
+        <w:t>02. Reference · Supported W2 record</w:t>
+      </w:r>
+    </w:p>
+    <w:p>
+      <w:r>
+        <w:t>Keep this task’s inputs,rule and response together.</w:t>
+      </w:r>
+    </w:p>
+    <w:p>
+      <w:pPr>
+        <w:pStyle w:val="Heading2"/>
+      </w:pPr>
+      <w:r>
+        <w:t>Complete task and evidence</w:t>
+      </w:r>
+    </w:p>
+    <w:p>
+      <w:pPr>
+        <w:pStyle w:val="ListBullet"/>
+      </w:pPr>
+      <w:r>
+        <w:t>Use W2: Count both types of error for Uncertainty and failure analysis. Record the answer once; the lesson and workbook refer to the same attempt.</w:t>
+      </w:r>
+    </w:p>
+    <w:tbl>
+      <w:tblPr>
+        <w:tblStyle w:val="LightShading-Accent1"/>
+        <w:tblW w:type="auto" w:w="0"/>
+        <w:tblLook w:firstColumn="1" w:firstRow="1" w:lastColumn="0" w:lastRow="0" w:noHBand="0" w:noVBand="1" w:val="04A0"/>
+      </w:tblPr>
+      <w:tblGrid>
+        <w:gridCol w:w="2556"/>
+        <w:gridCol w:w="2556"/>
+        <w:gridCol w:w="2556"/>
+        <w:gridCol w:w="2556"/>
+      </w:tblGrid>
+      <w:tr>
+        <w:trPr>
+          <w:tblHeader/>
+        </w:trPr>
+        <w:tc>
+          <w:tcPr>
+            <w:tcW w:type="dxa" w:w="2556"/>
+          </w:tcPr>
+          <w:p>
+            <w:r>
+              <w:t>Given inputs</w:t>
+            </w:r>
+          </w:p>
+        </w:tc>
+        <w:tc>
+          <w:tcPr>
+            <w:tcW w:type="dxa" w:w="2556"/>
+          </w:tcPr>
+          <w:p>
+            <w:r>
+              <w:t>Procedure I chose</w:t>
+            </w:r>
+          </w:p>
+        </w:tc>
+        <w:tc>
+          <w:tcPr>
+            <w:tcW w:type="dxa" w:w="2556"/>
+          </w:tcPr>
+          <w:p>
+            <w:r>
+              <w:t>Middle steps</w:t>
+            </w:r>
+          </w:p>
+        </w:tc>
+        <w:tc>
+          <w:tcPr>
+            <w:tcW w:type="dxa" w:w="2556"/>
+          </w:tcPr>
+          <w:p>
+            <w:r>
+              <w:t>Result and check</w:t>
+            </w:r>
+          </w:p>
+        </w:tc>
+      </w:tr>
+      <w:tr>
+        <w:tc>
+          <w:tcPr>
+            <w:tcW w:type="dxa" w:w="2556"/>
+          </w:tcPr>
+          <w:p>
+            <w:r/>
+          </w:p>
+        </w:tc>
+        <w:tc>
+          <w:tcPr>
+            <w:tcW w:type="dxa" w:w="2556"/>
+          </w:tcPr>
+          <w:p>
+            <w:r/>
+          </w:p>
+        </w:tc>
+        <w:tc>
+          <w:tcPr>
+            <w:tcW w:type="dxa" w:w="2556"/>
+          </w:tcPr>
+          <w:p>
+            <w:r/>
+          </w:p>
+        </w:tc>
+        <w:tc>
+          <w:tcPr>
+            <w:tcW w:type="dxa" w:w="2556"/>
+          </w:tcPr>
+          <w:p>
+            <w:r/>
+          </w:p>
+        </w:tc>
+      </w:tr>
+    </w:tbl>
+    <w:p>
+      <w:pPr>
+        <w:pStyle w:val="Heading3"/>
+      </w:pPr>
+      <w:r>
+        <w:t>The step I completed without help, and the hint I needed</w:t>
+      </w:r>
+    </w:p>
+    <w:p>
+      <w:r>
+        <w:t>________________________________________________________________</w:t>
+      </w:r>
+    </w:p>
+    <w:p>
+      <w:r>
+        <w:t>________________________________________________________________</w:t>
+      </w:r>
+    </w:p>
+    <w:p>
+      <w:r>
+        <w:t>________________________________________________________________</w:t>
+      </w:r>
+    </w:p>
+    <w:p>
+      <w:pPr>
+        <w:pStyle w:val="Heading1"/>
+      </w:pPr>
+      <w:r>
+        <w:t>03. Extra practice · Individual reasoning check</w:t>
+      </w:r>
+    </w:p>
+    <w:p>
+      <w:r>
+        <w:t>Keep this task’s inputs,rule and response together.</w:t>
+      </w:r>
+    </w:p>
+    <w:p>
+      <w:pPr>
+        <w:pStyle w:val="Heading2"/>
+      </w:pPr>
+      <w:r>
+        <w:t>Complete task and evidence</w:t>
+      </w:r>
+    </w:p>
+    <w:p>
+      <w:pPr>
+        <w:pStyle w:val="ListBullet"/>
+      </w:pPr>
+      <w:r>
+        <w:t>Use the worked case for Uncertainty and failure analysis. Proposed explanation: “A low p1 always means low confidence”. Decide whether this explanation is supported. Point to the step or supplied fact that decides; explain your repair if needed.</w:t>
+      </w:r>
+    </w:p>
+    <w:p>
+      <w:pPr>
+        <w:pStyle w:val="Heading3"/>
+      </w:pPr>
+      <w:r>
+        <w:t>My explanation before partner discussion</w:t>
+      </w:r>
+    </w:p>
+    <w:p>
+      <w:r>
+        <w:t>________________________________________________________________</w:t>
+      </w:r>
+    </w:p>
+    <w:p>
+      <w:r>
+        <w:t>________________________________________________________________</w:t>
+      </w:r>
+    </w:p>
+    <w:p>
+      <w:r>
+        <w:t>________________________________________________________________</w:t>
+      </w:r>
+    </w:p>
+    <w:p>
+      <w:r>
+        <w:t>________________________________________________________________</w:t>
+      </w:r>
+    </w:p>
+    <w:p>
+      <w:pPr>
+        <w:pStyle w:val="Heading1"/>
+      </w:pPr>
+      <w:r>
+        <w:t>08. Reference · Earlier W4 response copy</w:t>
+      </w:r>
+    </w:p>
+    <w:p>
+      <w:r>
+        <w:t>Keep this task’s inputs,rule and response together.</w:t>
+      </w:r>
+    </w:p>
+    <w:p>
+      <w:pPr>
+        <w:pStyle w:val="Heading2"/>
+      </w:pPr>
+      <w:r>
+        <w:t>Complete task and evidence</w:t>
+      </w:r>
+    </w:p>
+    <w:p>
+      <w:pPr>
+        <w:pStyle w:val="ListBullet"/>
+      </w:pPr>
+      <w:r>
+        <w:t>Four new cases have (p1, reference label): K (0.85, 0), L (0.70, 1), M (0.30, 0), N (0.05, 0). Give predictions and confidences, overall accuracy, and accepted cases at cutoff 0.80. Calculate coverage and accepted-case accuracy. Does this policy improve accuracy on the accepted subset here?</w:t>
+      </w:r>
+    </w:p>
+    <w:p>
+      <w:pPr>
+        <w:pStyle w:val="Heading3"/>
+      </w:pPr>
+      <w:r>
+        <w:t>My reasoning and evidence</w:t>
+      </w:r>
+    </w:p>
+    <w:p>
+      <w:r>
+        <w:t>________________________________________________________________</w:t>
+      </w:r>
+    </w:p>
+    <w:p>
+      <w:r>
+        <w:t>________________________________________________________________</w:t>
+      </w:r>
+    </w:p>
+    <w:p>
+      <w:r>
+        <w:t>________________________________________________________________</w:t>
+      </w:r>
+    </w:p>
+    <w:p>
+      <w:r>
+        <w:t>________________________________________________________________</w:t>
+      </w:r>
+    </w:p>
+    <w:p>
+      <w:r>
+        <w:t>________________________________________________________________</w:t>
+      </w:r>
+    </w:p>
+    <w:p>
+      <w:r>
+        <w:t>________________________________________________________________</w:t>
+      </w:r>
+    </w:p>
+    <w:p>
+      <w:r>
+        <w:t>________________________________________________________________</w:t>
+      </w:r>
+    </w:p>
+    <w:p>
+      <w:r>
+        <w:t>________________________________________________________________</w:t>
+      </w:r>
+    </w:p>
+    <w:p>
+      <w:pPr>
+        <w:pStyle w:val="Heading1"/>
+      </w:pPr>
+      <w:r>
+        <w:t>12. Extra practice · Pictured case</w:t>
+      </w:r>
+    </w:p>
+    <w:p>
+      <w:r>
+        <w:t>Keep this task’s inputs,rule and response together.</w:t>
+      </w:r>
+    </w:p>
+    <w:p>
+      <w:pPr>
+        <w:pStyle w:val="Heading2"/>
+      </w:pPr>
+      <w:r>
+        <w:t>Complete task and evidence</w:t>
+      </w:r>
+    </w:p>
+    <w:p>
+      <w:pPr>
+        <w:pStyle w:val="ListBullet"/>
+      </w:pPr>
+      <w:r>
         <w:t>Keep positive-class probability separate from confidence in the chosen label.</w:t>
       </w:r>
     </w:p>
     <w:p>
       <w:pPr>
-        <w:spacing w:line="336" w:lineRule="auto" w:after="180"/>
-      </w:pPr>
-      <w:r>
-        <w:rPr>
-          <w:b w:val="0"/>
-        </w:rPr>
+        <w:pStyle w:val="ListBullet"/>
+      </w:pPr>
+      <w:r>
         <w:t>Supplied p(class 1): A: 0.9 reference 0; B: 0.6 reference 1; C: 0.2 reference 0. Predict class 1 at p&gt;=0.5; confidence=max(p, 1-p).</w:t>
       </w:r>
     </w:p>
     <w:p>
       <w:pPr>
-        <w:spacing w:line="336" w:lineRule="auto" w:after="180"/>
-      </w:pPr>
-      <w:r>
-        <w:rPr>
-          <w:b w:val="0"/>
-        </w:rPr>
-        <w:t xml:space="preserve">All </w:t>
-      </w:r>
-      <w:r>
-        <w:rPr>
-          <w:b/>
-        </w:rPr>
-        <w:t>input</w:t>
-      </w:r>
-      <w:r>
-        <w:rPr>
-          <w:b w:val="0"/>
-        </w:rPr>
-        <w:t>s and outcomes in this worked example are invented classroom data; no real model run is claimed.</w:t>
+        <w:pStyle w:val="ListBullet"/>
+      </w:pPr>
+      <w:r>
+        <w:t>All inputs and outcomes in this worked example are invented classroom data; no real model run is claimed.</w:t>
       </w:r>
     </w:p>
     <w:p>
@@ -1683,25 +1488,10 @@
     </w:p>
     <w:p>
       <w:pPr>
-        <w:spacing w:line="336" w:lineRule="auto" w:after="180"/>
-      </w:pPr>
-      <w:r>
-        <w:rPr>
-          <w:b w:val="0"/>
-        </w:rPr>
-        <w:t xml:space="preserve">What is C’s positive-class probability and chosen-label confidence? Point to the relevant step in the picture, then write the changed result and the rule or </w:t>
-      </w:r>
-      <w:r>
-        <w:rPr>
-          <w:b/>
-        </w:rPr>
-        <w:t>evidence</w:t>
-      </w:r>
-      <w:r>
-        <w:rPr>
-          <w:b w:val="0"/>
-        </w:rPr>
-        <w:t xml:space="preserve"> that supports it.</w:t>
+        <w:pStyle w:val="ListBullet"/>
+      </w:pPr>
+      <w:r>
+        <w:t>What is C’s positive-class probability and chosen-label confidence? Point to the relevant step in the picture, then write the changed result and the rule or evidence that supports it.</w:t>
       </w:r>
     </w:p>
     <w:p>
@@ -1744,68 +1534,18 @@
     </w:p>
     <w:p>
       <w:pPr>
-        <w:pStyle w:val="Heading3"/>
-      </w:pPr>
-      <w:r>
-        <w:t>Record the help used</w:t>
-      </w:r>
-    </w:p>
-    <w:p>
-      <w:pPr>
-        <w:spacing w:line="336" w:lineRule="auto" w:after="180"/>
-        <w:shd w:fill="F1F6F8"/>
-      </w:pPr>
-      <w:r>
-        <w:rPr>
-          <w:b w:val="0"/>
-        </w:rPr>
-        <w:t xml:space="preserve">Support used: alone / hint / worked example. This record is practice </w:t>
-      </w:r>
-      <w:r>
-        <w:rPr>
-          <w:b/>
-        </w:rPr>
-        <w:t>evidence</w:t>
-      </w:r>
-      <w:r>
-        <w:rPr>
-          <w:b w:val="0"/>
-        </w:rPr>
-        <w:t>.</w:t>
-      </w:r>
-    </w:p>
-    <w:p>
-      <w:pPr>
-        <w:spacing w:line="336" w:lineRule="auto" w:after="180"/>
-      </w:pPr>
-      <w:r>
-        <w:rPr>
-          <w:b w:val="0"/>
-        </w:rPr>
-        <w:t xml:space="preserve">Project connection: For your Image-pattern Network Investigation, save the </w:t>
-      </w:r>
-      <w:r>
-        <w:rPr>
-          <w:b/>
-        </w:rPr>
-        <w:t>input</w:t>
-      </w:r>
-      <w:r>
-        <w:rPr>
-          <w:b w:val="0"/>
-        </w:rPr>
-        <w:t>, procedure, observed result and limitation of this check.</w:t>
-      </w:r>
-    </w:p>
-    <w:p>
-      <w:pPr>
-        <w:spacing w:line="336" w:lineRule="auto" w:after="180"/>
-      </w:pPr>
-      <w:r>
-        <w:rPr>
-          <w:b w:val="0"/>
-        </w:rPr>
-        <w:t>Label this worked example as practice; use a different, previously unreviewed case when checking independent understanding.</w:t>
+        <w:pStyle w:val="ListBullet"/>
+      </w:pPr>
+      <w:r>
+        <w:t>Support used: alone / hint / worked example. This record is practice evidence.</w:t>
+      </w:r>
+    </w:p>
+    <w:p>
+      <w:pPr>
+        <w:pStyle w:val="ListBullet"/>
+      </w:pPr>
+      <w:r>
+        <w:t>Project connection: For your Image-pattern Network Investigation, save the input, procedure, observed result and limitation of this check. Label this worked example as practice; use a different, previously unreviewed case when checking independent understanding.</w:t>
       </w:r>
     </w:p>
     <w:p>
@@ -1813,80 +1553,44 @@
         <w:pStyle w:val="Heading1"/>
       </w:pPr>
       <w:r>
-        <w:t>13. Project portfolio milestone</w:t>
-      </w:r>
-    </w:p>
-    <w:p>
-      <w:r>
-        <w:t>Keep this week’s input, deciding step, result and limit together in the Image-pattern Network Investigation record.</w:t>
-      </w:r>
-    </w:p>
-    <w:p>
-      <w:pPr>
-        <w:spacing w:line="336" w:lineRule="auto" w:after="180"/>
-      </w:pPr>
-      <w:r>
-        <w:rPr>
-          <w:b w:val="0"/>
-        </w:rPr>
+        <w:t>13. Reference · Project milestone</w:t>
+      </w:r>
+    </w:p>
+    <w:p>
+      <w:r>
+        <w:t>Keep this task’s inputs,rule and response together.</w:t>
+      </w:r>
+    </w:p>
+    <w:p>
+      <w:pPr>
+        <w:pStyle w:val="Heading2"/>
+      </w:pPr>
+      <w:r>
+        <w:t>Complete task and evidence</w:t>
+      </w:r>
+    </w:p>
+    <w:p>
+      <w:pPr>
+        <w:pStyle w:val="ListBullet"/>
+      </w:pPr>
+      <w:r>
         <w:t>Project: Image-pattern Network Investigation</w:t>
       </w:r>
     </w:p>
     <w:p>
       <w:pPr>
-        <w:spacing w:line="336" w:lineRule="auto" w:after="180"/>
-      </w:pPr>
-      <w:r>
-        <w:rPr>
-          <w:b w:val="0"/>
-        </w:rPr>
-        <w:t xml:space="preserve">Current milestone: Prepare the demonstration. Gather reproducible instructions, </w:t>
-      </w:r>
-      <w:r>
-        <w:rPr>
-          <w:b/>
-        </w:rPr>
-        <w:t>evidence</w:t>
-      </w:r>
-      <w:r>
-        <w:rPr>
-          <w:b w:val="0"/>
-        </w:rPr>
-        <w:t>, access checks and remaining limitations.</w:t>
-      </w:r>
-    </w:p>
-    <w:p>
-      <w:pPr>
-        <w:spacing w:line="336" w:lineRule="auto" w:after="180"/>
-      </w:pPr>
-      <w:r>
-        <w:rPr>
-          <w:b w:val="0"/>
-        </w:rPr>
-        <w:t xml:space="preserve">For your Image-pattern Network Investigation, save the </w:t>
-      </w:r>
-      <w:r>
-        <w:rPr>
-          <w:b/>
-        </w:rPr>
-        <w:t>input</w:t>
-      </w:r>
-      <w:r>
-        <w:rPr>
-          <w:b w:val="0"/>
-        </w:rPr>
-        <w:t>, procedure, observed result and limitation of this check.</w:t>
-      </w:r>
-    </w:p>
-    <w:p>
-      <w:pPr>
-        <w:spacing w:line="336" w:lineRule="auto" w:after="180"/>
-      </w:pPr>
-      <w:r>
-        <w:rPr>
-          <w:b w:val="0"/>
-        </w:rPr>
-        <w:t>Label this worked example as practice; use a different, previously unreviewed case when checking independent understanding.</w:t>
+        <w:pStyle w:val="ListBullet"/>
+      </w:pPr>
+      <w:r>
+        <w:t>Current milestone: Prepare the demonstration. Gather reproducible instructions, evidence, access checks and remaining limitations.</w:t>
+      </w:r>
+    </w:p>
+    <w:p>
+      <w:pPr>
+        <w:pStyle w:val="ListBullet"/>
+      </w:pPr>
+      <w:r>
+        <w:t>For your Image-pattern Network Investigation, save the input, procedure, observed result and limitation of this check. Label this worked example as practice; use a different, previously unreviewed case when checking independent understanding.</w:t>
       </w:r>
     </w:p>
     <w:tbl>
@@ -2043,12 +1747,573 @@
         <w:pStyle w:val="Heading1"/>
       </w:pPr>
       <w:r>
-        <w:t>14. Supported practice and learning evidence</w:t>
-      </w:r>
-    </w:p>
-    <w:p>
-      <w:r>
-        <w:t>Try the supported questions before comparing with hints and feedback. Record what you repaired and the evidence you retained.</w:t>
+        <w:t>14. Extra practice · Predict,check and repair</w:t>
+      </w:r>
+    </w:p>
+    <w:p>
+      <w:r>
+        <w:t>Keep supported feedback separate from the independent case.</w:t>
+      </w:r>
+    </w:p>
+    <w:p>
+      <w:pPr>
+        <w:pStyle w:val="Heading2"/>
+      </w:pPr>
+      <w:r>
+        <w:t>First supported question and optional hint</w:t>
+      </w:r>
+    </w:p>
+    <w:p>
+      <w:pPr>
+        <w:pStyle w:val="ListBullet"/>
+      </w:pPr>
+      <w:r>
+        <w:t>Keep positive-class probability separate from confidence in the chosen label.</w:t>
+      </w:r>
+    </w:p>
+    <w:p>
+      <w:pPr>
+        <w:pStyle w:val="Heading3"/>
+      </w:pPr>
+      <w:r>
+        <w:t>Practice 1: explain the deciding evidence</w:t>
+      </w:r>
+    </w:p>
+    <w:p>
+      <w:pPr>
+        <w:pStyle w:val="ListBullet"/>
+      </w:pPr>
+      <w:r>
+        <w:t>Which labelled step matches this detail? Accept confidence&gt;=0.8: A and C; accuracy 1/2 and coverage 2/3.</w:t>
+      </w:r>
+    </w:p>
+    <w:p>
+      <w:pPr>
+        <w:pStyle w:val="ListBullet"/>
+      </w:pPr>
+      <w:r>
+        <w:t>1. Selected-label confidence</w:t>
+      </w:r>
+    </w:p>
+    <w:p>
+      <w:pPr>
+        <w:pStyle w:val="ListBullet"/>
+      </w:pPr>
+      <w:r>
+        <w:t>2. Selective review</w:t>
+      </w:r>
+    </w:p>
+    <w:p>
+      <w:pPr>
+        <w:pStyle w:val="ListBullet"/>
+      </w:pPr>
+      <w:r>
+        <w:t>3. Predictions</w:t>
+      </w:r>
+    </w:p>
+    <w:p>
+      <w:pPr>
+        <w:pStyle w:val="Heading3"/>
+      </w:pPr>
+      <w:r>
+        <w:t>My selected conclusion, deciding fact and explanation</w:t>
+      </w:r>
+    </w:p>
+    <w:p>
+      <w:r>
+        <w:t>________________________________________________________________</w:t>
+      </w:r>
+    </w:p>
+    <w:p>
+      <w:r>
+        <w:t>________________________________________________________________</w:t>
+      </w:r>
+    </w:p>
+    <w:p>
+      <w:r>
+        <w:t>________________________________________________________________</w:t>
+      </w:r>
+    </w:p>
+    <w:p>
+      <w:r>
+        <w:t>________________________________________________________________</w:t>
+      </w:r>
+    </w:p>
+    <w:p>
+      <w:r>
+        <w:t>________________________________________________________________</w:t>
+      </w:r>
+    </w:p>
+    <w:p>
+      <w:pPr>
+        <w:pStyle w:val="ListBullet"/>
+      </w:pPr>
+      <w:r>
+        <w:t>Hint if needed: Read the steps in the pictorial case. Match the supplied detail to the stage that performs or records it.</w:t>
+      </w:r>
+    </w:p>
+    <w:p>
+      <w:pPr>
+        <w:pStyle w:val="Heading2"/>
+      </w:pPr>
+      <w:r>
+        <w:t>Check after the first attempt · reference / check after trying</w:t>
+      </w:r>
+    </w:p>
+    <w:p>
+      <w:pPr>
+        <w:spacing w:line="336" w:lineRule="auto" w:after="180"/>
+      </w:pPr>
+      <w:r>
+        <w:rPr>
+          <w:b w:val="0"/>
+        </w:rPr>
+        <w:t xml:space="preserve">After your attempt, compare with the supported explanation: Selective review Accept confidence&gt;=0.8: A and C; accuracy 1/2 and </w:t>
+      </w:r>
+      <w:r>
+        <w:rPr>
+          <w:b/>
+        </w:rPr>
+        <w:t>coverage</w:t>
+      </w:r>
+      <w:r>
+        <w:rPr>
+          <w:b w:val="0"/>
+        </w:rPr>
+        <w:t xml:space="preserve"> 2/3.</w:t>
+      </w:r>
+    </w:p>
+    <w:p>
+      <w:pPr>
+        <w:spacing w:line="336" w:lineRule="auto" w:after="180"/>
+      </w:pPr>
+      <w:r>
+        <w:rPr>
+          <w:b w:val="0"/>
+        </w:rPr>
+        <w:t>Positive-class probability and confidence in the chosen label differ when the predicted class is zero. For C, a class-one probability of 0.2 gives class-zero confidence 0.8 under this toy rule.</w:t>
+      </w:r>
+    </w:p>
+    <w:p>
+      <w:pPr>
+        <w:spacing w:line="336" w:lineRule="auto" w:after="180"/>
+      </w:pPr>
+      <w:r>
+        <w:rPr>
+          <w:b w:val="0"/>
+        </w:rPr>
+        <w:t xml:space="preserve">Selective accuracy counts only accepted cases; </w:t>
+      </w:r>
+      <w:r>
+        <w:rPr>
+          <w:b/>
+        </w:rPr>
+        <w:t>coverage</w:t>
+      </w:r>
+      <w:r>
+        <w:rPr>
+          <w:b w:val="0"/>
+        </w:rPr>
+        <w:t xml:space="preserve"> counts how many were accepted. A stricter cutoff can retain a confidently wrong case and lower accuracy on this supplied set.</w:t>
+      </w:r>
+    </w:p>
+    <w:p>
+      <w:pPr>
+        <w:pStyle w:val="Heading2"/>
+      </w:pPr>
+      <w:r>
+        <w:t>Changed-case question and optional hint</w:t>
+      </w:r>
+    </w:p>
+    <w:p>
+      <w:pPr>
+        <w:pStyle w:val="Heading3"/>
+      </w:pPr>
+      <w:r>
+        <w:t>Practice 2: explain the deciding evidence</w:t>
+      </w:r>
+    </w:p>
+    <w:p>
+      <w:pPr>
+        <w:pStyle w:val="ListBullet"/>
+      </w:pPr>
+      <w:r>
+        <w:t>Changed-case practice: Raise the acceptance cutoff to 0.85. Which conclusion is supported by the supplied facts?</w:t>
+      </w:r>
+    </w:p>
+    <w:p>
+      <w:pPr>
+        <w:pStyle w:val="ListBullet"/>
+      </w:pPr>
+      <w:r>
+        <w:t>1. This one example guarantees correct results for every future input.</w:t>
+      </w:r>
+    </w:p>
+    <w:p>
+      <w:pPr>
+        <w:pStyle w:val="ListBullet"/>
+      </w:pPr>
+      <w:r>
+        <w:t>2. We can decide the result without examining the changed input or the procedure.</w:t>
+      </w:r>
+    </w:p>
+    <w:p>
+      <w:pPr>
+        <w:pStyle w:val="ListBullet"/>
+      </w:pPr>
+      <w:r>
+        <w:t>3. Only A is accepted: accuracy 0/1, coverage 1/3.</w:t>
+      </w:r>
+    </w:p>
+    <w:p>
+      <w:pPr>
+        <w:pStyle w:val="Heading3"/>
+      </w:pPr>
+      <w:r>
+        <w:t>My selected conclusion, deciding fact and explanation</w:t>
+      </w:r>
+    </w:p>
+    <w:p>
+      <w:r>
+        <w:t>________________________________________________________________</w:t>
+      </w:r>
+    </w:p>
+    <w:p>
+      <w:r>
+        <w:t>________________________________________________________________</w:t>
+      </w:r>
+    </w:p>
+    <w:p>
+      <w:r>
+        <w:t>________________________________________________________________</w:t>
+      </w:r>
+    </w:p>
+    <w:p>
+      <w:r>
+        <w:t>________________________________________________________________</w:t>
+      </w:r>
+    </w:p>
+    <w:p>
+      <w:r>
+        <w:t>________________________________________________________________</w:t>
+      </w:r>
+    </w:p>
+    <w:p>
+      <w:pPr>
+        <w:pStyle w:val="ListBullet"/>
+      </w:pPr>
+      <w:r>
+        <w:t>Hint if needed: Use the changed condition and the deciding step in the pictorial trace. The answer must say what follows from those facts.</w:t>
+      </w:r>
+    </w:p>
+    <w:p>
+      <w:pPr>
+        <w:pStyle w:val="Heading2"/>
+      </w:pPr>
+      <w:r>
+        <w:t>Check after the changed attempt · reference / check after trying</w:t>
+      </w:r>
+    </w:p>
+    <w:p>
+      <w:pPr>
+        <w:spacing w:line="336" w:lineRule="auto" w:after="180"/>
+      </w:pPr>
+      <w:r>
+        <w:rPr>
+          <w:b w:val="0"/>
+        </w:rPr>
+        <w:t xml:space="preserve">After your attempt, compare with the supported explanation: Only A is accepted: accuracy 0/1, </w:t>
+      </w:r>
+      <w:r>
+        <w:rPr>
+          <w:b/>
+        </w:rPr>
+        <w:t>coverage</w:t>
+      </w:r>
+      <w:r>
+        <w:rPr>
+          <w:b w:val="0"/>
+        </w:rPr>
+        <w:t xml:space="preserve"> 1/3. The most confident supplied case is wrong; a stricter cutoff is not guaranteed to improve this set’s accuracy.</w:t>
+      </w:r>
+    </w:p>
+    <w:p>
+      <w:pPr>
+        <w:pStyle w:val="Heading2"/>
+      </w:pPr>
+      <w:r>
+        <w:t>Repair and retain the record</w:t>
+      </w:r>
+    </w:p>
+    <w:p>
+      <w:pPr>
+        <w:spacing w:line="336" w:lineRule="auto" w:after="180"/>
+      </w:pPr>
+      <w:r>
+        <w:rPr>
+          <w:b w:val="0"/>
+        </w:rPr>
+        <w:t xml:space="preserve">Review Transfer learning (ai-5/28). Goal: Trace a reused feature extractor and a newly fitted </w:t>
+      </w:r>
+      <w:r>
+        <w:rPr>
+          <w:b/>
+        </w:rPr>
+        <w:t>output</w:t>
+      </w:r>
+      <w:r>
+        <w:rPr>
+          <w:b w:val="0"/>
+        </w:rPr>
+        <w:t xml:space="preserve"> head. Short practice: Which part was trained for the new task?</w:t>
+      </w:r>
+    </w:p>
+    <w:p>
+      <w:pPr>
+        <w:spacing w:line="336" w:lineRule="auto" w:after="180"/>
+      </w:pPr>
+      <w:r>
+        <w:rPr>
+          <w:b w:val="0"/>
+        </w:rPr>
+        <w:t xml:space="preserve">Point to the relevant step in the picture, then write the changed result and the rule or </w:t>
+      </w:r>
+      <w:r>
+        <w:rPr>
+          <w:b/>
+        </w:rPr>
+        <w:t>evidence</w:t>
+      </w:r>
+      <w:r>
+        <w:rPr>
+          <w:b w:val="0"/>
+        </w:rPr>
+        <w:t xml:space="preserve"> that supports it.. Return to this week and explain what you changed.</w:t>
+      </w:r>
+    </w:p>
+    <w:p>
+      <w:pPr>
+        <w:spacing w:line="336" w:lineRule="auto" w:after="180"/>
+      </w:pPr>
+      <w:r>
+        <w:rPr>
+          <w:b w:val="0"/>
+        </w:rPr>
+        <w:t>Review Embeddings and neighbourhoods (ai-5/26). Goal: Look up a vector using a token ID and preserve sequence shape. Short practice: What would justify claiming nearby vectors mean related topics?</w:t>
+      </w:r>
+    </w:p>
+    <w:p>
+      <w:pPr>
+        <w:spacing w:line="336" w:lineRule="auto" w:after="180"/>
+      </w:pPr>
+      <w:r>
+        <w:rPr>
+          <w:b w:val="0"/>
+        </w:rPr>
+        <w:t xml:space="preserve">Point to the relevant step in the picture, then write the changed result and the rule or </w:t>
+      </w:r>
+      <w:r>
+        <w:rPr>
+          <w:b/>
+        </w:rPr>
+        <w:t>evidence</w:t>
+      </w:r>
+      <w:r>
+        <w:rPr>
+          <w:b w:val="0"/>
+        </w:rPr>
+        <w:t xml:space="preserve"> that supports it.. Return to this week and explain what you changed.</w:t>
+      </w:r>
+    </w:p>
+    <w:p>
+      <w:pPr>
+        <w:spacing w:line="336" w:lineRule="auto" w:after="180"/>
+      </w:pPr>
+      <w:r>
+        <w:rPr>
+          <w:b w:val="0"/>
+        </w:rPr>
+        <w:t xml:space="preserve">Review </w:t>
+      </w:r>
+      <w:r>
+        <w:rPr>
+          <w:b/>
+        </w:rPr>
+        <w:t>Training</w:t>
+      </w:r>
+      <w:r>
+        <w:rPr>
+          <w:b w:val="0"/>
+        </w:rPr>
+        <w:t xml:space="preserve"> a small image model (ai-5/23). Goal: Trace a complete image model with fixed features and one trained weight. Short practice: Does lower </w:t>
+      </w:r>
+      <w:r>
+        <w:rPr>
+          <w:b/>
+        </w:rPr>
+        <w:t>training</w:t>
+      </w:r>
+      <w:r>
+        <w:rPr>
+          <w:b w:val="0"/>
+        </w:rPr>
+        <w:t xml:space="preserve"> loss alone establish that four updates generalise better?</w:t>
+      </w:r>
+    </w:p>
+    <w:p>
+      <w:pPr>
+        <w:spacing w:line="336" w:lineRule="auto" w:after="180"/>
+      </w:pPr>
+      <w:r>
+        <w:rPr>
+          <w:b w:val="0"/>
+        </w:rPr>
+        <w:t xml:space="preserve">Point to the relevant step in the picture, then write the changed result and the rule or </w:t>
+      </w:r>
+      <w:r>
+        <w:rPr>
+          <w:b/>
+        </w:rPr>
+        <w:t>evidence</w:t>
+      </w:r>
+      <w:r>
+        <w:rPr>
+          <w:b w:val="0"/>
+        </w:rPr>
+        <w:t xml:space="preserve"> that supports it.. Return to this week and explain what you changed.</w:t>
+      </w:r>
+    </w:p>
+    <w:p>
+      <w:pPr>
+        <w:spacing w:line="336" w:lineRule="auto" w:after="180"/>
+      </w:pPr>
+      <w:r>
+        <w:rPr>
+          <w:b w:val="0"/>
+        </w:rPr>
+        <w:t xml:space="preserve">The browser lab lets you edit the supported Python examples already included in this lesson. Predict first, run, inspect the actual </w:t>
+      </w:r>
+      <w:r>
+        <w:rPr>
+          <w:b/>
+        </w:rPr>
+        <w:t>output</w:t>
+      </w:r>
+      <w:r>
+        <w:rPr>
+          <w:b w:val="0"/>
+        </w:rPr>
+        <w:t xml:space="preserve"> or error, change one </w:t>
+      </w:r>
+      <w:r>
+        <w:rPr>
+          <w:b/>
+        </w:rPr>
+        <w:t>input</w:t>
+      </w:r>
+      <w:r>
+        <w:rPr>
+          <w:b w:val="0"/>
+        </w:rPr>
+        <w:t>, then run again.</w:t>
+      </w:r>
+    </w:p>
+    <w:p>
+      <w:pPr>
+        <w:spacing w:line="336" w:lineRule="auto" w:after="180"/>
+      </w:pPr>
+      <w:r>
+        <w:rPr>
+          <w:b w:val="0"/>
+        </w:rPr>
+        <w:t xml:space="preserve">Keep code, </w:t>
+      </w:r>
+      <w:r>
+        <w:rPr>
+          <w:b/>
+        </w:rPr>
+        <w:t>prediction</w:t>
+      </w:r>
+      <w:r>
+        <w:rPr>
+          <w:b w:val="0"/>
+        </w:rPr>
+        <w:t>s, actual results and a reasoned revision together. On paper, label your result as a trace rather than an execution.</w:t>
+      </w:r>
+    </w:p>
+    <w:p>
+      <w:pPr>
+        <w:spacing w:line="336" w:lineRule="auto" w:after="180"/>
+      </w:pPr>
+      <w:r>
+        <w:rPr>
+          <w:b w:val="0"/>
+        </w:rPr>
+        <w:t xml:space="preserve">Use Download completed work in the hosted lesson to export your answers, reflections, practice feedback and code-run </w:t>
+      </w:r>
+      <w:r>
+        <w:rPr>
+          <w:b/>
+        </w:rPr>
+        <w:t>evidence</w:t>
+      </w:r>
+      <w:r>
+        <w:rPr>
+          <w:b w:val="0"/>
+        </w:rPr>
+        <w:t>. Open the HTML copy to read or print it.</w:t>
+      </w:r>
+    </w:p>
+    <w:p>
+      <w:pPr>
+        <w:spacing w:line="336" w:lineRule="auto" w:after="180"/>
+      </w:pPr>
+      <w:r>
+        <w:rPr>
+          <w:b w:val="0"/>
+        </w:rPr>
+        <w:t>Drafts stay in this browser when storage is available; clear drafts on a shared device.</w:t>
+      </w:r>
+    </w:p>
+    <w:p>
+      <w:pPr>
+        <w:pStyle w:val="Heading3"/>
+      </w:pPr>
+      <w:r>
+        <w:t>What I repaired, the evidence I kept and the next test</w:t>
+      </w:r>
+    </w:p>
+    <w:p>
+      <w:r>
+        <w:t>________________________________________________________________</w:t>
+      </w:r>
+    </w:p>
+    <w:p>
+      <w:r>
+        <w:t>________________________________________________________________</w:t>
+      </w:r>
+    </w:p>
+    <w:p>
+      <w:r>
+        <w:t>________________________________________________________________</w:t>
+      </w:r>
+    </w:p>
+    <w:p>
+      <w:r>
+        <w:t>________________________________________________________________</w:t>
+      </w:r>
+    </w:p>
+    <w:p>
+      <w:r>
+        <w:t>________________________________________________________________</w:t>
+      </w:r>
+    </w:p>
+    <w:p>
+      <w:pPr>
+        <w:pStyle w:val="Heading2"/>
+      </w:pPr>
+      <w:r>
+        <w:t>Earlier wording, alternatives and picture transcripts · reference / check after trying</w:t>
       </w:r>
     </w:p>
     <w:p>
@@ -2064,92 +2329,10 @@
     </w:p>
     <w:p>
       <w:pPr>
-        <w:spacing w:line="336" w:lineRule="auto" w:after="180"/>
-      </w:pPr>
-      <w:r>
-        <w:rPr>
-          <w:b w:val="0"/>
-        </w:rPr>
-        <w:t>Keep positive-class probability separate from confidence in the chosen label.</w:t>
-      </w:r>
-    </w:p>
-    <w:p>
-      <w:pPr>
         <w:pStyle w:val="Heading3"/>
       </w:pPr>
       <w:r>
-        <w:t>Practice 1: explain the deciding evidence</w:t>
-      </w:r>
-    </w:p>
-    <w:p>
-      <w:pPr>
-        <w:spacing w:line="336" w:lineRule="auto" w:after="180"/>
-      </w:pPr>
-      <w:r>
-        <w:rPr>
-          <w:b w:val="0"/>
-        </w:rPr>
-        <w:t xml:space="preserve">Which labelled step matches this detail? Accept confidence&gt;=0.8: A and C; accuracy 1/2 and </w:t>
-      </w:r>
-      <w:r>
-        <w:rPr>
-          <w:b/>
-        </w:rPr>
-        <w:t>coverage</w:t>
-      </w:r>
-      <w:r>
-        <w:rPr>
-          <w:b w:val="0"/>
-        </w:rPr>
-        <w:t xml:space="preserve"> 2/3.</w:t>
-      </w:r>
-    </w:p>
-    <w:p>
-      <w:pPr>
-        <w:spacing w:line="336" w:lineRule="auto" w:after="180"/>
-        <w:shd w:fill="F4F9FC"/>
-      </w:pPr>
-      <w:r>
-        <w:rPr>
-          <w:b w:val="0"/>
-        </w:rPr>
-        <w:t>1. Selected-label confidence</w:t>
-      </w:r>
-    </w:p>
-    <w:p>
-      <w:pPr>
-        <w:spacing w:line="336" w:lineRule="auto" w:after="180"/>
-        <w:shd w:fill="F4F9FC"/>
-      </w:pPr>
-      <w:r>
-        <w:rPr>
-          <w:b w:val="0"/>
-        </w:rPr>
-        <w:t>2. Selective review</w:t>
-      </w:r>
-    </w:p>
-    <w:p>
-      <w:pPr>
-        <w:spacing w:line="336" w:lineRule="auto" w:after="180"/>
-        <w:shd w:fill="F4F9FC"/>
-      </w:pPr>
-      <w:r>
-        <w:rPr>
-          <w:b w:val="0"/>
-        </w:rPr>
-        <w:t xml:space="preserve">3. </w:t>
-      </w:r>
-      <w:r>
-        <w:rPr>
-          <w:b/>
-        </w:rPr>
-        <w:t>Prediction</w:t>
-      </w:r>
-      <w:r>
-        <w:rPr>
-          <w:b w:val="0"/>
-        </w:rPr>
-        <w:t>s</w:t>
+        <w:t>Repair a missing building block</w:t>
       </w:r>
     </w:p>
     <w:p>
@@ -2157,32 +2340,7 @@
         <w:pStyle w:val="Heading3"/>
       </w:pPr>
       <w:r>
-        <w:t>My selected conclusion, deciding fact and explanation</w:t>
-      </w:r>
-    </w:p>
-    <w:p>
-      <w:r>
-        <w:t>________________________________________________________________</w:t>
-      </w:r>
-    </w:p>
-    <w:p>
-      <w:r>
-        <w:t>________________________________________________________________</w:t>
-      </w:r>
-    </w:p>
-    <w:p>
-      <w:r>
-        <w:t>________________________________________________________________</w:t>
-      </w:r>
-    </w:p>
-    <w:p>
-      <w:r>
-        <w:t>________________________________________________________________</w:t>
-      </w:r>
-    </w:p>
-    <w:p>
-      <w:r>
-        <w:t>________________________________________________________________</w:t>
+        <w:t>Predict, run and debug</w:t>
       </w:r>
     </w:p>
     <w:p>
@@ -2190,577 +2348,25 @@
         <w:pStyle w:val="Heading3"/>
       </w:pPr>
       <w:r>
-        <w:t>Hint · try first</w:t>
-      </w:r>
-    </w:p>
-    <w:p>
-      <w:pPr>
-        <w:spacing w:line="336" w:lineRule="auto" w:after="180"/>
-        <w:shd w:fill="F1F6F8"/>
-      </w:pPr>
-      <w:r>
-        <w:rPr>
-          <w:b w:val="0"/>
-        </w:rPr>
-        <w:t>Hint if needed: Read the steps in the pictorial case. Match the supplied detail to the stage that performs or records it.</w:t>
-      </w:r>
-    </w:p>
-    <w:p>
-      <w:pPr>
-        <w:pStyle w:val="Heading3"/>
-      </w:pPr>
-      <w:r>
-        <w:t>Feedback · compare after trying</w:t>
-      </w:r>
-    </w:p>
-    <w:p>
-      <w:pPr>
-        <w:spacing w:line="336" w:lineRule="auto" w:after="180"/>
-        <w:shd w:fill="F1F6FC"/>
-      </w:pPr>
-      <w:r>
-        <w:rPr>
-          <w:b w:val="0"/>
-        </w:rPr>
-        <w:t xml:space="preserve">After your attempt, compare with the supported explanation: Selective review Accept confidence&gt;=0.8: A and C; accuracy 1/2 and </w:t>
-      </w:r>
-      <w:r>
-        <w:rPr>
-          <w:b/>
-        </w:rPr>
-        <w:t>coverage</w:t>
-      </w:r>
-      <w:r>
-        <w:rPr>
-          <w:b w:val="0"/>
-        </w:rPr>
-        <w:t xml:space="preserve"> 2/3.</w:t>
-      </w:r>
-    </w:p>
-    <w:p>
-      <w:pPr>
-        <w:spacing w:line="336" w:lineRule="auto" w:after="180"/>
-        <w:shd w:fill="F1F6FC"/>
-      </w:pPr>
-      <w:r>
-        <w:rPr>
-          <w:b w:val="0"/>
-        </w:rPr>
-        <w:t>Positive-class probability and confidence in the chosen label differ when the predicted class is zero. For C, a class-one probability of 0.2 gives class-zero confidence 0.8 under this toy rule.</w:t>
-      </w:r>
-    </w:p>
-    <w:p>
-      <w:pPr>
-        <w:spacing w:line="336" w:lineRule="auto" w:after="180"/>
-        <w:shd w:fill="F1F6FC"/>
-      </w:pPr>
-      <w:r>
-        <w:rPr>
-          <w:b w:val="0"/>
-        </w:rPr>
-        <w:t xml:space="preserve">Selective accuracy counts only accepted cases; </w:t>
-      </w:r>
-      <w:r>
-        <w:rPr>
-          <w:b/>
-        </w:rPr>
-        <w:t>coverage</w:t>
-      </w:r>
-      <w:r>
-        <w:rPr>
-          <w:b w:val="0"/>
-        </w:rPr>
-        <w:t xml:space="preserve"> counts how many were accepted. A stricter cutoff can retain a confidently wrong case and lower accuracy on this supplied set.</w:t>
-      </w:r>
-    </w:p>
-    <w:p>
-      <w:pPr>
-        <w:pStyle w:val="Heading3"/>
-      </w:pPr>
-      <w:r>
-        <w:t>Practice 2: explain the deciding evidence</w:t>
-      </w:r>
-    </w:p>
-    <w:p>
-      <w:pPr>
-        <w:pStyle w:val="Heading3"/>
-      </w:pPr>
-      <w:r>
-        <w:t>Changed case · predict first</w:t>
-      </w:r>
-    </w:p>
-    <w:p>
-      <w:pPr>
-        <w:spacing w:line="336" w:lineRule="auto" w:after="180"/>
-        <w:shd w:fill="F5F1FB"/>
-      </w:pPr>
-      <w:r>
-        <w:rPr>
-          <w:b w:val="0"/>
-        </w:rPr>
-        <w:t>Changed-case practice: Raise the acceptance cutoff to 0.85. Which conclusion is supported by the supplied facts?</w:t>
-      </w:r>
-    </w:p>
-    <w:p>
-      <w:pPr>
-        <w:spacing w:line="336" w:lineRule="auto" w:after="180"/>
-        <w:shd w:fill="F4F9FC"/>
-      </w:pPr>
-      <w:r>
-        <w:rPr>
-          <w:b w:val="0"/>
-        </w:rPr>
-        <w:t xml:space="preserve">1. This one example guarantees correct results for every future </w:t>
-      </w:r>
-      <w:r>
-        <w:rPr>
-          <w:b/>
-        </w:rPr>
-        <w:t>input</w:t>
-      </w:r>
-      <w:r>
-        <w:rPr>
-          <w:b w:val="0"/>
-        </w:rPr>
-        <w:t>.</w:t>
-      </w:r>
-    </w:p>
-    <w:p>
-      <w:pPr>
-        <w:spacing w:line="336" w:lineRule="auto" w:after="180"/>
-        <w:shd w:fill="F4F9FC"/>
-      </w:pPr>
-      <w:r>
-        <w:rPr>
-          <w:b w:val="0"/>
-        </w:rPr>
-        <w:t xml:space="preserve">2. We can decide the result without examining the changed </w:t>
-      </w:r>
-      <w:r>
-        <w:rPr>
-          <w:b/>
-        </w:rPr>
-        <w:t>input</w:t>
-      </w:r>
-      <w:r>
-        <w:rPr>
-          <w:b w:val="0"/>
-        </w:rPr>
-        <w:t xml:space="preserve"> or the procedure.</w:t>
-      </w:r>
-    </w:p>
-    <w:p>
-      <w:pPr>
-        <w:spacing w:line="336" w:lineRule="auto" w:after="180"/>
-        <w:shd w:fill="F4F9FC"/>
-      </w:pPr>
-      <w:r>
-        <w:rPr>
-          <w:b w:val="0"/>
-        </w:rPr>
-        <w:t xml:space="preserve">3. Only A is accepted: accuracy 0/1, </w:t>
-      </w:r>
-      <w:r>
-        <w:rPr>
-          <w:b/>
-        </w:rPr>
-        <w:t>coverage</w:t>
-      </w:r>
-      <w:r>
-        <w:rPr>
-          <w:b w:val="0"/>
-        </w:rPr>
-        <w:t xml:space="preserve"> 1/3.</w:t>
-      </w:r>
-    </w:p>
-    <w:p>
-      <w:pPr>
-        <w:pStyle w:val="Heading3"/>
-      </w:pPr>
-      <w:r>
-        <w:t>My selected conclusion, deciding fact and explanation</w:t>
-      </w:r>
-    </w:p>
-    <w:p>
-      <w:r>
-        <w:t>________________________________________________________________</w:t>
-      </w:r>
-    </w:p>
-    <w:p>
-      <w:r>
-        <w:t>________________________________________________________________</w:t>
-      </w:r>
-    </w:p>
-    <w:p>
-      <w:r>
-        <w:t>________________________________________________________________</w:t>
-      </w:r>
-    </w:p>
-    <w:p>
-      <w:r>
-        <w:t>________________________________________________________________</w:t>
-      </w:r>
-    </w:p>
-    <w:p>
-      <w:r>
-        <w:t>________________________________________________________________</w:t>
-      </w:r>
-    </w:p>
-    <w:p>
-      <w:pPr>
-        <w:pStyle w:val="Heading3"/>
-      </w:pPr>
-      <w:r>
-        <w:t>Hint · try first</w:t>
-      </w:r>
-    </w:p>
-    <w:p>
-      <w:pPr>
-        <w:spacing w:line="336" w:lineRule="auto" w:after="180"/>
-        <w:shd w:fill="F1F6F8"/>
-      </w:pPr>
-      <w:r>
-        <w:rPr>
-          <w:b w:val="0"/>
-        </w:rPr>
-        <w:t>Hint if needed: Use the changed condition and the deciding step in the pictorial trace. The answer must say what follows from those facts.</w:t>
-      </w:r>
-    </w:p>
-    <w:p>
-      <w:pPr>
-        <w:pStyle w:val="Heading3"/>
-      </w:pPr>
-      <w:r>
-        <w:t>Feedback · compare after trying</w:t>
-      </w:r>
-    </w:p>
-    <w:p>
-      <w:pPr>
-        <w:spacing w:line="336" w:lineRule="auto" w:after="180"/>
-        <w:shd w:fill="F1F6FC"/>
-      </w:pPr>
-      <w:r>
-        <w:rPr>
-          <w:b w:val="0"/>
-        </w:rPr>
-        <w:t xml:space="preserve">After your attempt, compare with the supported explanation: Only A is accepted: accuracy 0/1, </w:t>
-      </w:r>
-      <w:r>
-        <w:rPr>
-          <w:b/>
-        </w:rPr>
-        <w:t>coverage</w:t>
-      </w:r>
-      <w:r>
-        <w:rPr>
-          <w:b w:val="0"/>
-        </w:rPr>
-        <w:t xml:space="preserve"> 1/3. The most confident supplied case is wrong; a stricter cutoff is not guaranteed to improve this set’s accuracy.</w:t>
-      </w:r>
-    </w:p>
-    <w:p>
-      <w:pPr>
-        <w:pStyle w:val="Heading3"/>
-      </w:pPr>
-      <w:r>
-        <w:t>Repair a missing building block</w:t>
-      </w:r>
-    </w:p>
-    <w:p>
-      <w:pPr>
-        <w:spacing w:line="336" w:lineRule="auto" w:after="180"/>
-      </w:pPr>
-      <w:r>
-        <w:rPr>
-          <w:b w:val="0"/>
-        </w:rPr>
-        <w:t xml:space="preserve">Review Transfer learning (ai-5/28). Goal: Trace a reused feature extractor and a newly fitted </w:t>
-      </w:r>
-      <w:r>
-        <w:rPr>
-          <w:b/>
-        </w:rPr>
-        <w:t>output</w:t>
-      </w:r>
-      <w:r>
-        <w:rPr>
-          <w:b w:val="0"/>
-        </w:rPr>
-        <w:t xml:space="preserve"> head. Short practice: Which part was trained for the new task?</w:t>
-      </w:r>
-    </w:p>
-    <w:p>
-      <w:pPr>
-        <w:spacing w:line="336" w:lineRule="auto" w:after="180"/>
-      </w:pPr>
-      <w:r>
-        <w:rPr>
-          <w:b w:val="0"/>
-        </w:rPr>
-        <w:t xml:space="preserve">Point to the relevant step in the picture, then write the changed result and the rule or </w:t>
-      </w:r>
-      <w:r>
-        <w:rPr>
-          <w:b/>
-        </w:rPr>
-        <w:t>evidence</w:t>
-      </w:r>
-      <w:r>
-        <w:rPr>
-          <w:b w:val="0"/>
-        </w:rPr>
-        <w:t xml:space="preserve"> that supports it.. Return to this week and explain what you changed.</w:t>
-      </w:r>
-    </w:p>
-    <w:p>
-      <w:pPr>
-        <w:spacing w:line="336" w:lineRule="auto" w:after="180"/>
-      </w:pPr>
-      <w:r>
-        <w:rPr>
-          <w:b w:val="0"/>
-        </w:rPr>
-        <w:t>Review Embeddings and neighbourhoods (ai-5/26). Goal: Look up a vector using a token ID and preserve sequence shape. Short practice: What would justify claiming nearby vectors mean related topics?</w:t>
-      </w:r>
-    </w:p>
-    <w:p>
-      <w:pPr>
-        <w:spacing w:line="336" w:lineRule="auto" w:after="180"/>
-      </w:pPr>
-      <w:r>
-        <w:rPr>
-          <w:b w:val="0"/>
-        </w:rPr>
-        <w:t xml:space="preserve">Point to the relevant step in the picture, then write the changed result and the rule or </w:t>
-      </w:r>
-      <w:r>
-        <w:rPr>
-          <w:b/>
-        </w:rPr>
-        <w:t>evidence</w:t>
-      </w:r>
-      <w:r>
-        <w:rPr>
-          <w:b w:val="0"/>
-        </w:rPr>
-        <w:t xml:space="preserve"> that supports it.. Return to this week and explain what you changed.</w:t>
-      </w:r>
-    </w:p>
-    <w:p>
-      <w:pPr>
-        <w:spacing w:line="336" w:lineRule="auto" w:after="180"/>
-      </w:pPr>
-      <w:r>
-        <w:rPr>
-          <w:b w:val="0"/>
-        </w:rPr>
-        <w:t xml:space="preserve">Review </w:t>
-      </w:r>
-      <w:r>
-        <w:rPr>
-          <w:b/>
-        </w:rPr>
-        <w:t>Training</w:t>
-      </w:r>
-      <w:r>
-        <w:rPr>
-          <w:b w:val="0"/>
-        </w:rPr>
-        <w:t xml:space="preserve"> a small image model (ai-5/23). Goal: Trace a complete image model with fixed features and one trained weight. Short practice: Does lower </w:t>
-      </w:r>
-      <w:r>
-        <w:rPr>
-          <w:b/>
-        </w:rPr>
-        <w:t>training</w:t>
-      </w:r>
-      <w:r>
-        <w:rPr>
-          <w:b w:val="0"/>
-        </w:rPr>
-        <w:t xml:space="preserve"> loss alone establish that four updates generalise better?</w:t>
-      </w:r>
-    </w:p>
-    <w:p>
-      <w:pPr>
-        <w:spacing w:line="336" w:lineRule="auto" w:after="180"/>
-      </w:pPr>
-      <w:r>
-        <w:rPr>
-          <w:b w:val="0"/>
-        </w:rPr>
-        <w:t xml:space="preserve">Point to the relevant step in the picture, then write the changed result and the rule or </w:t>
-      </w:r>
-      <w:r>
-        <w:rPr>
-          <w:b/>
-        </w:rPr>
-        <w:t>evidence</w:t>
-      </w:r>
-      <w:r>
-        <w:rPr>
-          <w:b w:val="0"/>
-        </w:rPr>
-        <w:t xml:space="preserve"> that supports it.. Return to this week and explain what you changed.</w:t>
-      </w:r>
-    </w:p>
-    <w:p>
-      <w:pPr>
-        <w:pStyle w:val="Heading3"/>
-      </w:pPr>
-      <w:r>
-        <w:t>Predict, run and debug</w:t>
-      </w:r>
-    </w:p>
-    <w:p>
-      <w:pPr>
-        <w:spacing w:line="336" w:lineRule="auto" w:after="180"/>
-      </w:pPr>
-      <w:r>
-        <w:rPr>
-          <w:b w:val="0"/>
-        </w:rPr>
-        <w:t xml:space="preserve">The browser lab lets you edit the supported Python examples already included in this lesson. Predict first, run, inspect the actual </w:t>
-      </w:r>
-      <w:r>
-        <w:rPr>
-          <w:b/>
-        </w:rPr>
-        <w:t>output</w:t>
-      </w:r>
-      <w:r>
-        <w:rPr>
-          <w:b w:val="0"/>
-        </w:rPr>
-        <w:t xml:space="preserve"> or error, change one </w:t>
-      </w:r>
-      <w:r>
-        <w:rPr>
-          <w:b/>
-        </w:rPr>
-        <w:t>input</w:t>
-      </w:r>
-      <w:r>
-        <w:rPr>
-          <w:b w:val="0"/>
-        </w:rPr>
-        <w:t>, then run again.</w:t>
-      </w:r>
-    </w:p>
-    <w:p>
-      <w:pPr>
-        <w:spacing w:line="336" w:lineRule="auto" w:after="180"/>
-      </w:pPr>
-      <w:r>
-        <w:rPr>
-          <w:b w:val="0"/>
-        </w:rPr>
-        <w:t xml:space="preserve">Keep code, </w:t>
-      </w:r>
-      <w:r>
-        <w:rPr>
-          <w:b/>
-        </w:rPr>
-        <w:t>prediction</w:t>
-      </w:r>
-      <w:r>
-        <w:rPr>
-          <w:b w:val="0"/>
-        </w:rPr>
-        <w:t>s, actual results and a reasoned revision together. On paper, label your result as a trace rather than an execution.</w:t>
-      </w:r>
-    </w:p>
-    <w:p>
-      <w:pPr>
-        <w:pStyle w:val="Heading3"/>
-      </w:pPr>
-      <w:r>
         <w:t>Keep your completed work</w:t>
       </w:r>
     </w:p>
     <w:p>
       <w:pPr>
-        <w:spacing w:line="336" w:lineRule="auto" w:after="180"/>
-      </w:pPr>
-      <w:r>
-        <w:rPr>
-          <w:b w:val="0"/>
-        </w:rPr>
-        <w:t xml:space="preserve">Use Download completed work in the hosted lesson to export your answers, reflections, practice feedback and code-run </w:t>
-      </w:r>
-      <w:r>
-        <w:rPr>
-          <w:b/>
-        </w:rPr>
-        <w:t>evidence</w:t>
-      </w:r>
-      <w:r>
-        <w:rPr>
-          <w:b w:val="0"/>
-        </w:rPr>
-        <w:t>. Open the HTML copy to read or print it.</w:t>
-      </w:r>
-    </w:p>
-    <w:p>
-      <w:pPr>
-        <w:spacing w:line="336" w:lineRule="auto" w:after="180"/>
-      </w:pPr>
-      <w:r>
-        <w:rPr>
-          <w:b w:val="0"/>
-        </w:rPr>
-        <w:t>Drafts stay in this browser when storage is available; clear drafts on a shared device.</w:t>
-      </w:r>
-    </w:p>
-    <w:p>
-      <w:pPr>
-        <w:pStyle w:val="Heading3"/>
-      </w:pPr>
-      <w:r>
-        <w:t>What I repaired, the evidence I kept and the next test</w:t>
-      </w:r>
-    </w:p>
-    <w:p>
-      <w:r>
-        <w:t>________________________________________________________________</w:t>
-      </w:r>
-    </w:p>
-    <w:p>
-      <w:r>
-        <w:t>________________________________________________________________</w:t>
-      </w:r>
-    </w:p>
-    <w:p>
-      <w:r>
-        <w:t>________________________________________________________________</w:t>
-      </w:r>
-    </w:p>
-    <w:p>
-      <w:r>
-        <w:t>________________________________________________________________</w:t>
-      </w:r>
-    </w:p>
-    <w:p>
-      <w:r>
-        <w:t>________________________________________________________________</w:t>
-      </w:r>
-    </w:p>
-    <w:p>
-      <w:pPr>
         <w:pStyle w:val="Heading1"/>
       </w:pPr>
       <w:r>
-        <w:t>15. Visual concept journey</w:t>
-      </w:r>
-    </w:p>
-    <w:p>
-      <w:r>
-        <w:t>Explain each Uncertainty and failure analysis picture from its labels, then record a relevant limit.</w:t>
-      </w:r>
-    </w:p>
-    <w:p>
-      <w:pPr>
-        <w:pStyle w:val="Heading3"/>
+        <w:t>15. Reference · Six-picture response sheets</w:t>
+      </w:r>
+    </w:p>
+    <w:p>
+      <w:r>
+        <w:t>Choose the picture that helps explain the current step.</w:t>
+      </w:r>
+    </w:p>
+    <w:p>
+      <w:pPr>
+        <w:pStyle w:val="Heading2"/>
       </w:pPr>
       <w:r>
         <w:t>01. Uncertainty and failure analysis: the case</w:t>
@@ -2839,7 +2445,6 @@
     <w:p>
       <w:pPr>
         <w:spacing w:line="336" w:lineRule="auto" w:after="180"/>
-        <w:shd w:fill="F5F1FB"/>
       </w:pPr>
       <w:r>
         <w:rPr>
@@ -2878,7 +2483,7 @@
     </w:p>
     <w:p>
       <w:pPr>
-        <w:pStyle w:val="Heading3"/>
+        <w:pStyle w:val="Heading2"/>
       </w:pPr>
       <w:r>
         <w:t>02. Follow the deciding steps</w:t>
@@ -2963,7 +2568,6 @@
     <w:p>
       <w:pPr>
         <w:spacing w:line="336" w:lineRule="auto" w:after="180"/>
-        <w:shd w:fill="F5F1FB"/>
       </w:pPr>
       <w:r>
         <w:rPr>
@@ -3014,7 +2618,7 @@
     </w:p>
     <w:p>
       <w:pPr>
-        <w:pStyle w:val="Heading3"/>
+        <w:pStyle w:val="Heading2"/>
       </w:pPr>
       <w:r>
         <w:t>03. Positive probability is not always chosen-label confidence</w:t>
@@ -3117,7 +2721,6 @@
     <w:p>
       <w:pPr>
         <w:spacing w:line="336" w:lineRule="auto" w:after="180"/>
-        <w:shd w:fill="F5F1FB"/>
       </w:pPr>
       <w:r>
         <w:rPr>
@@ -3156,7 +2759,7 @@
     </w:p>
     <w:p>
       <w:pPr>
-        <w:pStyle w:val="Heading3"/>
+        <w:pStyle w:val="Heading2"/>
       </w:pPr>
       <w:r>
         <w:t>04. Change one thing. Trace what follows.</w:t>
@@ -3247,7 +2850,6 @@
     <w:p>
       <w:pPr>
         <w:spacing w:line="336" w:lineRule="auto" w:after="180"/>
-        <w:shd w:fill="F5F1FB"/>
       </w:pPr>
       <w:r>
         <w:rPr>
@@ -3286,7 +2888,7 @@
     </w:p>
     <w:p>
       <w:pPr>
-        <w:pStyle w:val="Heading3"/>
+        <w:pStyle w:val="Heading2"/>
       </w:pPr>
       <w:r>
         <w:t>05. Connect the explanation to its limit</w:t>
@@ -3388,7 +2990,6 @@
     <w:p>
       <w:pPr>
         <w:spacing w:line="336" w:lineRule="auto" w:after="180"/>
-        <w:shd w:fill="F5F1FB"/>
       </w:pPr>
       <w:r>
         <w:rPr>
@@ -3427,7 +3028,7 @@
     </w:p>
     <w:p>
       <w:pPr>
-        <w:pStyle w:val="Heading3"/>
+        <w:pStyle w:val="Heading2"/>
       </w:pPr>
       <w:r>
         <w:t>06. Make the idea visible in your project</w:t>
@@ -3541,7 +3142,6 @@
     <w:p>
       <w:pPr>
         <w:spacing w:line="336" w:lineRule="auto" w:after="180"/>
-        <w:shd w:fill="F5F1FB"/>
       </w:pPr>
       <w:r>
         <w:rPr>
@@ -3588,6 +3188,62 @@
     <w:p>
       <w:r>
         <w:t>________________________________________________________________</w:t>
+      </w:r>
+    </w:p>
+    <w:p>
+      <w:pPr>
+        <w:pStyle w:val="Heading2"/>
+      </w:pPr>
+      <w:r>
+        <w:t>Earlier wording, alternatives and picture transcripts · reference / check after trying</w:t>
+      </w:r>
+    </w:p>
+    <w:p>
+      <w:pPr>
+        <w:pStyle w:val="Heading3"/>
+      </w:pPr>
+      <w:r>
+        <w:t>01. Uncertainty and failure analysis: the case</w:t>
+      </w:r>
+    </w:p>
+    <w:p>
+      <w:pPr>
+        <w:pStyle w:val="Heading3"/>
+      </w:pPr>
+      <w:r>
+        <w:t>02. Follow the deciding steps</w:t>
+      </w:r>
+    </w:p>
+    <w:p>
+      <w:pPr>
+        <w:pStyle w:val="Heading3"/>
+      </w:pPr>
+      <w:r>
+        <w:t>03. Positive probability is not always chosen-label confidence</w:t>
+      </w:r>
+    </w:p>
+    <w:p>
+      <w:pPr>
+        <w:pStyle w:val="Heading3"/>
+      </w:pPr>
+      <w:r>
+        <w:t>04. Change one thing. Trace what follows.</w:t>
+      </w:r>
+    </w:p>
+    <w:p>
+      <w:pPr>
+        <w:pStyle w:val="Heading3"/>
+      </w:pPr>
+      <w:r>
+        <w:t>05. Connect the explanation to its limit</w:t>
+      </w:r>
+    </w:p>
+    <w:p>
+      <w:pPr>
+        <w:pStyle w:val="Heading3"/>
+      </w:pPr>
+      <w:r>
+        <w:t>06. Make the idea visible in your project</w:t>
       </w:r>
     </w:p>
     <w:sectPr>
